--- a/swh/docx/005.content.docx
+++ b/swh/docx/005.content.docx
@@ -411,138 +411,102 @@
           <w:lang w:val="sw_KE" w:bidi="sw_KE"/>
         </w:rPr>
       </w:r>
-      <w:hyperlink r:id="rId13">
-        <w:r>
-          <w:rPr>
-            <w:lang w:val="sw_KE" w:bidi="sw_KE"/>
-          </w:rPr>
-          <w:rPr>
-            <w:color w:val="0000EE"/>
-            <w:u w:val="single"/>
-          </w:rPr>
-          <w:t>2 Mambo ya Nyakati 24:23–24</w:t>
-        </w:r>
-      </w:hyperlink>
-    </w:p>
-    <w:p>
-      <w:pPr>
-        <w:pStyle w:val="ListBullet"/>
-        <w:spacing w:line="240" w:lineRule="auto"/>
-        <w:ind w:left="720"/>
-      </w:pPr>
-      <w:r>
-        <w:rPr>
-          <w:lang w:val="sw_KE" w:bidi="sw_KE"/>
-        </w:rPr>
-      </w:r>
-      <w:hyperlink r:id="rId14">
-        <w:r>
-          <w:rPr>
-            <w:lang w:val="sw_KE" w:bidi="sw_KE"/>
-          </w:rPr>
-          <w:rPr>
-            <w:color w:val="0000EE"/>
-            <w:u w:val="single"/>
-          </w:rPr>
-          <w:t>Matendo 9:1–2</w:t>
-        </w:r>
-      </w:hyperlink>
-    </w:p>
-    <w:p>
-      <w:pPr>
-        <w:pStyle w:val="ListBullet"/>
-        <w:spacing w:line="240" w:lineRule="auto"/>
-        <w:ind w:left="720"/>
-      </w:pPr>
-      <w:r>
-        <w:rPr>
-          <w:lang w:val="sw_KE" w:bidi="sw_KE"/>
-        </w:rPr>
-      </w:r>
-      <w:hyperlink r:id="rId15">
-        <w:r>
-          <w:rPr>
-            <w:lang w:val="sw_KE" w:bidi="sw_KE"/>
-          </w:rPr>
-          <w:rPr>
-            <w:color w:val="0000EE"/>
-            <w:u w:val="single"/>
-          </w:rPr>
-          <w:t>Matendo 9:3</w:t>
-        </w:r>
-      </w:hyperlink>
-    </w:p>
-    <w:p>
-      <w:pPr>
-        <w:pStyle w:val="ListBullet"/>
-        <w:spacing w:line="240" w:lineRule="auto"/>
-        <w:ind w:left="720"/>
-      </w:pPr>
-      <w:r>
-        <w:rPr>
-          <w:lang w:val="sw_KE" w:bidi="sw_KE"/>
-        </w:rPr>
-      </w:r>
-      <w:hyperlink r:id="rId16">
-        <w:r>
-          <w:rPr>
-            <w:lang w:val="sw_KE" w:bidi="sw_KE"/>
-          </w:rPr>
-          <w:rPr>
-            <w:color w:val="0000EE"/>
-            <w:u w:val="single"/>
-          </w:rPr>
-          <w:t>Matendo 26:12</w:t>
-        </w:r>
-      </w:hyperlink>
-    </w:p>
-    <w:p>
-      <w:pPr>
-        <w:pStyle w:val="ListBullet"/>
-        <w:spacing w:line="240" w:lineRule="auto"/>
-        <w:ind w:left="720"/>
-      </w:pPr>
-      <w:r>
-        <w:rPr>
-          <w:lang w:val="sw_KE" w:bidi="sw_KE"/>
-        </w:rPr>
-      </w:r>
-      <w:hyperlink r:id="rId17">
-        <w:r>
-          <w:rPr>
-            <w:lang w:val="sw_KE" w:bidi="sw_KE"/>
-          </w:rPr>
-          <w:rPr>
-            <w:color w:val="0000EE"/>
-            <w:u w:val="single"/>
-          </w:rPr>
-          <w:t>Wagalatia 1:15–17</w:t>
-        </w:r>
-      </w:hyperlink>
-    </w:p>
-    <w:p>
-      <w:pPr>
-        <w:pStyle w:val="ListBullet"/>
-        <w:spacing w:line="240" w:lineRule="auto"/>
-        <w:ind w:left="720"/>
-      </w:pPr>
-      <w:r>
-        <w:rPr>
-          <w:lang w:val="sw_KE" w:bidi="sw_KE"/>
-        </w:rPr>
-      </w:r>
-      <w:hyperlink r:id="rId18">
-        <w:r>
-          <w:rPr>
-            <w:lang w:val="sw_KE" w:bidi="sw_KE"/>
-          </w:rPr>
-          <w:rPr>
-            <w:color w:val="0000EE"/>
-            <w:u w:val="single"/>
-          </w:rPr>
-          <w:t>Mwanzo 14:15–16</w:t>
-        </w:r>
-      </w:hyperlink>
+      <w:r>
+        <w:rPr>
+          <w:lang w:val="sw_KE" w:bidi="sw_KE"/>
+        </w:rPr>
+        <w:t>2 Mambo ya Nyakati 24:23–24</w:t>
+      </w:r>
+    </w:p>
+    <w:p>
+      <w:pPr>
+        <w:pStyle w:val="ListBullet"/>
+        <w:spacing w:line="240" w:lineRule="auto"/>
+        <w:ind w:left="720"/>
+      </w:pPr>
+      <w:r>
+        <w:rPr>
+          <w:lang w:val="sw_KE" w:bidi="sw_KE"/>
+        </w:rPr>
+      </w:r>
+      <w:r>
+        <w:rPr>
+          <w:lang w:val="sw_KE" w:bidi="sw_KE"/>
+        </w:rPr>
+        <w:t>Matendo 9:1–2</w:t>
+      </w:r>
+    </w:p>
+    <w:p>
+      <w:pPr>
+        <w:pStyle w:val="ListBullet"/>
+        <w:spacing w:line="240" w:lineRule="auto"/>
+        <w:ind w:left="720"/>
+      </w:pPr>
+      <w:r>
+        <w:rPr>
+          <w:lang w:val="sw_KE" w:bidi="sw_KE"/>
+        </w:rPr>
+      </w:r>
+      <w:r>
+        <w:rPr>
+          <w:lang w:val="sw_KE" w:bidi="sw_KE"/>
+        </w:rPr>
+        <w:t>Matendo 9:3</w:t>
+      </w:r>
+    </w:p>
+    <w:p>
+      <w:pPr>
+        <w:pStyle w:val="ListBullet"/>
+        <w:spacing w:line="240" w:lineRule="auto"/>
+        <w:ind w:left="720"/>
+      </w:pPr>
+      <w:r>
+        <w:rPr>
+          <w:lang w:val="sw_KE" w:bidi="sw_KE"/>
+        </w:rPr>
+      </w:r>
+      <w:r>
+        <w:rPr>
+          <w:lang w:val="sw_KE" w:bidi="sw_KE"/>
+        </w:rPr>
+        <w:t>Matendo 26:12</w:t>
+      </w:r>
+    </w:p>
+    <w:p>
+      <w:pPr>
+        <w:pStyle w:val="ListBullet"/>
+        <w:spacing w:line="240" w:lineRule="auto"/>
+        <w:ind w:left="720"/>
+      </w:pPr>
+      <w:r>
+        <w:rPr>
+          <w:lang w:val="sw_KE" w:bidi="sw_KE"/>
+        </w:rPr>
+      </w:r>
+      <w:r>
+        <w:rPr>
+          <w:lang w:val="sw_KE" w:bidi="sw_KE"/>
+        </w:rPr>
+        <w:t>Wagalatia 1:15–17</w:t>
+      </w:r>
+    </w:p>
+    <w:p>
+      <w:pPr>
+        <w:pStyle w:val="ListBullet"/>
+        <w:spacing w:line="240" w:lineRule="auto"/>
+        <w:ind w:left="720"/>
+      </w:pPr>
+      <w:r>
+        <w:rPr>
+          <w:lang w:val="sw_KE" w:bidi="sw_KE"/>
+        </w:rPr>
+      </w:r>
+      <w:r>
+        <w:rPr>
+          <w:lang w:val="sw_KE" w:bidi="sw_KE"/>
+        </w:rPr>
+        <w:t>Mwanzo 14:15–16</w:t>
+      </w:r>
     </w:p>
     <w:p>
       <w:pPr>
@@ -772,103 +736,73 @@
           <w:lang w:val="sw_KE" w:bidi="sw_KE"/>
         </w:rPr>
       </w:r>
-      <w:hyperlink r:id="rId19">
-        <w:r>
-          <w:rPr>
-            <w:lang w:val="sw_KE" w:bidi="sw_KE"/>
-          </w:rPr>
-          <w:rPr>
-            <w:color w:val="0000EE"/>
-            <w:u w:val="single"/>
-          </w:rPr>
-          <w:t>1 Mambo ya Nyakati 12:35</w:t>
-        </w:r>
-      </w:hyperlink>
-    </w:p>
-    <w:p>
-      <w:pPr>
-        <w:pStyle w:val="ListBullet"/>
-        <w:spacing w:line="240" w:lineRule="auto"/>
-        <w:ind w:left="720"/>
-      </w:pPr>
-      <w:r>
-        <w:rPr>
-          <w:lang w:val="sw_KE" w:bidi="sw_KE"/>
-        </w:rPr>
+      <w:r>
+        <w:rPr>
+          <w:lang w:val="sw_KE" w:bidi="sw_KE"/>
+        </w:rPr>
+        <w:t>1 Mambo ya Nyakati 12:35</w:t>
+      </w:r>
+    </w:p>
+    <w:p>
+      <w:pPr>
+        <w:pStyle w:val="ListBullet"/>
+        <w:spacing w:line="240" w:lineRule="auto"/>
+        <w:ind w:left="720"/>
+      </w:pPr>
+      <w:r>
+        <w:rPr>
+          <w:lang w:val="sw_KE" w:bidi="sw_KE"/>
+        </w:rPr>
+      </w:r>
+      <w:r>
+        <w:rPr>
+          <w:lang w:val="sw_KE" w:bidi="sw_KE"/>
+        </w:rPr>
+        <w:t>1 Wafalme 4:25</w:t>
         <w:br/>
       </w:r>
-      <w:hyperlink r:id="rId20">
-        <w:r>
-          <w:rPr>
-            <w:lang w:val="sw_KE" w:bidi="sw_KE"/>
-          </w:rPr>
-          <w:rPr>
-            <w:color w:val="0000EE"/>
-            <w:u w:val="single"/>
-          </w:rPr>
-          <w:t>1 Wafalme 4:25</w:t>
-        </w:r>
-      </w:hyperlink>
-      <w:hyperlink r:id="rId21">
-        <w:r>
-          <w:rPr>
-            <w:lang w:val="sw_KE" w:bidi="sw_KE"/>
-          </w:rPr>
-          <w:rPr>
-            <w:color w:val="0000EE"/>
-            <w:u w:val="single"/>
-          </w:rPr>
-          <w:t>Kutoka 1:1–5</w:t>
-        </w:r>
-      </w:hyperlink>
-    </w:p>
-    <w:p>
-      <w:pPr>
-        <w:pStyle w:val="ListBullet"/>
-        <w:spacing w:line="240" w:lineRule="auto"/>
-        <w:ind w:left="720"/>
-      </w:pPr>
-      <w:r>
-        <w:rPr>
-          <w:lang w:val="sw_KE" w:bidi="sw_KE"/>
-        </w:rPr>
-      </w:r>
-      <w:hyperlink r:id="rId22">
-        <w:r>
-          <w:rPr>
-            <w:lang w:val="sw_KE" w:bidi="sw_KE"/>
-          </w:rPr>
-          <w:rPr>
-            <w:color w:val="0000EE"/>
-            <w:u w:val="single"/>
-          </w:rPr>
-          <w:t>Mwanzo 14:14</w:t>
-        </w:r>
-      </w:hyperlink>
-    </w:p>
-    <w:p>
-      <w:pPr>
-        <w:pStyle w:val="ListBullet"/>
-        <w:spacing w:line="240" w:lineRule="auto"/>
-        <w:ind w:left="720"/>
-      </w:pPr>
-      <w:r>
-        <w:rPr>
-          <w:lang w:val="sw_KE" w:bidi="sw_KE"/>
-        </w:rPr>
-      </w:r>
-      <w:hyperlink r:id="rId23">
-        <w:r>
-          <w:rPr>
-            <w:lang w:val="sw_KE" w:bidi="sw_KE"/>
-          </w:rPr>
-          <w:rPr>
-            <w:color w:val="0000EE"/>
-            <w:u w:val="single"/>
-          </w:rPr>
-          <w:t>Mwanzo 30:6</w:t>
-        </w:r>
-      </w:hyperlink>
+      <w:r>
+        <w:rPr>
+          <w:lang w:val="sw_KE" w:bidi="sw_KE"/>
+        </w:rPr>
+        <w:t>Kutoka 1:1–5</w:t>
+      </w:r>
+    </w:p>
+    <w:p>
+      <w:pPr>
+        <w:pStyle w:val="ListBullet"/>
+        <w:spacing w:line="240" w:lineRule="auto"/>
+        <w:ind w:left="720"/>
+      </w:pPr>
+      <w:r>
+        <w:rPr>
+          <w:lang w:val="sw_KE" w:bidi="sw_KE"/>
+        </w:rPr>
+      </w:r>
+      <w:r>
+        <w:rPr>
+          <w:lang w:val="sw_KE" w:bidi="sw_KE"/>
+        </w:rPr>
+        <w:t>Mwanzo 14:14</w:t>
+      </w:r>
+    </w:p>
+    <w:p>
+      <w:pPr>
+        <w:pStyle w:val="ListBullet"/>
+        <w:spacing w:line="240" w:lineRule="auto"/>
+        <w:ind w:left="720"/>
+      </w:pPr>
+      <w:r>
+        <w:rPr>
+          <w:lang w:val="sw_KE" w:bidi="sw_KE"/>
+        </w:rPr>
+      </w:r>
+      <w:r>
+        <w:rPr>
+          <w:lang w:val="sw_KE" w:bidi="sw_KE"/>
+        </w:rPr>
+        <w:t>Mwanzo 30:6</w:t>
+      </w:r>
     </w:p>
     <w:p>
       <w:pPr>
@@ -1152,114 +1086,84 @@
           <w:lang w:val="sw_KE" w:bidi="sw_KE"/>
         </w:rPr>
       </w:r>
-      <w:hyperlink r:id="rId24">
-        <w:r>
-          <w:rPr>
-            <w:lang w:val="sw_KE" w:bidi="sw_KE"/>
-          </w:rPr>
-          <w:rPr>
-            <w:color w:val="0000EE"/>
-            <w:u w:val="single"/>
-          </w:rPr>
-          <w:t>Danieli 1:6–7</w:t>
-        </w:r>
-      </w:hyperlink>
-    </w:p>
-    <w:p>
-      <w:pPr>
-        <w:pStyle w:val="ListBullet"/>
-        <w:spacing w:line="240" w:lineRule="auto"/>
-        <w:ind w:left="720"/>
-      </w:pPr>
-      <w:r>
-        <w:rPr>
-          <w:lang w:val="sw_KE" w:bidi="sw_KE"/>
-        </w:rPr>
-      </w:r>
-      <w:hyperlink r:id="rId25">
-        <w:r>
-          <w:rPr>
-            <w:lang w:val="sw_KE" w:bidi="sw_KE"/>
-          </w:rPr>
-          <w:rPr>
-            <w:color w:val="0000EE"/>
-            <w:u w:val="single"/>
-          </w:rPr>
-          <w:t>Danieli 5:29</w:t>
-        </w:r>
-      </w:hyperlink>
-    </w:p>
-    <w:p>
-      <w:pPr>
-        <w:pStyle w:val="ListBullet"/>
-        <w:spacing w:line="240" w:lineRule="auto"/>
-        <w:ind w:left="720"/>
-      </w:pPr>
-      <w:r>
-        <w:rPr>
-          <w:lang w:val="sw_KE" w:bidi="sw_KE"/>
-        </w:rPr>
-      </w:r>
-      <w:hyperlink r:id="rId26">
-        <w:r>
-          <w:rPr>
-            <w:lang w:val="sw_KE" w:bidi="sw_KE"/>
-          </w:rPr>
-          <w:rPr>
-            <w:color w:val="0000EE"/>
-            <w:u w:val="single"/>
-          </w:rPr>
-          <w:t>Danieli 7:28</w:t>
-        </w:r>
-      </w:hyperlink>
-    </w:p>
-    <w:p>
-      <w:pPr>
-        <w:pStyle w:val="ListBullet"/>
-        <w:spacing w:line="240" w:lineRule="auto"/>
-        <w:ind w:left="720"/>
-      </w:pPr>
-      <w:r>
-        <w:rPr>
-          <w:lang w:val="sw_KE" w:bidi="sw_KE"/>
-        </w:rPr>
-      </w:r>
-      <w:hyperlink r:id="rId27">
-        <w:r>
-          <w:rPr>
-            <w:lang w:val="sw_KE" w:bidi="sw_KE"/>
-          </w:rPr>
-          <w:rPr>
-            <w:color w:val="0000EE"/>
-            <w:u w:val="single"/>
-          </w:rPr>
-          <w:t>Ezekieli 14:12–14</w:t>
-        </w:r>
-      </w:hyperlink>
-    </w:p>
-    <w:p>
-      <w:pPr>
-        <w:pStyle w:val="ListBullet"/>
-        <w:spacing w:line="240" w:lineRule="auto"/>
-        <w:ind w:left="720"/>
-      </w:pPr>
-      <w:r>
-        <w:rPr>
-          <w:lang w:val="sw_KE" w:bidi="sw_KE"/>
-        </w:rPr>
-      </w:r>
-      <w:hyperlink r:id="rId28">
-        <w:r>
-          <w:rPr>
-            <w:lang w:val="sw_KE" w:bidi="sw_KE"/>
-          </w:rPr>
-          <w:rPr>
-            <w:color w:val="0000EE"/>
-            <w:u w:val="single"/>
-          </w:rPr>
-          <w:t>Mathayo 24:15</w:t>
-        </w:r>
-      </w:hyperlink>
+      <w:r>
+        <w:rPr>
+          <w:lang w:val="sw_KE" w:bidi="sw_KE"/>
+        </w:rPr>
+        <w:t>Danieli 1:6–7</w:t>
+      </w:r>
+    </w:p>
+    <w:p>
+      <w:pPr>
+        <w:pStyle w:val="ListBullet"/>
+        <w:spacing w:line="240" w:lineRule="auto"/>
+        <w:ind w:left="720"/>
+      </w:pPr>
+      <w:r>
+        <w:rPr>
+          <w:lang w:val="sw_KE" w:bidi="sw_KE"/>
+        </w:rPr>
+      </w:r>
+      <w:r>
+        <w:rPr>
+          <w:lang w:val="sw_KE" w:bidi="sw_KE"/>
+        </w:rPr>
+        <w:t>Danieli 5:29</w:t>
+      </w:r>
+    </w:p>
+    <w:p>
+      <w:pPr>
+        <w:pStyle w:val="ListBullet"/>
+        <w:spacing w:line="240" w:lineRule="auto"/>
+        <w:ind w:left="720"/>
+      </w:pPr>
+      <w:r>
+        <w:rPr>
+          <w:lang w:val="sw_KE" w:bidi="sw_KE"/>
+        </w:rPr>
+      </w:r>
+      <w:r>
+        <w:rPr>
+          <w:lang w:val="sw_KE" w:bidi="sw_KE"/>
+        </w:rPr>
+        <w:t>Danieli 7:28</w:t>
+      </w:r>
+    </w:p>
+    <w:p>
+      <w:pPr>
+        <w:pStyle w:val="ListBullet"/>
+        <w:spacing w:line="240" w:lineRule="auto"/>
+        <w:ind w:left="720"/>
+      </w:pPr>
+      <w:r>
+        <w:rPr>
+          <w:lang w:val="sw_KE" w:bidi="sw_KE"/>
+        </w:rPr>
+      </w:r>
+      <w:r>
+        <w:rPr>
+          <w:lang w:val="sw_KE" w:bidi="sw_KE"/>
+        </w:rPr>
+        <w:t>Ezekieli 14:12–14</w:t>
+      </w:r>
+    </w:p>
+    <w:p>
+      <w:pPr>
+        <w:pStyle w:val="ListBullet"/>
+        <w:spacing w:line="240" w:lineRule="auto"/>
+        <w:ind w:left="720"/>
+      </w:pPr>
+      <w:r>
+        <w:rPr>
+          <w:lang w:val="sw_KE" w:bidi="sw_KE"/>
+        </w:rPr>
+      </w:r>
+      <w:r>
+        <w:rPr>
+          <w:lang w:val="sw_KE" w:bidi="sw_KE"/>
+        </w:rPr>
+        <w:t>Mathayo 24:15</w:t>
+      </w:r>
     </w:p>
     <w:p>
       <w:pPr>
@@ -1495,79 +1399,55 @@
           <w:lang w:val="sw_KE" w:bidi="sw_KE"/>
         </w:rPr>
       </w:r>
-      <w:hyperlink r:id="rId29">
-        <w:r>
-          <w:rPr>
-            <w:lang w:val="sw_KE" w:bidi="sw_KE"/>
-          </w:rPr>
-          <w:rPr>
-            <w:color w:val="0000EE"/>
-            <w:u w:val="single"/>
-          </w:rPr>
-          <w:t>Ezra 4:4–6</w:t>
-        </w:r>
-      </w:hyperlink>
-    </w:p>
-    <w:p>
-      <w:pPr>
-        <w:pStyle w:val="ListBullet"/>
-        <w:spacing w:line="240" w:lineRule="auto"/>
-        <w:ind w:left="720"/>
-      </w:pPr>
-      <w:r>
-        <w:rPr>
-          <w:lang w:val="sw_KE" w:bidi="sw_KE"/>
-        </w:rPr>
-      </w:r>
-      <w:hyperlink r:id="rId30">
-        <w:r>
-          <w:rPr>
-            <w:lang w:val="sw_KE" w:bidi="sw_KE"/>
-          </w:rPr>
-          <w:rPr>
-            <w:color w:val="0000EE"/>
-            <w:u w:val="single"/>
-          </w:rPr>
-          <w:t>Hagai 1:1</w:t>
-        </w:r>
-      </w:hyperlink>
-    </w:p>
-    <w:p>
-      <w:pPr>
-        <w:pStyle w:val="ListBullet"/>
-        <w:spacing w:line="240" w:lineRule="auto"/>
-        <w:ind w:left="720"/>
-      </w:pPr>
-      <w:r>
-        <w:rPr>
-          <w:lang w:val="sw_KE" w:bidi="sw_KE"/>
-        </w:rPr>
+      <w:r>
+        <w:rPr>
+          <w:lang w:val="sw_KE" w:bidi="sw_KE"/>
+        </w:rPr>
+        <w:t>Ezra 4:4–6</w:t>
+      </w:r>
+    </w:p>
+    <w:p>
+      <w:pPr>
+        <w:pStyle w:val="ListBullet"/>
+        <w:spacing w:line="240" w:lineRule="auto"/>
+        <w:ind w:left="720"/>
+      </w:pPr>
+      <w:r>
+        <w:rPr>
+          <w:lang w:val="sw_KE" w:bidi="sw_KE"/>
+        </w:rPr>
+      </w:r>
+      <w:r>
+        <w:rPr>
+          <w:lang w:val="sw_KE" w:bidi="sw_KE"/>
+        </w:rPr>
+        <w:t>Hagai 1:1</w:t>
+      </w:r>
+    </w:p>
+    <w:p>
+      <w:pPr>
+        <w:pStyle w:val="ListBullet"/>
+        <w:spacing w:line="240" w:lineRule="auto"/>
+        <w:ind w:left="720"/>
+      </w:pPr>
+      <w:r>
+        <w:rPr>
+          <w:lang w:val="sw_KE" w:bidi="sw_KE"/>
+        </w:rPr>
+      </w:r>
+      <w:r>
+        <w:rPr>
+          <w:lang w:val="sw_KE" w:bidi="sw_KE"/>
+        </w:rPr>
+        <w:t>Nehemia 12:22</w:t>
         <w:br/>
       </w:r>
-      <w:hyperlink r:id="rId31">
-        <w:r>
-          <w:rPr>
-            <w:lang w:val="sw_KE" w:bidi="sw_KE"/>
-          </w:rPr>
-          <w:rPr>
-            <w:color w:val="0000EE"/>
-            <w:u w:val="single"/>
-          </w:rPr>
-          <w:t>Nehemia 12:22</w:t>
-        </w:r>
-      </w:hyperlink>
-      <w:hyperlink r:id="rId32">
-        <w:r>
-          <w:rPr>
-            <w:lang w:val="sw_KE" w:bidi="sw_KE"/>
-          </w:rPr>
-          <w:rPr>
-            <w:color w:val="0000EE"/>
-            <w:u w:val="single"/>
-          </w:rPr>
-          <w:t>Zekaria 1:1</w:t>
-        </w:r>
-      </w:hyperlink>
+      <w:r>
+        <w:rPr>
+          <w:lang w:val="sw_KE" w:bidi="sw_KE"/>
+        </w:rPr>
+        <w:t>Zekaria 1:1</w:t>
+      </w:r>
     </w:p>
     <w:p>
       <w:pPr>
@@ -1833,186 +1713,138 @@
           <w:lang w:val="sw_KE" w:bidi="sw_KE"/>
         </w:rPr>
       </w:r>
-      <w:hyperlink r:id="rId33">
-        <w:r>
-          <w:rPr>
-            <w:lang w:val="sw_KE" w:bidi="sw_KE"/>
-          </w:rPr>
-          <w:rPr>
-            <w:color w:val="0000EE"/>
-            <w:u w:val="single"/>
-          </w:rPr>
-          <w:t>1 Samweli 17:12–13</w:t>
-        </w:r>
-      </w:hyperlink>
-    </w:p>
-    <w:p>
-      <w:pPr>
-        <w:pStyle w:val="ListBullet"/>
-        <w:spacing w:line="240" w:lineRule="auto"/>
-        <w:ind w:left="720"/>
-      </w:pPr>
-      <w:r>
-        <w:rPr>
-          <w:lang w:val="sw_KE" w:bidi="sw_KE"/>
-        </w:rPr>
-      </w:r>
-      <w:hyperlink r:id="rId34">
-        <w:r>
-          <w:rPr>
-            <w:lang w:val="sw_KE" w:bidi="sw_KE"/>
-          </w:rPr>
-          <w:rPr>
-            <w:color w:val="0000EE"/>
-            <w:u w:val="single"/>
-          </w:rPr>
-          <w:t>1 Samweli 20:34</w:t>
-        </w:r>
-      </w:hyperlink>
-    </w:p>
-    <w:p>
-      <w:pPr>
-        <w:pStyle w:val="ListBullet"/>
-        <w:spacing w:line="240" w:lineRule="auto"/>
-        <w:ind w:left="720"/>
-      </w:pPr>
-      <w:r>
-        <w:rPr>
-          <w:lang w:val="sw_KE" w:bidi="sw_KE"/>
-        </w:rPr>
-      </w:r>
-      <w:hyperlink r:id="rId35">
-        <w:r>
-          <w:rPr>
-            <w:lang w:val="sw_KE" w:bidi="sw_KE"/>
-          </w:rPr>
-          <w:rPr>
-            <w:color w:val="0000EE"/>
-            <w:u w:val="single"/>
-          </w:rPr>
-          <w:t>2 Samweli 5:2</w:t>
-        </w:r>
-      </w:hyperlink>
-    </w:p>
-    <w:p>
-      <w:pPr>
-        <w:pStyle w:val="ListBullet"/>
-        <w:spacing w:line="240" w:lineRule="auto"/>
-        <w:ind w:left="720"/>
-      </w:pPr>
-      <w:r>
-        <w:rPr>
-          <w:lang w:val="sw_KE" w:bidi="sw_KE"/>
-        </w:rPr>
-      </w:r>
-      <w:hyperlink r:id="rId36">
-        <w:r>
-          <w:rPr>
-            <w:lang w:val="sw_KE" w:bidi="sw_KE"/>
-          </w:rPr>
-          <w:rPr>
-            <w:color w:val="0000EE"/>
-            <w:u w:val="single"/>
-          </w:rPr>
-          <w:t>2 Timotheo 2:8</w:t>
-        </w:r>
-      </w:hyperlink>
-    </w:p>
-    <w:p>
-      <w:pPr>
-        <w:pStyle w:val="ListBullet"/>
-        <w:spacing w:line="240" w:lineRule="auto"/>
-        <w:ind w:left="720"/>
-      </w:pPr>
-      <w:r>
-        <w:rPr>
-          <w:lang w:val="sw_KE" w:bidi="sw_KE"/>
-        </w:rPr>
-      </w:r>
-      <w:hyperlink r:id="rId37">
-        <w:r>
-          <w:rPr>
-            <w:lang w:val="sw_KE" w:bidi="sw_KE"/>
-          </w:rPr>
-          <w:rPr>
-            <w:color w:val="0000EE"/>
-            <w:u w:val="single"/>
-          </w:rPr>
-          <w:t>Matendo 2:25</w:t>
-        </w:r>
-      </w:hyperlink>
-    </w:p>
-    <w:p>
-      <w:pPr>
-        <w:pStyle w:val="ListBullet"/>
-        <w:spacing w:line="240" w:lineRule="auto"/>
-        <w:ind w:left="720"/>
-      </w:pPr>
-      <w:r>
-        <w:rPr>
-          <w:lang w:val="sw_KE" w:bidi="sw_KE"/>
-        </w:rPr>
-      </w:r>
-      <w:hyperlink r:id="rId38">
-        <w:r>
-          <w:rPr>
-            <w:lang w:val="sw_KE" w:bidi="sw_KE"/>
-          </w:rPr>
-          <w:rPr>
-            <w:color w:val="0000EE"/>
-            <w:u w:val="single"/>
-          </w:rPr>
-          <w:t>Matendo 13:22</w:t>
-        </w:r>
-      </w:hyperlink>
-    </w:p>
-    <w:p>
-      <w:pPr>
-        <w:pStyle w:val="ListBullet"/>
-        <w:spacing w:line="240" w:lineRule="auto"/>
-        <w:ind w:left="720"/>
-      </w:pPr>
-      <w:r>
-        <w:rPr>
-          <w:lang w:val="sw_KE" w:bidi="sw_KE"/>
-        </w:rPr>
-      </w:r>
-      <w:hyperlink r:id="rId39">
-        <w:r>
-          <w:rPr>
-            <w:lang w:val="sw_KE" w:bidi="sw_KE"/>
-          </w:rPr>
-          <w:rPr>
-            <w:color w:val="0000EE"/>
-            <w:u w:val="single"/>
-          </w:rPr>
-          <w:t>Luka 1:32</w:t>
-        </w:r>
-      </w:hyperlink>
-    </w:p>
-    <w:p>
-      <w:pPr>
-        <w:pStyle w:val="ListBullet"/>
-        <w:spacing w:line="240" w:lineRule="auto"/>
-        <w:ind w:left="720"/>
-      </w:pPr>
-      <w:r>
-        <w:rPr>
-          <w:lang w:val="sw_KE" w:bidi="sw_KE"/>
-        </w:rPr>
-      </w:r>
-      <w:hyperlink r:id="rId40">
-        <w:r>
-          <w:rPr>
-            <w:lang w:val="sw_KE" w:bidi="sw_KE"/>
-          </w:rPr>
-          <w:rPr>
-            <w:color w:val="0000EE"/>
-            <w:u w:val="single"/>
-          </w:rPr>
-          <w:t>Marko 2:26</w:t>
-        </w:r>
-      </w:hyperlink>
+      <w:r>
+        <w:rPr>
+          <w:lang w:val="sw_KE" w:bidi="sw_KE"/>
+        </w:rPr>
+        <w:t>1 Samweli 17:12–13</w:t>
+      </w:r>
+    </w:p>
+    <w:p>
+      <w:pPr>
+        <w:pStyle w:val="ListBullet"/>
+        <w:spacing w:line="240" w:lineRule="auto"/>
+        <w:ind w:left="720"/>
+      </w:pPr>
+      <w:r>
+        <w:rPr>
+          <w:lang w:val="sw_KE" w:bidi="sw_KE"/>
+        </w:rPr>
+      </w:r>
+      <w:r>
+        <w:rPr>
+          <w:lang w:val="sw_KE" w:bidi="sw_KE"/>
+        </w:rPr>
+        <w:t>1 Samweli 20:34</w:t>
+      </w:r>
+    </w:p>
+    <w:p>
+      <w:pPr>
+        <w:pStyle w:val="ListBullet"/>
+        <w:spacing w:line="240" w:lineRule="auto"/>
+        <w:ind w:left="720"/>
+      </w:pPr>
+      <w:r>
+        <w:rPr>
+          <w:lang w:val="sw_KE" w:bidi="sw_KE"/>
+        </w:rPr>
+      </w:r>
+      <w:r>
+        <w:rPr>
+          <w:lang w:val="sw_KE" w:bidi="sw_KE"/>
+        </w:rPr>
+        <w:t>2 Samweli 5:2</w:t>
+      </w:r>
+    </w:p>
+    <w:p>
+      <w:pPr>
+        <w:pStyle w:val="ListBullet"/>
+        <w:spacing w:line="240" w:lineRule="auto"/>
+        <w:ind w:left="720"/>
+      </w:pPr>
+      <w:r>
+        <w:rPr>
+          <w:lang w:val="sw_KE" w:bidi="sw_KE"/>
+        </w:rPr>
+      </w:r>
+      <w:r>
+        <w:rPr>
+          <w:lang w:val="sw_KE" w:bidi="sw_KE"/>
+        </w:rPr>
+        <w:t>2 Timotheo 2:8</w:t>
+      </w:r>
+    </w:p>
+    <w:p>
+      <w:pPr>
+        <w:pStyle w:val="ListBullet"/>
+        <w:spacing w:line="240" w:lineRule="auto"/>
+        <w:ind w:left="720"/>
+      </w:pPr>
+      <w:r>
+        <w:rPr>
+          <w:lang w:val="sw_KE" w:bidi="sw_KE"/>
+        </w:rPr>
+      </w:r>
+      <w:r>
+        <w:rPr>
+          <w:lang w:val="sw_KE" w:bidi="sw_KE"/>
+        </w:rPr>
+        <w:t>Matendo 2:25</w:t>
+      </w:r>
+    </w:p>
+    <w:p>
+      <w:pPr>
+        <w:pStyle w:val="ListBullet"/>
+        <w:spacing w:line="240" w:lineRule="auto"/>
+        <w:ind w:left="720"/>
+      </w:pPr>
+      <w:r>
+        <w:rPr>
+          <w:lang w:val="sw_KE" w:bidi="sw_KE"/>
+        </w:rPr>
+      </w:r>
+      <w:r>
+        <w:rPr>
+          <w:lang w:val="sw_KE" w:bidi="sw_KE"/>
+        </w:rPr>
+        <w:t>Matendo 13:22</w:t>
+      </w:r>
+    </w:p>
+    <w:p>
+      <w:pPr>
+        <w:pStyle w:val="ListBullet"/>
+        <w:spacing w:line="240" w:lineRule="auto"/>
+        <w:ind w:left="720"/>
+      </w:pPr>
+      <w:r>
+        <w:rPr>
+          <w:lang w:val="sw_KE" w:bidi="sw_KE"/>
+        </w:rPr>
+      </w:r>
+      <w:r>
+        <w:rPr>
+          <w:lang w:val="sw_KE" w:bidi="sw_KE"/>
+        </w:rPr>
+        <w:t>Luka 1:32</w:t>
+      </w:r>
+    </w:p>
+    <w:p>
+      <w:pPr>
+        <w:pStyle w:val="ListBullet"/>
+        <w:spacing w:line="240" w:lineRule="auto"/>
+        <w:ind w:left="720"/>
+      </w:pPr>
+      <w:r>
+        <w:rPr>
+          <w:lang w:val="sw_KE" w:bidi="sw_KE"/>
+        </w:rPr>
+      </w:r>
+      <w:r>
+        <w:rPr>
+          <w:lang w:val="sw_KE" w:bidi="sw_KE"/>
+        </w:rPr>
+        <w:t>Marko 2:26</w:t>
+      </w:r>
     </w:p>
     <w:p>
       <w:pPr>
@@ -2604,69 +2436,45 @@
         <w:rPr>
           <w:lang w:val="sw_KE" w:bidi="sw_KE"/>
         </w:rPr>
+      </w:r>
+      <w:r>
+        <w:rPr>
+          <w:lang w:val="sw_KE" w:bidi="sw_KE"/>
+        </w:rPr>
+        <w:t>Waamuzi 16:4–5</w:t>
         <w:br/>
       </w:r>
-      <w:hyperlink r:id="rId41">
-        <w:r>
-          <w:rPr>
-            <w:lang w:val="sw_KE" w:bidi="sw_KE"/>
-          </w:rPr>
-          <w:rPr>
-            <w:color w:val="0000EE"/>
-            <w:u w:val="single"/>
-          </w:rPr>
-          <w:t>Waamuzi 16:4–5</w:t>
-        </w:r>
-      </w:hyperlink>
-      <w:hyperlink r:id="rId42">
-        <w:r>
-          <w:rPr>
-            <w:lang w:val="sw_KE" w:bidi="sw_KE"/>
-          </w:rPr>
-          <w:rPr>
-            <w:color w:val="0000EE"/>
-            <w:u w:val="single"/>
-          </w:rPr>
-          <w:t>Waamuzi 16:6–7</w:t>
-        </w:r>
-      </w:hyperlink>
-    </w:p>
-    <w:p>
-      <w:pPr>
-        <w:pStyle w:val="ListBullet"/>
-        <w:spacing w:line="240" w:lineRule="auto"/>
-        <w:ind w:left="720"/>
-      </w:pPr>
-      <w:r>
-        <w:rPr>
-          <w:lang w:val="sw_KE" w:bidi="sw_KE"/>
-        </w:rPr>
+      <w:r>
+        <w:rPr>
+          <w:lang w:val="sw_KE" w:bidi="sw_KE"/>
+        </w:rPr>
+        <w:t>Waamuzi 16:6–7</w:t>
+      </w:r>
+    </w:p>
+    <w:p>
+      <w:pPr>
+        <w:pStyle w:val="ListBullet"/>
+        <w:spacing w:line="240" w:lineRule="auto"/>
+        <w:ind w:left="720"/>
+      </w:pPr>
+      <w:r>
+        <w:rPr>
+          <w:lang w:val="sw_KE" w:bidi="sw_KE"/>
+        </w:rPr>
+      </w:r>
+      <w:r>
+        <w:rPr>
+          <w:lang w:val="sw_KE" w:bidi="sw_KE"/>
+        </w:rPr>
+        <w:t>Waamuzi 16:10</w:t>
         <w:br/>
       </w:r>
-      <w:hyperlink r:id="rId43">
-        <w:r>
-          <w:rPr>
-            <w:lang w:val="sw_KE" w:bidi="sw_KE"/>
-          </w:rPr>
-          <w:rPr>
-            <w:color w:val="0000EE"/>
-            <w:u w:val="single"/>
-          </w:rPr>
-          <w:t>Waamuzi 16:10</w:t>
-        </w:r>
-      </w:hyperlink>
-      <w:hyperlink r:id="rId44">
-        <w:r>
-          <w:rPr>
-            <w:lang w:val="sw_KE" w:bidi="sw_KE"/>
-          </w:rPr>
-          <w:rPr>
-            <w:color w:val="0000EE"/>
-            <w:u w:val="single"/>
-          </w:rPr>
-          <w:t>Waamuzi 16:18</w:t>
-        </w:r>
-      </w:hyperlink>
+      <w:r>
+        <w:rPr>
+          <w:lang w:val="sw_KE" w:bidi="sw_KE"/>
+        </w:rPr>
+        <w:t>Waamuzi 16:18</w:t>
+      </w:r>
     </w:p>
     <w:p>
       <w:pPr>
@@ -2936,90 +2744,66 @@
           <w:lang w:val="sw_KE" w:bidi="sw_KE"/>
         </w:rPr>
       </w:r>
-      <w:hyperlink r:id="rId45">
-        <w:r>
-          <w:rPr>
-            <w:lang w:val="sw_KE" w:bidi="sw_KE"/>
-          </w:rPr>
-          <w:rPr>
-            <w:color w:val="0000EE"/>
-            <w:u w:val="single"/>
-          </w:rPr>
-          <w:t>1 Wathesalonike 5:8</w:t>
-        </w:r>
-      </w:hyperlink>
-    </w:p>
-    <w:p>
-      <w:pPr>
-        <w:pStyle w:val="ListBullet"/>
-        <w:spacing w:line="240" w:lineRule="auto"/>
-        <w:ind w:left="720"/>
-      </w:pPr>
-      <w:r>
-        <w:rPr>
-          <w:lang w:val="sw_KE" w:bidi="sw_KE"/>
-        </w:rPr>
-      </w:r>
-      <w:hyperlink r:id="rId46">
-        <w:r>
-          <w:rPr>
-            <w:lang w:val="sw_KE" w:bidi="sw_KE"/>
-          </w:rPr>
-          <w:rPr>
-            <w:color w:val="0000EE"/>
-            <w:u w:val="single"/>
-          </w:rPr>
-          <w:t>Kutoka 39:14–16</w:t>
-        </w:r>
-      </w:hyperlink>
-    </w:p>
-    <w:p>
-      <w:pPr>
-        <w:pStyle w:val="ListBullet"/>
-        <w:spacing w:line="240" w:lineRule="auto"/>
-        <w:ind w:left="720"/>
-      </w:pPr>
-      <w:r>
-        <w:rPr>
-          <w:lang w:val="sw_KE" w:bidi="sw_KE"/>
-        </w:rPr>
-      </w:r>
-      <w:hyperlink r:id="rId47">
-        <w:r>
-          <w:rPr>
-            <w:lang w:val="sw_KE" w:bidi="sw_KE"/>
-          </w:rPr>
-          <w:rPr>
-            <w:color w:val="0000EE"/>
-            <w:u w:val="single"/>
-          </w:rPr>
-          <w:t>Isaya 59:17</w:t>
-        </w:r>
-      </w:hyperlink>
-    </w:p>
-    <w:p>
-      <w:pPr>
-        <w:pStyle w:val="ListBullet"/>
-        <w:spacing w:line="240" w:lineRule="auto"/>
-        <w:ind w:left="720"/>
-      </w:pPr>
-      <w:r>
-        <w:rPr>
-          <w:lang w:val="sw_KE" w:bidi="sw_KE"/>
-        </w:rPr>
-      </w:r>
-      <w:hyperlink r:id="rId48">
-        <w:r>
-          <w:rPr>
-            <w:lang w:val="sw_KE" w:bidi="sw_KE"/>
-          </w:rPr>
-          <w:rPr>
-            <w:color w:val="0000EE"/>
-            <w:u w:val="single"/>
-          </w:rPr>
-          <w:t>Ufunuo 9:7–9</w:t>
-        </w:r>
-      </w:hyperlink>
+      <w:r>
+        <w:rPr>
+          <w:lang w:val="sw_KE" w:bidi="sw_KE"/>
+        </w:rPr>
+        <w:t>1 Wathesalonike 5:8</w:t>
+      </w:r>
+    </w:p>
+    <w:p>
+      <w:pPr>
+        <w:pStyle w:val="ListBullet"/>
+        <w:spacing w:line="240" w:lineRule="auto"/>
+        <w:ind w:left="720"/>
+      </w:pPr>
+      <w:r>
+        <w:rPr>
+          <w:lang w:val="sw_KE" w:bidi="sw_KE"/>
+        </w:rPr>
+      </w:r>
+      <w:r>
+        <w:rPr>
+          <w:lang w:val="sw_KE" w:bidi="sw_KE"/>
+        </w:rPr>
+        <w:t>Kutoka 39:14–16</w:t>
+      </w:r>
+    </w:p>
+    <w:p>
+      <w:pPr>
+        <w:pStyle w:val="ListBullet"/>
+        <w:spacing w:line="240" w:lineRule="auto"/>
+        <w:ind w:left="720"/>
+      </w:pPr>
+      <w:r>
+        <w:rPr>
+          <w:lang w:val="sw_KE" w:bidi="sw_KE"/>
+        </w:rPr>
+      </w:r>
+      <w:r>
+        <w:rPr>
+          <w:lang w:val="sw_KE" w:bidi="sw_KE"/>
+        </w:rPr>
+        <w:t>Isaya 59:17</w:t>
+      </w:r>
+    </w:p>
+    <w:p>
+      <w:pPr>
+        <w:pStyle w:val="ListBullet"/>
+        <w:spacing w:line="240" w:lineRule="auto"/>
+        <w:ind w:left="720"/>
+      </w:pPr>
+      <w:r>
+        <w:rPr>
+          <w:lang w:val="sw_KE" w:bidi="sw_KE"/>
+        </w:rPr>
+      </w:r>
+      <w:r>
+        <w:rPr>
+          <w:lang w:val="sw_KE" w:bidi="sw_KE"/>
+        </w:rPr>
+        <w:t>Ufunuo 9:7–9</w:t>
+      </w:r>
     </w:p>
     <w:p>
       <w:pPr>
@@ -3460,186 +3244,138 @@
           <w:lang w:val="sw_KE" w:bidi="sw_KE"/>
         </w:rPr>
       </w:r>
-      <w:hyperlink r:id="rId49">
-        <w:r>
-          <w:rPr>
-            <w:lang w:val="sw_KE" w:bidi="sw_KE"/>
-          </w:rPr>
-          <w:rPr>
-            <w:color w:val="0000EE"/>
-            <w:u w:val="single"/>
-          </w:rPr>
-          <w:t>2 Timotheo 4:6</w:t>
-        </w:r>
-      </w:hyperlink>
-    </w:p>
-    <w:p>
-      <w:pPr>
-        <w:pStyle w:val="ListBullet"/>
-        <w:spacing w:line="240" w:lineRule="auto"/>
-        <w:ind w:left="720"/>
-      </w:pPr>
-      <w:r>
-        <w:rPr>
-          <w:lang w:val="sw_KE" w:bidi="sw_KE"/>
-        </w:rPr>
-      </w:r>
-      <w:hyperlink r:id="rId50">
-        <w:r>
-          <w:rPr>
-            <w:lang w:val="sw_KE" w:bidi="sw_KE"/>
-          </w:rPr>
-          <w:rPr>
-            <w:color w:val="0000EE"/>
-            <w:u w:val="single"/>
-          </w:rPr>
-          <w:t>Matendo 7:42</w:t>
-        </w:r>
-      </w:hyperlink>
-    </w:p>
-    <w:p>
-      <w:pPr>
-        <w:pStyle w:val="ListBullet"/>
-        <w:spacing w:line="240" w:lineRule="auto"/>
-        <w:ind w:left="720"/>
-      </w:pPr>
-      <w:r>
-        <w:rPr>
-          <w:lang w:val="sw_KE" w:bidi="sw_KE"/>
-        </w:rPr>
-      </w:r>
-      <w:hyperlink r:id="rId51">
-        <w:r>
-          <w:rPr>
-            <w:lang w:val="sw_KE" w:bidi="sw_KE"/>
-          </w:rPr>
-          <w:rPr>
-            <w:color w:val="0000EE"/>
-            <w:u w:val="single"/>
-          </w:rPr>
-          <w:t>Matendo 21:25</w:t>
-        </w:r>
-      </w:hyperlink>
-    </w:p>
-    <w:p>
-      <w:pPr>
-        <w:pStyle w:val="ListBullet"/>
-        <w:spacing w:line="240" w:lineRule="auto"/>
-        <w:ind w:left="720"/>
-      </w:pPr>
-      <w:r>
-        <w:rPr>
-          <w:lang w:val="sw_KE" w:bidi="sw_KE"/>
-        </w:rPr>
-      </w:r>
-      <w:hyperlink r:id="rId52">
-        <w:r>
-          <w:rPr>
-            <w:lang w:val="sw_KE" w:bidi="sw_KE"/>
-          </w:rPr>
-          <w:rPr>
-            <w:color w:val="0000EE"/>
-            <w:u w:val="single"/>
-          </w:rPr>
-          <w:t>Mwanzo 4:3–5</w:t>
-        </w:r>
-      </w:hyperlink>
-    </w:p>
-    <w:p>
-      <w:pPr>
-        <w:pStyle w:val="ListBullet"/>
-        <w:spacing w:line="240" w:lineRule="auto"/>
-        <w:ind w:left="720"/>
-      </w:pPr>
-      <w:r>
-        <w:rPr>
-          <w:lang w:val="sw_KE" w:bidi="sw_KE"/>
-        </w:rPr>
-      </w:r>
-      <w:hyperlink r:id="rId53">
-        <w:r>
-          <w:rPr>
-            <w:lang w:val="sw_KE" w:bidi="sw_KE"/>
-          </w:rPr>
-          <w:rPr>
-            <w:color w:val="0000EE"/>
-            <w:u w:val="single"/>
-          </w:rPr>
-          <w:t>Yakobo 2:21–24</w:t>
-        </w:r>
-      </w:hyperlink>
-    </w:p>
-    <w:p>
-      <w:pPr>
-        <w:pStyle w:val="ListBullet"/>
-        <w:spacing w:line="240" w:lineRule="auto"/>
-        <w:ind w:left="720"/>
-      </w:pPr>
-      <w:r>
-        <w:rPr>
-          <w:lang w:val="sw_KE" w:bidi="sw_KE"/>
-        </w:rPr>
-      </w:r>
-      <w:hyperlink r:id="rId54">
-        <w:r>
-          <w:rPr>
-            <w:lang w:val="sw_KE" w:bidi="sw_KE"/>
-          </w:rPr>
-          <w:rPr>
-            <w:color w:val="0000EE"/>
-            <w:u w:val="single"/>
-          </w:rPr>
-          <w:t>Marko 1:43–44</w:t>
-        </w:r>
-      </w:hyperlink>
-    </w:p>
-    <w:p>
-      <w:pPr>
-        <w:pStyle w:val="ListBullet"/>
-        <w:spacing w:line="240" w:lineRule="auto"/>
-        <w:ind w:left="720"/>
-      </w:pPr>
-      <w:r>
-        <w:rPr>
-          <w:lang w:val="sw_KE" w:bidi="sw_KE"/>
-        </w:rPr>
-      </w:r>
-      <w:hyperlink r:id="rId55">
-        <w:r>
-          <w:rPr>
-            <w:lang w:val="sw_KE" w:bidi="sw_KE"/>
-          </w:rPr>
-          <w:rPr>
-            <w:color w:val="0000EE"/>
-            <w:u w:val="single"/>
-          </w:rPr>
-          <w:t>Marko 14:12</w:t>
-        </w:r>
-      </w:hyperlink>
-    </w:p>
-    <w:p>
-      <w:pPr>
-        <w:pStyle w:val="ListBullet"/>
-        <w:spacing w:line="240" w:lineRule="auto"/>
-        <w:ind w:left="720"/>
-      </w:pPr>
-      <w:r>
-        <w:rPr>
-          <w:lang w:val="sw_KE" w:bidi="sw_KE"/>
-        </w:rPr>
-      </w:r>
-      <w:hyperlink r:id="rId56">
-        <w:r>
-          <w:rPr>
-            <w:lang w:val="sw_KE" w:bidi="sw_KE"/>
-          </w:rPr>
-          <w:rPr>
-            <w:color w:val="0000EE"/>
-            <w:u w:val="single"/>
-          </w:rPr>
-          <w:t>Mathayo 5:23</w:t>
-        </w:r>
-      </w:hyperlink>
+      <w:r>
+        <w:rPr>
+          <w:lang w:val="sw_KE" w:bidi="sw_KE"/>
+        </w:rPr>
+        <w:t>2 Timotheo 4:6</w:t>
+      </w:r>
+    </w:p>
+    <w:p>
+      <w:pPr>
+        <w:pStyle w:val="ListBullet"/>
+        <w:spacing w:line="240" w:lineRule="auto"/>
+        <w:ind w:left="720"/>
+      </w:pPr>
+      <w:r>
+        <w:rPr>
+          <w:lang w:val="sw_KE" w:bidi="sw_KE"/>
+        </w:rPr>
+      </w:r>
+      <w:r>
+        <w:rPr>
+          <w:lang w:val="sw_KE" w:bidi="sw_KE"/>
+        </w:rPr>
+        <w:t>Matendo 7:42</w:t>
+      </w:r>
+    </w:p>
+    <w:p>
+      <w:pPr>
+        <w:pStyle w:val="ListBullet"/>
+        <w:spacing w:line="240" w:lineRule="auto"/>
+        <w:ind w:left="720"/>
+      </w:pPr>
+      <w:r>
+        <w:rPr>
+          <w:lang w:val="sw_KE" w:bidi="sw_KE"/>
+        </w:rPr>
+      </w:r>
+      <w:r>
+        <w:rPr>
+          <w:lang w:val="sw_KE" w:bidi="sw_KE"/>
+        </w:rPr>
+        <w:t>Matendo 21:25</w:t>
+      </w:r>
+    </w:p>
+    <w:p>
+      <w:pPr>
+        <w:pStyle w:val="ListBullet"/>
+        <w:spacing w:line="240" w:lineRule="auto"/>
+        <w:ind w:left="720"/>
+      </w:pPr>
+      <w:r>
+        <w:rPr>
+          <w:lang w:val="sw_KE" w:bidi="sw_KE"/>
+        </w:rPr>
+      </w:r>
+      <w:r>
+        <w:rPr>
+          <w:lang w:val="sw_KE" w:bidi="sw_KE"/>
+        </w:rPr>
+        <w:t>Mwanzo 4:3–5</w:t>
+      </w:r>
+    </w:p>
+    <w:p>
+      <w:pPr>
+        <w:pStyle w:val="ListBullet"/>
+        <w:spacing w:line="240" w:lineRule="auto"/>
+        <w:ind w:left="720"/>
+      </w:pPr>
+      <w:r>
+        <w:rPr>
+          <w:lang w:val="sw_KE" w:bidi="sw_KE"/>
+        </w:rPr>
+      </w:r>
+      <w:r>
+        <w:rPr>
+          <w:lang w:val="sw_KE" w:bidi="sw_KE"/>
+        </w:rPr>
+        <w:t>Yakobo 2:21–24</w:t>
+      </w:r>
+    </w:p>
+    <w:p>
+      <w:pPr>
+        <w:pStyle w:val="ListBullet"/>
+        <w:spacing w:line="240" w:lineRule="auto"/>
+        <w:ind w:left="720"/>
+      </w:pPr>
+      <w:r>
+        <w:rPr>
+          <w:lang w:val="sw_KE" w:bidi="sw_KE"/>
+        </w:rPr>
+      </w:r>
+      <w:r>
+        <w:rPr>
+          <w:lang w:val="sw_KE" w:bidi="sw_KE"/>
+        </w:rPr>
+        <w:t>Marko 1:43–44</w:t>
+      </w:r>
+    </w:p>
+    <w:p>
+      <w:pPr>
+        <w:pStyle w:val="ListBullet"/>
+        <w:spacing w:line="240" w:lineRule="auto"/>
+        <w:ind w:left="720"/>
+      </w:pPr>
+      <w:r>
+        <w:rPr>
+          <w:lang w:val="sw_KE" w:bidi="sw_KE"/>
+        </w:rPr>
+      </w:r>
+      <w:r>
+        <w:rPr>
+          <w:lang w:val="sw_KE" w:bidi="sw_KE"/>
+        </w:rPr>
+        <w:t>Marko 14:12</w:t>
+      </w:r>
+    </w:p>
+    <w:p>
+      <w:pPr>
+        <w:pStyle w:val="ListBullet"/>
+        <w:spacing w:line="240" w:lineRule="auto"/>
+        <w:ind w:left="720"/>
+      </w:pPr>
+      <w:r>
+        <w:rPr>
+          <w:lang w:val="sw_KE" w:bidi="sw_KE"/>
+        </w:rPr>
+      </w:r>
+      <w:r>
+        <w:rPr>
+          <w:lang w:val="sw_KE" w:bidi="sw_KE"/>
+        </w:rPr>
+        <w:t>Mathayo 5:23</w:t>
+      </w:r>
     </w:p>
     <w:p>
       <w:pPr>
@@ -4312,114 +4048,84 @@
           <w:lang w:val="sw_KE" w:bidi="sw_KE"/>
         </w:rPr>
       </w:r>
-      <w:hyperlink r:id="rId57">
-        <w:r>
-          <w:rPr>
-            <w:lang w:val="sw_KE" w:bidi="sw_KE"/>
-          </w:rPr>
-          <w:rPr>
-            <w:color w:val="0000EE"/>
-            <w:u w:val="single"/>
-          </w:rPr>
-          <w:t>1 Petro 1:7</w:t>
-        </w:r>
-      </w:hyperlink>
-    </w:p>
-    <w:p>
-      <w:pPr>
-        <w:pStyle w:val="ListBullet"/>
-        <w:spacing w:line="240" w:lineRule="auto"/>
-        <w:ind w:left="720"/>
-      </w:pPr>
-      <w:r>
-        <w:rPr>
-          <w:lang w:val="sw_KE" w:bidi="sw_KE"/>
-        </w:rPr>
-      </w:r>
-      <w:hyperlink r:id="rId58">
-        <w:r>
-          <w:rPr>
-            <w:lang w:val="sw_KE" w:bidi="sw_KE"/>
-          </w:rPr>
-          <w:rPr>
-            <w:color w:val="0000EE"/>
-            <w:u w:val="single"/>
-          </w:rPr>
-          <w:t>1 Timotheo 2:8–10</w:t>
-        </w:r>
-      </w:hyperlink>
-    </w:p>
-    <w:p>
-      <w:pPr>
-        <w:pStyle w:val="ListBullet"/>
-        <w:spacing w:line="240" w:lineRule="auto"/>
-        <w:ind w:left="720"/>
-      </w:pPr>
-      <w:r>
-        <w:rPr>
-          <w:lang w:val="sw_KE" w:bidi="sw_KE"/>
-        </w:rPr>
-      </w:r>
-      <w:hyperlink r:id="rId59">
-        <w:r>
-          <w:rPr>
-            <w:lang w:val="sw_KE" w:bidi="sw_KE"/>
-          </w:rPr>
-          <w:rPr>
-            <w:color w:val="0000EE"/>
-            <w:u w:val="single"/>
-          </w:rPr>
-          <w:t>2 Mambo ya Nyakati 1:15</w:t>
-        </w:r>
-      </w:hyperlink>
-    </w:p>
-    <w:p>
-      <w:pPr>
-        <w:pStyle w:val="ListBullet"/>
-        <w:spacing w:line="240" w:lineRule="auto"/>
-        <w:ind w:left="720"/>
-      </w:pPr>
-      <w:r>
-        <w:rPr>
-          <w:lang w:val="sw_KE" w:bidi="sw_KE"/>
-        </w:rPr>
-      </w:r>
-      <w:hyperlink r:id="rId60">
-        <w:r>
-          <w:rPr>
-            <w:lang w:val="sw_KE" w:bidi="sw_KE"/>
-          </w:rPr>
-          <w:rPr>
-            <w:color w:val="0000EE"/>
-            <w:u w:val="single"/>
-          </w:rPr>
-          <w:t>Matendo 3:6</w:t>
-        </w:r>
-      </w:hyperlink>
-    </w:p>
-    <w:p>
-      <w:pPr>
-        <w:pStyle w:val="ListBullet"/>
-        <w:spacing w:line="240" w:lineRule="auto"/>
-        <w:ind w:left="720"/>
-      </w:pPr>
-      <w:r>
-        <w:rPr>
-          <w:lang w:val="sw_KE" w:bidi="sw_KE"/>
-        </w:rPr>
-      </w:r>
-      <w:hyperlink r:id="rId61">
-        <w:r>
-          <w:rPr>
-            <w:lang w:val="sw_KE" w:bidi="sw_KE"/>
-          </w:rPr>
-          <w:rPr>
-            <w:color w:val="0000EE"/>
-            <w:u w:val="single"/>
-          </w:rPr>
-          <w:t>Danieli 2:32</w:t>
-        </w:r>
-      </w:hyperlink>
+      <w:r>
+        <w:rPr>
+          <w:lang w:val="sw_KE" w:bidi="sw_KE"/>
+        </w:rPr>
+        <w:t>1 Petro 1:7</w:t>
+      </w:r>
+    </w:p>
+    <w:p>
+      <w:pPr>
+        <w:pStyle w:val="ListBullet"/>
+        <w:spacing w:line="240" w:lineRule="auto"/>
+        <w:ind w:left="720"/>
+      </w:pPr>
+      <w:r>
+        <w:rPr>
+          <w:lang w:val="sw_KE" w:bidi="sw_KE"/>
+        </w:rPr>
+      </w:r>
+      <w:r>
+        <w:rPr>
+          <w:lang w:val="sw_KE" w:bidi="sw_KE"/>
+        </w:rPr>
+        <w:t>1 Timotheo 2:8–10</w:t>
+      </w:r>
+    </w:p>
+    <w:p>
+      <w:pPr>
+        <w:pStyle w:val="ListBullet"/>
+        <w:spacing w:line="240" w:lineRule="auto"/>
+        <w:ind w:left="720"/>
+      </w:pPr>
+      <w:r>
+        <w:rPr>
+          <w:lang w:val="sw_KE" w:bidi="sw_KE"/>
+        </w:rPr>
+      </w:r>
+      <w:r>
+        <w:rPr>
+          <w:lang w:val="sw_KE" w:bidi="sw_KE"/>
+        </w:rPr>
+        <w:t>2 Mambo ya Nyakati 1:15</w:t>
+      </w:r>
+    </w:p>
+    <w:p>
+      <w:pPr>
+        <w:pStyle w:val="ListBullet"/>
+        <w:spacing w:line="240" w:lineRule="auto"/>
+        <w:ind w:left="720"/>
+      </w:pPr>
+      <w:r>
+        <w:rPr>
+          <w:lang w:val="sw_KE" w:bidi="sw_KE"/>
+        </w:rPr>
+      </w:r>
+      <w:r>
+        <w:rPr>
+          <w:lang w:val="sw_KE" w:bidi="sw_KE"/>
+        </w:rPr>
+        <w:t>Matendo 3:6</w:t>
+      </w:r>
+    </w:p>
+    <w:p>
+      <w:pPr>
+        <w:pStyle w:val="ListBullet"/>
+        <w:spacing w:line="240" w:lineRule="auto"/>
+        <w:ind w:left="720"/>
+      </w:pPr>
+      <w:r>
+        <w:rPr>
+          <w:lang w:val="sw_KE" w:bidi="sw_KE"/>
+        </w:rPr>
+      </w:r>
+      <w:r>
+        <w:rPr>
+          <w:lang w:val="sw_KE" w:bidi="sw_KE"/>
+        </w:rPr>
+        <w:t>Danieli 2:32</w:t>
+      </w:r>
     </w:p>
     <w:p>
       <w:pPr>
@@ -4842,18 +4548,12 @@
           <w:lang w:val="sw_KE" w:bidi="sw_KE"/>
         </w:rPr>
       </w:r>
-      <w:hyperlink r:id="rId62">
-        <w:r>
-          <w:rPr>
-            <w:lang w:val="sw_KE" w:bidi="sw_KE"/>
-          </w:rPr>
-          <w:rPr>
-            <w:color w:val="0000EE"/>
-            <w:u w:val="single"/>
-          </w:rPr>
-          <w:t>1 Mambo ya Nyakati 9:1–3</w:t>
-        </w:r>
-      </w:hyperlink>
+      <w:r>
+        <w:rPr>
+          <w:lang w:val="sw_KE" w:bidi="sw_KE"/>
+        </w:rPr>
+        <w:t>1 Mambo ya Nyakati 9:1–3</w:t>
+      </w:r>
     </w:p>
     <w:p>
       <w:pPr>
@@ -4866,18 +4566,12 @@
           <w:lang w:val="sw_KE" w:bidi="sw_KE"/>
         </w:rPr>
       </w:r>
-      <w:hyperlink r:id="rId63">
-        <w:r>
-          <w:rPr>
-            <w:lang w:val="sw_KE" w:bidi="sw_KE"/>
-          </w:rPr>
-          <w:rPr>
-            <w:color w:val="0000EE"/>
-            <w:u w:val="single"/>
-          </w:rPr>
-          <w:t>1 Yohana 1:10</w:t>
-        </w:r>
-      </w:hyperlink>
+      <w:r>
+        <w:rPr>
+          <w:lang w:val="sw_KE" w:bidi="sw_KE"/>
+        </w:rPr>
+        <w:t>1 Yohana 1:10</w:t>
+      </w:r>
     </w:p>
     <w:p>
       <w:pPr>
@@ -4890,18 +4584,12 @@
           <w:lang w:val="sw_KE" w:bidi="sw_KE"/>
         </w:rPr>
       </w:r>
-      <w:hyperlink r:id="rId64">
-        <w:r>
-          <w:rPr>
-            <w:lang w:val="sw_KE" w:bidi="sw_KE"/>
-          </w:rPr>
-          <w:rPr>
-            <w:color w:val="0000EE"/>
-            <w:u w:val="single"/>
-          </w:rPr>
-          <w:t>1 Yohana 2:2</w:t>
-        </w:r>
-      </w:hyperlink>
+      <w:r>
+        <w:rPr>
+          <w:lang w:val="sw_KE" w:bidi="sw_KE"/>
+        </w:rPr>
+        <w:t>1 Yohana 2:2</w:t>
+      </w:r>
     </w:p>
     <w:p>
       <w:pPr>
@@ -4914,18 +4602,12 @@
           <w:lang w:val="sw_KE" w:bidi="sw_KE"/>
         </w:rPr>
       </w:r>
-      <w:hyperlink r:id="rId65">
-        <w:r>
-          <w:rPr>
-            <w:lang w:val="sw_KE" w:bidi="sw_KE"/>
-          </w:rPr>
-          <w:rPr>
-            <w:color w:val="0000EE"/>
-            <w:u w:val="single"/>
-          </w:rPr>
-          <w:t>2 Samweli 7:12–14</w:t>
-        </w:r>
-      </w:hyperlink>
+      <w:r>
+        <w:rPr>
+          <w:lang w:val="sw_KE" w:bidi="sw_KE"/>
+        </w:rPr>
+        <w:t>2 Samweli 7:12–14</w:t>
+      </w:r>
     </w:p>
     <w:p>
       <w:pPr>
@@ -4938,18 +4620,12 @@
           <w:lang w:val="sw_KE" w:bidi="sw_KE"/>
         </w:rPr>
       </w:r>
-      <w:hyperlink r:id="rId66">
-        <w:r>
-          <w:rPr>
-            <w:lang w:val="sw_KE" w:bidi="sw_KE"/>
-          </w:rPr>
-          <w:rPr>
-            <w:color w:val="0000EE"/>
-            <w:u w:val="single"/>
-          </w:rPr>
-          <w:t>Matendo 3:19</w:t>
-        </w:r>
-      </w:hyperlink>
+      <w:r>
+        <w:rPr>
+          <w:lang w:val="sw_KE" w:bidi="sw_KE"/>
+        </w:rPr>
+        <w:t>Matendo 3:19</w:t>
+      </w:r>
     </w:p>
     <w:p>
       <w:pPr>
@@ -4962,18 +4638,12 @@
           <w:lang w:val="sw_KE" w:bidi="sw_KE"/>
         </w:rPr>
       </w:r>
-      <w:hyperlink r:id="rId67">
-        <w:r>
-          <w:rPr>
-            <w:lang w:val="sw_KE" w:bidi="sw_KE"/>
-          </w:rPr>
-          <w:rPr>
-            <w:color w:val="0000EE"/>
-            <w:u w:val="single"/>
-          </w:rPr>
-          <w:t>Danieli 9:24</w:t>
-        </w:r>
-      </w:hyperlink>
+      <w:r>
+        <w:rPr>
+          <w:lang w:val="sw_KE" w:bidi="sw_KE"/>
+        </w:rPr>
+        <w:t>Danieli 9:24</w:t>
+      </w:r>
     </w:p>
     <w:p>
       <w:pPr>
@@ -4986,18 +4656,12 @@
           <w:lang w:val="sw_KE" w:bidi="sw_KE"/>
         </w:rPr>
       </w:r>
-      <w:hyperlink r:id="rId68">
-        <w:r>
-          <w:rPr>
-            <w:lang w:val="sw_KE" w:bidi="sw_KE"/>
-          </w:rPr>
-          <w:rPr>
-            <w:color w:val="0000EE"/>
-            <w:u w:val="single"/>
-          </w:rPr>
-          <w:t>Mwanzo 4:7</w:t>
-        </w:r>
-      </w:hyperlink>
+      <w:r>
+        <w:rPr>
+          <w:lang w:val="sw_KE" w:bidi="sw_KE"/>
+        </w:rPr>
+        <w:t>Mwanzo 4:7</w:t>
+      </w:r>
     </w:p>
     <w:p>
       <w:pPr>
@@ -5010,18 +4674,12 @@
           <w:lang w:val="sw_KE" w:bidi="sw_KE"/>
         </w:rPr>
       </w:r>
-      <w:hyperlink r:id="rId69">
-        <w:r>
-          <w:rPr>
-            <w:lang w:val="sw_KE" w:bidi="sw_KE"/>
-          </w:rPr>
-          <w:rPr>
-            <w:color w:val="0000EE"/>
-            <w:u w:val="single"/>
-          </w:rPr>
-          <w:t>Waebrania 12:2</w:t>
-        </w:r>
-      </w:hyperlink>
+      <w:r>
+        <w:rPr>
+          <w:lang w:val="sw_KE" w:bidi="sw_KE"/>
+        </w:rPr>
+        <w:t>Waebrania 12:2</w:t>
+      </w:r>
     </w:p>
     <w:p>
       <w:pPr>
@@ -5034,18 +4692,12 @@
           <w:lang w:val="sw_KE" w:bidi="sw_KE"/>
         </w:rPr>
       </w:r>
-      <w:hyperlink r:id="rId70">
-        <w:r>
-          <w:rPr>
-            <w:lang w:val="sw_KE" w:bidi="sw_KE"/>
-          </w:rPr>
-          <w:rPr>
-            <w:color w:val="0000EE"/>
-            <w:u w:val="single"/>
-          </w:rPr>
-          <w:t>Isaya 53:11</w:t>
-        </w:r>
-      </w:hyperlink>
+      <w:r>
+        <w:rPr>
+          <w:lang w:val="sw_KE" w:bidi="sw_KE"/>
+        </w:rPr>
+        <w:t>Isaya 53:11</w:t>
+      </w:r>
     </w:p>
     <w:p>
       <w:pPr>
@@ -5058,18 +4710,12 @@
           <w:lang w:val="sw_KE" w:bidi="sw_KE"/>
         </w:rPr>
       </w:r>
-      <w:hyperlink r:id="rId71">
-        <w:r>
-          <w:rPr>
-            <w:lang w:val="sw_KE" w:bidi="sw_KE"/>
-          </w:rPr>
-          <w:rPr>
-            <w:color w:val="0000EE"/>
-            <w:u w:val="single"/>
-          </w:rPr>
-          <w:t>Yeremia 18:23</w:t>
-        </w:r>
-      </w:hyperlink>
+      <w:r>
+        <w:rPr>
+          <w:lang w:val="sw_KE" w:bidi="sw_KE"/>
+        </w:rPr>
+        <w:t>Yeremia 18:23</w:t>
+      </w:r>
     </w:p>
     <w:p>
       <w:pPr>
@@ -5082,18 +4728,12 @@
           <w:lang w:val="sw_KE" w:bidi="sw_KE"/>
         </w:rPr>
       </w:r>
-      <w:hyperlink r:id="rId72">
-        <w:r>
-          <w:rPr>
-            <w:lang w:val="sw_KE" w:bidi="sw_KE"/>
-          </w:rPr>
-          <w:rPr>
-            <w:color w:val="0000EE"/>
-            <w:u w:val="single"/>
-          </w:rPr>
-          <w:t>Walawi 4:14</w:t>
-        </w:r>
-      </w:hyperlink>
+      <w:r>
+        <w:rPr>
+          <w:lang w:val="sw_KE" w:bidi="sw_KE"/>
+        </w:rPr>
+        <w:t>Walawi 4:14</w:t>
+      </w:r>
     </w:p>
     <w:p>
       <w:pPr>
@@ -5106,18 +4746,12 @@
           <w:lang w:val="sw_KE" w:bidi="sw_KE"/>
         </w:rPr>
       </w:r>
-      <w:hyperlink r:id="rId73">
-        <w:r>
-          <w:rPr>
-            <w:lang w:val="sw_KE" w:bidi="sw_KE"/>
-          </w:rPr>
-          <w:rPr>
-            <w:color w:val="0000EE"/>
-            <w:u w:val="single"/>
-          </w:rPr>
-          <w:t>Luka 15:18</w:t>
-        </w:r>
-      </w:hyperlink>
+      <w:r>
+        <w:rPr>
+          <w:lang w:val="sw_KE" w:bidi="sw_KE"/>
+        </w:rPr>
+        <w:t>Luka 15:18</w:t>
+      </w:r>
     </w:p>
     <w:p>
       <w:pPr>
@@ -5130,18 +4764,12 @@
           <w:lang w:val="sw_KE" w:bidi="sw_KE"/>
         </w:rPr>
       </w:r>
-      <w:hyperlink r:id="rId74">
-        <w:r>
-          <w:rPr>
-            <w:lang w:val="sw_KE" w:bidi="sw_KE"/>
-          </w:rPr>
-          <w:rPr>
-            <w:color w:val="0000EE"/>
-            <w:u w:val="single"/>
-          </w:rPr>
-          <w:t>Mathayo 12:31</w:t>
-        </w:r>
-      </w:hyperlink>
+      <w:r>
+        <w:rPr>
+          <w:lang w:val="sw_KE" w:bidi="sw_KE"/>
+        </w:rPr>
+        <w:t>Mathayo 12:31</w:t>
+      </w:r>
     </w:p>
     <w:p>
       <w:pPr>
@@ -5154,18 +4782,12 @@
           <w:lang w:val="sw_KE" w:bidi="sw_KE"/>
         </w:rPr>
       </w:r>
-      <w:hyperlink r:id="rId75">
-        <w:r>
-          <w:rPr>
-            <w:lang w:val="sw_KE" w:bidi="sw_KE"/>
-          </w:rPr>
-          <w:rPr>
-            <w:color w:val="0000EE"/>
-            <w:u w:val="single"/>
-          </w:rPr>
-          <w:t>Warumi 6:23</w:t>
-        </w:r>
-      </w:hyperlink>
+      <w:r>
+        <w:rPr>
+          <w:lang w:val="sw_KE" w:bidi="sw_KE"/>
+        </w:rPr>
+        <w:t>Warumi 6:23</w:t>
+      </w:r>
     </w:p>
     <w:p>
       <w:pPr>
@@ -5178,18 +4800,12 @@
           <w:lang w:val="sw_KE" w:bidi="sw_KE"/>
         </w:rPr>
       </w:r>
-      <w:hyperlink r:id="rId76">
-        <w:r>
-          <w:rPr>
-            <w:lang w:val="sw_KE" w:bidi="sw_KE"/>
-          </w:rPr>
-          <w:rPr>
-            <w:color w:val="0000EE"/>
-            <w:u w:val="single"/>
-          </w:rPr>
-          <w:t>Warumi 8:4</w:t>
-        </w:r>
-      </w:hyperlink>
+      <w:r>
+        <w:rPr>
+          <w:lang w:val="sw_KE" w:bidi="sw_KE"/>
+        </w:rPr>
+        <w:t>Warumi 8:4</w:t>
+      </w:r>
     </w:p>
     <w:p>
       <w:pPr>
@@ -5783,138 +5399,102 @@
           <w:lang w:val="sw_KE" w:bidi="sw_KE"/>
         </w:rPr>
       </w:r>
-      <w:hyperlink r:id="rId77">
-        <w:r>
-          <w:rPr>
-            <w:lang w:val="sw_KE" w:bidi="sw_KE"/>
-          </w:rPr>
-          <w:rPr>
-            <w:color w:val="0000EE"/>
-            <w:u w:val="single"/>
-          </w:rPr>
-          <w:t>1 Timotheo 1:19</w:t>
-        </w:r>
-      </w:hyperlink>
-    </w:p>
-    <w:p>
-      <w:pPr>
-        <w:pStyle w:val="ListBullet"/>
-        <w:spacing w:line="240" w:lineRule="auto"/>
-        <w:ind w:left="720"/>
-      </w:pPr>
-      <w:r>
-        <w:rPr>
-          <w:lang w:val="sw_KE" w:bidi="sw_KE"/>
-        </w:rPr>
-      </w:r>
-      <w:hyperlink r:id="rId78">
-        <w:r>
-          <w:rPr>
-            <w:lang w:val="sw_KE" w:bidi="sw_KE"/>
-          </w:rPr>
-          <w:rPr>
-            <w:color w:val="0000EE"/>
-            <w:u w:val="single"/>
-          </w:rPr>
-          <w:t>1 Timotheo 3:9</w:t>
-        </w:r>
-      </w:hyperlink>
-    </w:p>
-    <w:p>
-      <w:pPr>
-        <w:pStyle w:val="ListBullet"/>
-        <w:spacing w:line="240" w:lineRule="auto"/>
-        <w:ind w:left="720"/>
-      </w:pPr>
-      <w:r>
-        <w:rPr>
-          <w:lang w:val="sw_KE" w:bidi="sw_KE"/>
-        </w:rPr>
-      </w:r>
-      <w:hyperlink r:id="rId79">
-        <w:r>
-          <w:rPr>
-            <w:lang w:val="sw_KE" w:bidi="sw_KE"/>
-          </w:rPr>
-          <w:rPr>
-            <w:color w:val="0000EE"/>
-            <w:u w:val="single"/>
-          </w:rPr>
-          <w:t>2 Wakorintho 5:11</w:t>
-        </w:r>
-      </w:hyperlink>
-    </w:p>
-    <w:p>
-      <w:pPr>
-        <w:pStyle w:val="ListBullet"/>
-        <w:spacing w:line="240" w:lineRule="auto"/>
-        <w:ind w:left="720"/>
-      </w:pPr>
-      <w:r>
-        <w:rPr>
-          <w:lang w:val="sw_KE" w:bidi="sw_KE"/>
-        </w:rPr>
-      </w:r>
-      <w:hyperlink r:id="rId80">
-        <w:r>
-          <w:rPr>
-            <w:lang w:val="sw_KE" w:bidi="sw_KE"/>
-          </w:rPr>
-          <w:rPr>
-            <w:color w:val="0000EE"/>
-            <w:u w:val="single"/>
-          </w:rPr>
-          <w:t>2 Timotheo 1:3</w:t>
-        </w:r>
-      </w:hyperlink>
-    </w:p>
-    <w:p>
-      <w:pPr>
-        <w:pStyle w:val="ListBullet"/>
-        <w:spacing w:line="240" w:lineRule="auto"/>
-        <w:ind w:left="720"/>
-      </w:pPr>
-      <w:r>
-        <w:rPr>
-          <w:lang w:val="sw_KE" w:bidi="sw_KE"/>
-        </w:rPr>
-      </w:r>
-      <w:hyperlink r:id="rId81">
-        <w:r>
-          <w:rPr>
-            <w:lang w:val="sw_KE" w:bidi="sw_KE"/>
-          </w:rPr>
-          <w:rPr>
-            <w:color w:val="0000EE"/>
-            <w:u w:val="single"/>
-          </w:rPr>
-          <w:t>Warumi 9:1</w:t>
-        </w:r>
-      </w:hyperlink>
-    </w:p>
-    <w:p>
-      <w:pPr>
-        <w:pStyle w:val="ListBullet"/>
-        <w:spacing w:line="240" w:lineRule="auto"/>
-        <w:ind w:left="720"/>
-      </w:pPr>
-      <w:r>
-        <w:rPr>
-          <w:lang w:val="sw_KE" w:bidi="sw_KE"/>
-        </w:rPr>
-      </w:r>
-      <w:hyperlink r:id="rId82">
-        <w:r>
-          <w:rPr>
-            <w:lang w:val="sw_KE" w:bidi="sw_KE"/>
-          </w:rPr>
-          <w:rPr>
-            <w:color w:val="0000EE"/>
-            <w:u w:val="single"/>
-          </w:rPr>
-          <w:t>Tito 1:15–16</w:t>
-        </w:r>
-      </w:hyperlink>
+      <w:r>
+        <w:rPr>
+          <w:lang w:val="sw_KE" w:bidi="sw_KE"/>
+        </w:rPr>
+        <w:t>1 Timotheo 1:19</w:t>
+      </w:r>
+    </w:p>
+    <w:p>
+      <w:pPr>
+        <w:pStyle w:val="ListBullet"/>
+        <w:spacing w:line="240" w:lineRule="auto"/>
+        <w:ind w:left="720"/>
+      </w:pPr>
+      <w:r>
+        <w:rPr>
+          <w:lang w:val="sw_KE" w:bidi="sw_KE"/>
+        </w:rPr>
+      </w:r>
+      <w:r>
+        <w:rPr>
+          <w:lang w:val="sw_KE" w:bidi="sw_KE"/>
+        </w:rPr>
+        <w:t>1 Timotheo 3:9</w:t>
+      </w:r>
+    </w:p>
+    <w:p>
+      <w:pPr>
+        <w:pStyle w:val="ListBullet"/>
+        <w:spacing w:line="240" w:lineRule="auto"/>
+        <w:ind w:left="720"/>
+      </w:pPr>
+      <w:r>
+        <w:rPr>
+          <w:lang w:val="sw_KE" w:bidi="sw_KE"/>
+        </w:rPr>
+      </w:r>
+      <w:r>
+        <w:rPr>
+          <w:lang w:val="sw_KE" w:bidi="sw_KE"/>
+        </w:rPr>
+        <w:t>2 Wakorintho 5:11</w:t>
+      </w:r>
+    </w:p>
+    <w:p>
+      <w:pPr>
+        <w:pStyle w:val="ListBullet"/>
+        <w:spacing w:line="240" w:lineRule="auto"/>
+        <w:ind w:left="720"/>
+      </w:pPr>
+      <w:r>
+        <w:rPr>
+          <w:lang w:val="sw_KE" w:bidi="sw_KE"/>
+        </w:rPr>
+      </w:r>
+      <w:r>
+        <w:rPr>
+          <w:lang w:val="sw_KE" w:bidi="sw_KE"/>
+        </w:rPr>
+        <w:t>2 Timotheo 1:3</w:t>
+      </w:r>
+    </w:p>
+    <w:p>
+      <w:pPr>
+        <w:pStyle w:val="ListBullet"/>
+        <w:spacing w:line="240" w:lineRule="auto"/>
+        <w:ind w:left="720"/>
+      </w:pPr>
+      <w:r>
+        <w:rPr>
+          <w:lang w:val="sw_KE" w:bidi="sw_KE"/>
+        </w:rPr>
+      </w:r>
+      <w:r>
+        <w:rPr>
+          <w:lang w:val="sw_KE" w:bidi="sw_KE"/>
+        </w:rPr>
+        <w:t>Warumi 9:1</w:t>
+      </w:r>
+    </w:p>
+    <w:p>
+      <w:pPr>
+        <w:pStyle w:val="ListBullet"/>
+        <w:spacing w:line="240" w:lineRule="auto"/>
+        <w:ind w:left="720"/>
+      </w:pPr>
+      <w:r>
+        <w:rPr>
+          <w:lang w:val="sw_KE" w:bidi="sw_KE"/>
+        </w:rPr>
+      </w:r>
+      <w:r>
+        <w:rPr>
+          <w:lang w:val="sw_KE" w:bidi="sw_KE"/>
+        </w:rPr>
+        <w:t>Tito 1:15–16</w:t>
+      </w:r>
     </w:p>
     <w:p>
       <w:pPr>
@@ -6124,66 +5704,48 @@
           <w:lang w:val="sw_KE" w:bidi="sw_KE"/>
         </w:rPr>
       </w:r>
-      <w:hyperlink r:id="rId83">
-        <w:r>
-          <w:rPr>
-            <w:lang w:val="sw_KE" w:bidi="sw_KE"/>
-          </w:rPr>
-          <w:rPr>
-            <w:color w:val="0000EE"/>
-            <w:u w:val="single"/>
-          </w:rPr>
-          <w:t>Danieli 12:1–2</w:t>
-        </w:r>
-      </w:hyperlink>
-    </w:p>
-    <w:p>
-      <w:pPr>
-        <w:pStyle w:val="ListBullet"/>
-        <w:spacing w:line="240" w:lineRule="auto"/>
-        <w:ind w:left="720"/>
-      </w:pPr>
-      <w:r>
-        <w:rPr>
-          <w:lang w:val="sw_KE" w:bidi="sw_KE"/>
-        </w:rPr>
-      </w:r>
-      <w:hyperlink r:id="rId84">
-        <w:r>
-          <w:rPr>
-            <w:lang w:val="sw_KE" w:bidi="sw_KE"/>
-          </w:rPr>
-          <w:rPr>
-            <w:color w:val="0000EE"/>
-            <w:u w:val="single"/>
-          </w:rPr>
-          <w:t>Mithali 15:5–6</w:t>
-        </w:r>
-      </w:hyperlink>
-    </w:p>
-    <w:p>
-      <w:pPr>
-        <w:pStyle w:val="ListBullet"/>
-        <w:spacing w:line="240" w:lineRule="auto"/>
-        <w:ind w:left="720"/>
-      </w:pPr>
-      <w:r>
-        <w:rPr>
-          <w:lang w:val="sw_KE" w:bidi="sw_KE"/>
-        </w:rPr>
-      </w:r>
-      <w:hyperlink r:id="rId85">
-        <w:r>
-          <w:rPr>
-            <w:lang w:val="sw_KE" w:bidi="sw_KE"/>
-          </w:rPr>
-          <w:rPr>
-            <w:color w:val="0000EE"/>
-            <w:u w:val="single"/>
-          </w:rPr>
-          <w:t>Zaburi 31:18</w:t>
-        </w:r>
-      </w:hyperlink>
+      <w:r>
+        <w:rPr>
+          <w:lang w:val="sw_KE" w:bidi="sw_KE"/>
+        </w:rPr>
+        <w:t>Danieli 12:1–2</w:t>
+      </w:r>
+    </w:p>
+    <w:p>
+      <w:pPr>
+        <w:pStyle w:val="ListBullet"/>
+        <w:spacing w:line="240" w:lineRule="auto"/>
+        <w:ind w:left="720"/>
+      </w:pPr>
+      <w:r>
+        <w:rPr>
+          <w:lang w:val="sw_KE" w:bidi="sw_KE"/>
+        </w:rPr>
+      </w:r>
+      <w:r>
+        <w:rPr>
+          <w:lang w:val="sw_KE" w:bidi="sw_KE"/>
+        </w:rPr>
+        <w:t>Mithali 15:5–6</w:t>
+      </w:r>
+    </w:p>
+    <w:p>
+      <w:pPr>
+        <w:pStyle w:val="ListBullet"/>
+        <w:spacing w:line="240" w:lineRule="auto"/>
+        <w:ind w:left="720"/>
+      </w:pPr>
+      <w:r>
+        <w:rPr>
+          <w:lang w:val="sw_KE" w:bidi="sw_KE"/>
+        </w:rPr>
+      </w:r>
+      <w:r>
+        <w:rPr>
+          <w:lang w:val="sw_KE" w:bidi="sw_KE"/>
+        </w:rPr>
+        <w:t>Zaburi 31:18</w:t>
+      </w:r>
     </w:p>
     <w:p>
       <w:pPr>
@@ -6381,138 +5943,102 @@
           <w:lang w:val="sw_KE" w:bidi="sw_KE"/>
         </w:rPr>
       </w:r>
-      <w:hyperlink r:id="rId86">
-        <w:r>
-          <w:rPr>
-            <w:lang w:val="sw_KE" w:bidi="sw_KE"/>
-          </w:rPr>
-          <w:rPr>
-            <w:color w:val="0000EE"/>
-            <w:u w:val="single"/>
-          </w:rPr>
-          <w:t>Marko 4:17</w:t>
-        </w:r>
-      </w:hyperlink>
-    </w:p>
-    <w:p>
-      <w:pPr>
-        <w:pStyle w:val="ListBullet"/>
-        <w:spacing w:line="240" w:lineRule="auto"/>
-        <w:ind w:left="720"/>
-      </w:pPr>
-      <w:r>
-        <w:rPr>
-          <w:lang w:val="sw_KE" w:bidi="sw_KE"/>
-        </w:rPr>
-      </w:r>
-      <w:hyperlink r:id="rId87">
-        <w:r>
-          <w:rPr>
-            <w:lang w:val="sw_KE" w:bidi="sw_KE"/>
-          </w:rPr>
-          <w:rPr>
-            <w:color w:val="0000EE"/>
-            <w:u w:val="single"/>
-          </w:rPr>
-          <w:t>Marko 13:19</w:t>
-        </w:r>
-      </w:hyperlink>
-    </w:p>
-    <w:p>
-      <w:pPr>
-        <w:pStyle w:val="ListBullet"/>
-        <w:spacing w:line="240" w:lineRule="auto"/>
-        <w:ind w:left="720"/>
-      </w:pPr>
-      <w:r>
-        <w:rPr>
-          <w:lang w:val="sw_KE" w:bidi="sw_KE"/>
-        </w:rPr>
-      </w:r>
-      <w:hyperlink r:id="rId88">
-        <w:r>
-          <w:rPr>
-            <w:lang w:val="sw_KE" w:bidi="sw_KE"/>
-          </w:rPr>
-          <w:rPr>
-            <w:color w:val="0000EE"/>
-            <w:u w:val="single"/>
-          </w:rPr>
-          <w:t>Mathayo 13:20–21</w:t>
-        </w:r>
-      </w:hyperlink>
-    </w:p>
-    <w:p>
-      <w:pPr>
-        <w:pStyle w:val="ListBullet"/>
-        <w:spacing w:line="240" w:lineRule="auto"/>
-        <w:ind w:left="720"/>
-      </w:pPr>
-      <w:r>
-        <w:rPr>
-          <w:lang w:val="sw_KE" w:bidi="sw_KE"/>
-        </w:rPr>
-      </w:r>
-      <w:hyperlink r:id="rId89">
-        <w:r>
-          <w:rPr>
-            <w:lang w:val="sw_KE" w:bidi="sw_KE"/>
-          </w:rPr>
-          <w:rPr>
-            <w:color w:val="0000EE"/>
-            <w:u w:val="single"/>
-          </w:rPr>
-          <w:t>Mathayo 24:9</w:t>
-        </w:r>
-      </w:hyperlink>
-    </w:p>
-    <w:p>
-      <w:pPr>
-        <w:pStyle w:val="ListBullet"/>
-        <w:spacing w:line="240" w:lineRule="auto"/>
-        <w:ind w:left="720"/>
-      </w:pPr>
-      <w:r>
-        <w:rPr>
-          <w:lang w:val="sw_KE" w:bidi="sw_KE"/>
-        </w:rPr>
-      </w:r>
-      <w:hyperlink r:id="rId90">
-        <w:r>
-          <w:rPr>
-            <w:lang w:val="sw_KE" w:bidi="sw_KE"/>
-          </w:rPr>
-          <w:rPr>
-            <w:color w:val="0000EE"/>
-            <w:u w:val="single"/>
-          </w:rPr>
-          <w:t>Mathayo 24:29</w:t>
-        </w:r>
-      </w:hyperlink>
-    </w:p>
-    <w:p>
-      <w:pPr>
-        <w:pStyle w:val="ListBullet"/>
-        <w:spacing w:line="240" w:lineRule="auto"/>
-        <w:ind w:left="720"/>
-      </w:pPr>
-      <w:r>
-        <w:rPr>
-          <w:lang w:val="sw_KE" w:bidi="sw_KE"/>
-        </w:rPr>
-      </w:r>
-      <w:hyperlink r:id="rId91">
-        <w:r>
-          <w:rPr>
-            <w:lang w:val="sw_KE" w:bidi="sw_KE"/>
-          </w:rPr>
-          <w:rPr>
-            <w:color w:val="0000EE"/>
-            <w:u w:val="single"/>
-          </w:rPr>
-          <w:t>Warumi 2:9</w:t>
-        </w:r>
-      </w:hyperlink>
+      <w:r>
+        <w:rPr>
+          <w:lang w:val="sw_KE" w:bidi="sw_KE"/>
+        </w:rPr>
+        <w:t>Marko 4:17</w:t>
+      </w:r>
+    </w:p>
+    <w:p>
+      <w:pPr>
+        <w:pStyle w:val="ListBullet"/>
+        <w:spacing w:line="240" w:lineRule="auto"/>
+        <w:ind w:left="720"/>
+      </w:pPr>
+      <w:r>
+        <w:rPr>
+          <w:lang w:val="sw_KE" w:bidi="sw_KE"/>
+        </w:rPr>
+      </w:r>
+      <w:r>
+        <w:rPr>
+          <w:lang w:val="sw_KE" w:bidi="sw_KE"/>
+        </w:rPr>
+        <w:t>Marko 13:19</w:t>
+      </w:r>
+    </w:p>
+    <w:p>
+      <w:pPr>
+        <w:pStyle w:val="ListBullet"/>
+        <w:spacing w:line="240" w:lineRule="auto"/>
+        <w:ind w:left="720"/>
+      </w:pPr>
+      <w:r>
+        <w:rPr>
+          <w:lang w:val="sw_KE" w:bidi="sw_KE"/>
+        </w:rPr>
+      </w:r>
+      <w:r>
+        <w:rPr>
+          <w:lang w:val="sw_KE" w:bidi="sw_KE"/>
+        </w:rPr>
+        <w:t>Mathayo 13:20–21</w:t>
+      </w:r>
+    </w:p>
+    <w:p>
+      <w:pPr>
+        <w:pStyle w:val="ListBullet"/>
+        <w:spacing w:line="240" w:lineRule="auto"/>
+        <w:ind w:left="720"/>
+      </w:pPr>
+      <w:r>
+        <w:rPr>
+          <w:lang w:val="sw_KE" w:bidi="sw_KE"/>
+        </w:rPr>
+      </w:r>
+      <w:r>
+        <w:rPr>
+          <w:lang w:val="sw_KE" w:bidi="sw_KE"/>
+        </w:rPr>
+        <w:t>Mathayo 24:9</w:t>
+      </w:r>
+    </w:p>
+    <w:p>
+      <w:pPr>
+        <w:pStyle w:val="ListBullet"/>
+        <w:spacing w:line="240" w:lineRule="auto"/>
+        <w:ind w:left="720"/>
+      </w:pPr>
+      <w:r>
+        <w:rPr>
+          <w:lang w:val="sw_KE" w:bidi="sw_KE"/>
+        </w:rPr>
+      </w:r>
+      <w:r>
+        <w:rPr>
+          <w:lang w:val="sw_KE" w:bidi="sw_KE"/>
+        </w:rPr>
+        <w:t>Mathayo 24:29</w:t>
+      </w:r>
+    </w:p>
+    <w:p>
+      <w:pPr>
+        <w:pStyle w:val="ListBullet"/>
+        <w:spacing w:line="240" w:lineRule="auto"/>
+        <w:ind w:left="720"/>
+      </w:pPr>
+      <w:r>
+        <w:rPr>
+          <w:lang w:val="sw_KE" w:bidi="sw_KE"/>
+        </w:rPr>
+      </w:r>
+      <w:r>
+        <w:rPr>
+          <w:lang w:val="sw_KE" w:bidi="sw_KE"/>
+        </w:rPr>
+        <w:t>Warumi 2:9</w:t>
+      </w:r>
     </w:p>
     <w:p>
       <w:pPr>
@@ -6812,162 +6338,120 @@
           <w:lang w:val="sw_KE" w:bidi="sw_KE"/>
         </w:rPr>
       </w:r>
-      <w:hyperlink r:id="rId92">
-        <w:r>
-          <w:rPr>
-            <w:lang w:val="sw_KE" w:bidi="sw_KE"/>
-          </w:rPr>
-          <w:rPr>
-            <w:color w:val="0000EE"/>
-            <w:u w:val="single"/>
-          </w:rPr>
-          <w:t>1 Timotheo 5:23</w:t>
-        </w:r>
-      </w:hyperlink>
-    </w:p>
-    <w:p>
-      <w:pPr>
-        <w:pStyle w:val="ListBullet"/>
-        <w:spacing w:line="240" w:lineRule="auto"/>
-        <w:ind w:left="720"/>
-      </w:pPr>
-      <w:r>
-        <w:rPr>
-          <w:lang w:val="sw_KE" w:bidi="sw_KE"/>
-        </w:rPr>
-      </w:r>
-      <w:hyperlink r:id="rId93">
-        <w:r>
-          <w:rPr>
-            <w:lang w:val="sw_KE" w:bidi="sw_KE"/>
-          </w:rPr>
-          <w:rPr>
-            <w:color w:val="0000EE"/>
-            <w:u w:val="single"/>
-          </w:rPr>
-          <w:t>Mwanzo 9:21</w:t>
-        </w:r>
-      </w:hyperlink>
-    </w:p>
-    <w:p>
-      <w:pPr>
-        <w:pStyle w:val="ListBullet"/>
-        <w:spacing w:line="240" w:lineRule="auto"/>
-        <w:ind w:left="720"/>
-      </w:pPr>
-      <w:r>
-        <w:rPr>
-          <w:lang w:val="sw_KE" w:bidi="sw_KE"/>
-        </w:rPr>
-      </w:r>
-      <w:hyperlink r:id="rId94">
-        <w:r>
-          <w:rPr>
-            <w:lang w:val="sw_KE" w:bidi="sw_KE"/>
-          </w:rPr>
-          <w:rPr>
-            <w:color w:val="0000EE"/>
-            <w:u w:val="single"/>
-          </w:rPr>
-          <w:t>Mwanzo 49:12</w:t>
-        </w:r>
-      </w:hyperlink>
-    </w:p>
-    <w:p>
-      <w:pPr>
-        <w:pStyle w:val="ListBullet"/>
-        <w:spacing w:line="240" w:lineRule="auto"/>
-        <w:ind w:left="720"/>
-      </w:pPr>
-      <w:r>
-        <w:rPr>
-          <w:lang w:val="sw_KE" w:bidi="sw_KE"/>
-        </w:rPr>
-      </w:r>
-      <w:hyperlink r:id="rId95">
-        <w:r>
-          <w:rPr>
-            <w:lang w:val="sw_KE" w:bidi="sw_KE"/>
-          </w:rPr>
-          <w:rPr>
-            <w:color w:val="0000EE"/>
-            <w:u w:val="single"/>
-          </w:rPr>
-          <w:t>Yohana 2:3–5</w:t>
-        </w:r>
-      </w:hyperlink>
-    </w:p>
-    <w:p>
-      <w:pPr>
-        <w:pStyle w:val="ListBullet"/>
-        <w:spacing w:line="240" w:lineRule="auto"/>
-        <w:ind w:left="720"/>
-      </w:pPr>
-      <w:r>
-        <w:rPr>
-          <w:lang w:val="sw_KE" w:bidi="sw_KE"/>
-        </w:rPr>
-      </w:r>
-      <w:hyperlink r:id="rId96">
-        <w:r>
-          <w:rPr>
-            <w:lang w:val="sw_KE" w:bidi="sw_KE"/>
-          </w:rPr>
-          <w:rPr>
-            <w:color w:val="0000EE"/>
-            <w:u w:val="single"/>
-          </w:rPr>
-          <w:t>Yohana 2:10</w:t>
-        </w:r>
-      </w:hyperlink>
-    </w:p>
-    <w:p>
-      <w:pPr>
-        <w:pStyle w:val="ListBullet"/>
-        <w:spacing w:line="240" w:lineRule="auto"/>
-        <w:ind w:left="720"/>
-      </w:pPr>
-      <w:r>
-        <w:rPr>
-          <w:lang w:val="sw_KE" w:bidi="sw_KE"/>
-        </w:rPr>
-      </w:r>
-      <w:hyperlink r:id="rId97">
-        <w:r>
-          <w:rPr>
-            <w:lang w:val="sw_KE" w:bidi="sw_KE"/>
-          </w:rPr>
-          <w:rPr>
-            <w:color w:val="0000EE"/>
-            <w:u w:val="single"/>
-          </w:rPr>
-          <w:t>Mathayo 9:17</w:t>
-        </w:r>
-      </w:hyperlink>
-    </w:p>
-    <w:p>
-      <w:pPr>
-        <w:pStyle w:val="ListBullet"/>
-        <w:spacing w:line="240" w:lineRule="auto"/>
-        <w:ind w:left="720"/>
-      </w:pPr>
-      <w:r>
-        <w:rPr>
-          <w:lang w:val="sw_KE" w:bidi="sw_KE"/>
-        </w:rPr>
-      </w:r>
-      <w:hyperlink r:id="rId98">
-        <w:r>
-          <w:rPr>
-            <w:lang w:val="sw_KE" w:bidi="sw_KE"/>
-          </w:rPr>
-          <w:rPr>
-            <w:color w:val="0000EE"/>
-            <w:u w:val="single"/>
-          </w:rPr>
-          <w:t>Mathayo 11:18</w:t>
-        </w:r>
-      </w:hyperlink>
+      <w:r>
+        <w:rPr>
+          <w:lang w:val="sw_KE" w:bidi="sw_KE"/>
+        </w:rPr>
+        <w:t>1 Timotheo 5:23</w:t>
+      </w:r>
+    </w:p>
+    <w:p>
+      <w:pPr>
+        <w:pStyle w:val="ListBullet"/>
+        <w:spacing w:line="240" w:lineRule="auto"/>
+        <w:ind w:left="720"/>
+      </w:pPr>
+      <w:r>
+        <w:rPr>
+          <w:lang w:val="sw_KE" w:bidi="sw_KE"/>
+        </w:rPr>
+      </w:r>
+      <w:r>
+        <w:rPr>
+          <w:lang w:val="sw_KE" w:bidi="sw_KE"/>
+        </w:rPr>
+        <w:t>Mwanzo 9:21</w:t>
+      </w:r>
+    </w:p>
+    <w:p>
+      <w:pPr>
+        <w:pStyle w:val="ListBullet"/>
+        <w:spacing w:line="240" w:lineRule="auto"/>
+        <w:ind w:left="720"/>
+      </w:pPr>
+      <w:r>
+        <w:rPr>
+          <w:lang w:val="sw_KE" w:bidi="sw_KE"/>
+        </w:rPr>
+      </w:r>
+      <w:r>
+        <w:rPr>
+          <w:lang w:val="sw_KE" w:bidi="sw_KE"/>
+        </w:rPr>
+        <w:t>Mwanzo 49:12</w:t>
+      </w:r>
+    </w:p>
+    <w:p>
+      <w:pPr>
+        <w:pStyle w:val="ListBullet"/>
+        <w:spacing w:line="240" w:lineRule="auto"/>
+        <w:ind w:left="720"/>
+      </w:pPr>
+      <w:r>
+        <w:rPr>
+          <w:lang w:val="sw_KE" w:bidi="sw_KE"/>
+        </w:rPr>
+      </w:r>
+      <w:r>
+        <w:rPr>
+          <w:lang w:val="sw_KE" w:bidi="sw_KE"/>
+        </w:rPr>
+        <w:t>Yohana 2:3–5</w:t>
+      </w:r>
+    </w:p>
+    <w:p>
+      <w:pPr>
+        <w:pStyle w:val="ListBullet"/>
+        <w:spacing w:line="240" w:lineRule="auto"/>
+        <w:ind w:left="720"/>
+      </w:pPr>
+      <w:r>
+        <w:rPr>
+          <w:lang w:val="sw_KE" w:bidi="sw_KE"/>
+        </w:rPr>
+      </w:r>
+      <w:r>
+        <w:rPr>
+          <w:lang w:val="sw_KE" w:bidi="sw_KE"/>
+        </w:rPr>
+        <w:t>Yohana 2:10</w:t>
+      </w:r>
+    </w:p>
+    <w:p>
+      <w:pPr>
+        <w:pStyle w:val="ListBullet"/>
+        <w:spacing w:line="240" w:lineRule="auto"/>
+        <w:ind w:left="720"/>
+      </w:pPr>
+      <w:r>
+        <w:rPr>
+          <w:lang w:val="sw_KE" w:bidi="sw_KE"/>
+        </w:rPr>
+      </w:r>
+      <w:r>
+        <w:rPr>
+          <w:lang w:val="sw_KE" w:bidi="sw_KE"/>
+        </w:rPr>
+        <w:t>Mathayo 9:17</w:t>
+      </w:r>
+    </w:p>
+    <w:p>
+      <w:pPr>
+        <w:pStyle w:val="ListBullet"/>
+        <w:spacing w:line="240" w:lineRule="auto"/>
+        <w:ind w:left="720"/>
+      </w:pPr>
+      <w:r>
+        <w:rPr>
+          <w:lang w:val="sw_KE" w:bidi="sw_KE"/>
+        </w:rPr>
+      </w:r>
+      <w:r>
+        <w:rPr>
+          <w:lang w:val="sw_KE" w:bidi="sw_KE"/>
+        </w:rPr>
+        <w:t>Mathayo 11:18</w:t>
+      </w:r>
     </w:p>
     <w:p>
       <w:pPr/>
@@ -7227,103 +6711,73 @@
           <w:lang w:val="sw_KE" w:bidi="sw_KE"/>
         </w:rPr>
       </w:r>
-      <w:hyperlink r:id="rId99">
-        <w:r>
-          <w:rPr>
-            <w:lang w:val="sw_KE" w:bidi="sw_KE"/>
-          </w:rPr>
-          <w:rPr>
-            <w:color w:val="0000EE"/>
-            <w:u w:val="single"/>
-          </w:rPr>
-          <w:t>1 Petro 1:19</w:t>
-        </w:r>
-      </w:hyperlink>
-    </w:p>
-    <w:p>
-      <w:pPr>
-        <w:pStyle w:val="ListBullet"/>
-        <w:spacing w:line="240" w:lineRule="auto"/>
-        <w:ind w:left="720"/>
-      </w:pPr>
-      <w:r>
-        <w:rPr>
-          <w:lang w:val="sw_KE" w:bidi="sw_KE"/>
-        </w:rPr>
-      </w:r>
-      <w:hyperlink r:id="rId100">
-        <w:r>
-          <w:rPr>
-            <w:lang w:val="sw_KE" w:bidi="sw_KE"/>
-          </w:rPr>
-          <w:rPr>
-            <w:color w:val="0000EE"/>
-            <w:u w:val="single"/>
-          </w:rPr>
-          <w:t>2 Petro 2:13</w:t>
-        </w:r>
-      </w:hyperlink>
-    </w:p>
-    <w:p>
-      <w:pPr>
-        <w:pStyle w:val="ListBullet"/>
-        <w:spacing w:line="240" w:lineRule="auto"/>
-        <w:ind w:left="720"/>
-      </w:pPr>
-      <w:r>
-        <w:rPr>
-          <w:lang w:val="sw_KE" w:bidi="sw_KE"/>
-        </w:rPr>
-      </w:r>
-      <w:hyperlink r:id="rId101">
-        <w:r>
-          <w:rPr>
-            <w:lang w:val="sw_KE" w:bidi="sw_KE"/>
-          </w:rPr>
-          <w:rPr>
-            <w:color w:val="0000EE"/>
-            <w:u w:val="single"/>
-          </w:rPr>
-          <w:t>Kumbukumbu la Torati 15:19–21</w:t>
-        </w:r>
-      </w:hyperlink>
-    </w:p>
-    <w:p>
-      <w:pPr>
-        <w:pStyle w:val="ListBullet"/>
-        <w:spacing w:line="240" w:lineRule="auto"/>
-        <w:ind w:left="720"/>
-      </w:pPr>
-      <w:r>
-        <w:rPr>
-          <w:lang w:val="sw_KE" w:bidi="sw_KE"/>
-        </w:rPr>
+      <w:r>
+        <w:rPr>
+          <w:lang w:val="sw_KE" w:bidi="sw_KE"/>
+        </w:rPr>
+        <w:t>1 Petro 1:19</w:t>
+      </w:r>
+    </w:p>
+    <w:p>
+      <w:pPr>
+        <w:pStyle w:val="ListBullet"/>
+        <w:spacing w:line="240" w:lineRule="auto"/>
+        <w:ind w:left="720"/>
+      </w:pPr>
+      <w:r>
+        <w:rPr>
+          <w:lang w:val="sw_KE" w:bidi="sw_KE"/>
+        </w:rPr>
+      </w:r>
+      <w:r>
+        <w:rPr>
+          <w:lang w:val="sw_KE" w:bidi="sw_KE"/>
+        </w:rPr>
+        <w:t>2 Petro 2:13</w:t>
+      </w:r>
+    </w:p>
+    <w:p>
+      <w:pPr>
+        <w:pStyle w:val="ListBullet"/>
+        <w:spacing w:line="240" w:lineRule="auto"/>
+        <w:ind w:left="720"/>
+      </w:pPr>
+      <w:r>
+        <w:rPr>
+          <w:lang w:val="sw_KE" w:bidi="sw_KE"/>
+        </w:rPr>
+      </w:r>
+      <w:r>
+        <w:rPr>
+          <w:lang w:val="sw_KE" w:bidi="sw_KE"/>
+        </w:rPr>
+        <w:t>Kumbukumbu la Torati 15:19–21</w:t>
+      </w:r>
+    </w:p>
+    <w:p>
+      <w:pPr>
+        <w:pStyle w:val="ListBullet"/>
+        <w:spacing w:line="240" w:lineRule="auto"/>
+        <w:ind w:left="720"/>
+      </w:pPr>
+      <w:r>
+        <w:rPr>
+          <w:lang w:val="sw_KE" w:bidi="sw_KE"/>
+        </w:rPr>
+      </w:r>
+      <w:r>
+        <w:rPr>
+          <w:lang w:val="sw_KE" w:bidi="sw_KE"/>
+        </w:rPr>
+        <w:t>Hesabu 6:13–15</w:t>
         <w:br/>
       </w:r>
-      <w:hyperlink r:id="rId102">
-        <w:r>
-          <w:rPr>
-            <w:lang w:val="sw_KE" w:bidi="sw_KE"/>
-          </w:rPr>
-          <w:rPr>
-            <w:color w:val="0000EE"/>
-            <w:u w:val="single"/>
-          </w:rPr>
-          <w:t>Hesabu 6:13–15</w:t>
-        </w:r>
-      </w:hyperlink>
-      <w:hyperlink r:id="rId103">
-        <w:r>
-          <w:rPr>
-            <w:lang w:val="sw_KE" w:bidi="sw_KE"/>
-          </w:rPr>
-          <w:rPr>
-            <w:color w:val="0000EE"/>
-            <w:u w:val="single"/>
-          </w:rPr>
-          <w:t>Wimbo wa Solomoni 4:7</w:t>
-        </w:r>
-      </w:hyperlink>
+      <w:r>
+        <w:rPr>
+          <w:lang w:val="sw_KE" w:bidi="sw_KE"/>
+        </w:rPr>
+        <w:t>Wimbo wa Solomoni 4:7</w:t>
+      </w:r>
     </w:p>
     <w:p>
       <w:pPr>
@@ -7563,90 +7017,66 @@
           <w:lang w:val="sw_KE" w:bidi="sw_KE"/>
         </w:rPr>
       </w:r>
-      <w:hyperlink r:id="rId104">
-        <w:r>
-          <w:rPr>
-            <w:lang w:val="sw_KE" w:bidi="sw_KE"/>
-          </w:rPr>
-          <w:rPr>
-            <w:color w:val="0000EE"/>
-            <w:u w:val="single"/>
-          </w:rPr>
-          <w:t>Matendo 20:19</w:t>
-        </w:r>
-      </w:hyperlink>
-    </w:p>
-    <w:p>
-      <w:pPr>
-        <w:pStyle w:val="ListBullet"/>
-        <w:spacing w:line="240" w:lineRule="auto"/>
-        <w:ind w:left="720"/>
-      </w:pPr>
-      <w:r>
-        <w:rPr>
-          <w:lang w:val="sw_KE" w:bidi="sw_KE"/>
-        </w:rPr>
-      </w:r>
-      <w:hyperlink r:id="rId105">
-        <w:r>
-          <w:rPr>
-            <w:lang w:val="sw_KE" w:bidi="sw_KE"/>
-          </w:rPr>
-          <w:rPr>
-            <w:color w:val="0000EE"/>
-            <w:u w:val="single"/>
-          </w:rPr>
-          <w:t>Ezekieli 17:14</w:t>
-        </w:r>
-      </w:hyperlink>
-    </w:p>
-    <w:p>
-      <w:pPr>
-        <w:pStyle w:val="ListBullet"/>
-        <w:spacing w:line="240" w:lineRule="auto"/>
-        <w:ind w:left="720"/>
-      </w:pPr>
-      <w:r>
-        <w:rPr>
-          <w:lang w:val="sw_KE" w:bidi="sw_KE"/>
-        </w:rPr>
-      </w:r>
-      <w:hyperlink r:id="rId106">
-        <w:r>
-          <w:rPr>
-            <w:lang w:val="sw_KE" w:bidi="sw_KE"/>
-          </w:rPr>
-          <w:rPr>
-            <w:color w:val="0000EE"/>
-            <w:u w:val="single"/>
-          </w:rPr>
-          <w:t>Luka 1:48–49</w:t>
-        </w:r>
-      </w:hyperlink>
-    </w:p>
-    <w:p>
-      <w:pPr>
-        <w:pStyle w:val="ListBullet"/>
-        <w:spacing w:line="240" w:lineRule="auto"/>
-        <w:ind w:left="720"/>
-      </w:pPr>
-      <w:r>
-        <w:rPr>
-          <w:lang w:val="sw_KE" w:bidi="sw_KE"/>
-        </w:rPr>
-      </w:r>
-      <w:hyperlink r:id="rId107">
-        <w:r>
-          <w:rPr>
-            <w:lang w:val="sw_KE" w:bidi="sw_KE"/>
-          </w:rPr>
-          <w:rPr>
-            <w:color w:val="0000EE"/>
-            <w:u w:val="single"/>
-          </w:rPr>
-          <w:t>Warumi 12:16</w:t>
-        </w:r>
-      </w:hyperlink>
+      <w:r>
+        <w:rPr>
+          <w:lang w:val="sw_KE" w:bidi="sw_KE"/>
+        </w:rPr>
+        <w:t>Matendo 20:19</w:t>
+      </w:r>
+    </w:p>
+    <w:p>
+      <w:pPr>
+        <w:pStyle w:val="ListBullet"/>
+        <w:spacing w:line="240" w:lineRule="auto"/>
+        <w:ind w:left="720"/>
+      </w:pPr>
+      <w:r>
+        <w:rPr>
+          <w:lang w:val="sw_KE" w:bidi="sw_KE"/>
+        </w:rPr>
+      </w:r>
+      <w:r>
+        <w:rPr>
+          <w:lang w:val="sw_KE" w:bidi="sw_KE"/>
+        </w:rPr>
+        <w:t>Ezekieli 17:14</w:t>
+      </w:r>
+    </w:p>
+    <w:p>
+      <w:pPr>
+        <w:pStyle w:val="ListBullet"/>
+        <w:spacing w:line="240" w:lineRule="auto"/>
+        <w:ind w:left="720"/>
+      </w:pPr>
+      <w:r>
+        <w:rPr>
+          <w:lang w:val="sw_KE" w:bidi="sw_KE"/>
+        </w:rPr>
+      </w:r>
+      <w:r>
+        <w:rPr>
+          <w:lang w:val="sw_KE" w:bidi="sw_KE"/>
+        </w:rPr>
+        <w:t>Luka 1:48–49</w:t>
+      </w:r>
+    </w:p>
+    <w:p>
+      <w:pPr>
+        <w:pStyle w:val="ListBullet"/>
+        <w:spacing w:line="240" w:lineRule="auto"/>
+        <w:ind w:left="720"/>
+      </w:pPr>
+      <w:r>
+        <w:rPr>
+          <w:lang w:val="sw_KE" w:bidi="sw_KE"/>
+        </w:rPr>
+      </w:r>
+      <w:r>
+        <w:rPr>
+          <w:lang w:val="sw_KE" w:bidi="sw_KE"/>
+        </w:rPr>
+        <w:t>Warumi 12:16</w:t>
+      </w:r>
     </w:p>
     <w:p>
       <w:pPr>
@@ -7915,90 +7345,66 @@
           <w:lang w:val="sw_KE" w:bidi="sw_KE"/>
         </w:rPr>
       </w:r>
-      <w:hyperlink r:id="rId108">
-        <w:r>
-          <w:rPr>
-            <w:lang w:val="sw_KE" w:bidi="sw_KE"/>
-          </w:rPr>
-          <w:rPr>
-            <w:color w:val="0000EE"/>
-            <w:u w:val="single"/>
-          </w:rPr>
-          <w:t>1 Wafalme 1:38–40</w:t>
-        </w:r>
-      </w:hyperlink>
-    </w:p>
-    <w:p>
-      <w:pPr>
-        <w:pStyle w:val="ListBullet"/>
-        <w:spacing w:line="240" w:lineRule="auto"/>
-        <w:ind w:left="720"/>
-      </w:pPr>
-      <w:r>
-        <w:rPr>
-          <w:lang w:val="sw_KE" w:bidi="sw_KE"/>
-        </w:rPr>
-      </w:r>
-      <w:hyperlink r:id="rId109">
-        <w:r>
-          <w:rPr>
-            <w:lang w:val="sw_KE" w:bidi="sw_KE"/>
-          </w:rPr>
-          <w:rPr>
-            <w:color w:val="0000EE"/>
-            <w:u w:val="single"/>
-          </w:rPr>
-          <w:t>2 Mambo ya Nyakati 2:11–12</w:t>
-        </w:r>
-      </w:hyperlink>
-    </w:p>
-    <w:p>
-      <w:pPr>
-        <w:pStyle w:val="ListBullet"/>
-        <w:spacing w:line="240" w:lineRule="auto"/>
-        <w:ind w:left="720"/>
-      </w:pPr>
-      <w:r>
-        <w:rPr>
-          <w:lang w:val="sw_KE" w:bidi="sw_KE"/>
-        </w:rPr>
-      </w:r>
-      <w:hyperlink r:id="rId110">
-        <w:r>
-          <w:rPr>
-            <w:lang w:val="sw_KE" w:bidi="sw_KE"/>
-          </w:rPr>
-          <w:rPr>
-            <w:color w:val="0000EE"/>
-            <w:u w:val="single"/>
-          </w:rPr>
-          <w:t>Danieli 4:35</w:t>
-        </w:r>
-      </w:hyperlink>
-    </w:p>
-    <w:p>
-      <w:pPr>
-        <w:pStyle w:val="ListBullet"/>
-        <w:spacing w:line="240" w:lineRule="auto"/>
-        <w:ind w:left="720"/>
-      </w:pPr>
-      <w:r>
-        <w:rPr>
-          <w:lang w:val="sw_KE" w:bidi="sw_KE"/>
-        </w:rPr>
-      </w:r>
-      <w:hyperlink r:id="rId111">
-        <w:r>
-          <w:rPr>
-            <w:lang w:val="sw_KE" w:bidi="sw_KE"/>
-          </w:rPr>
-          <w:rPr>
-            <w:color w:val="0000EE"/>
-            <w:u w:val="single"/>
-          </w:rPr>
-          <w:t>Luka 12:51</w:t>
-        </w:r>
-      </w:hyperlink>
+      <w:r>
+        <w:rPr>
+          <w:lang w:val="sw_KE" w:bidi="sw_KE"/>
+        </w:rPr>
+        <w:t>1 Wafalme 1:38–40</w:t>
+      </w:r>
+    </w:p>
+    <w:p>
+      <w:pPr>
+        <w:pStyle w:val="ListBullet"/>
+        <w:spacing w:line="240" w:lineRule="auto"/>
+        <w:ind w:left="720"/>
+      </w:pPr>
+      <w:r>
+        <w:rPr>
+          <w:lang w:val="sw_KE" w:bidi="sw_KE"/>
+        </w:rPr>
+      </w:r>
+      <w:r>
+        <w:rPr>
+          <w:lang w:val="sw_KE" w:bidi="sw_KE"/>
+        </w:rPr>
+        <w:t>2 Mambo ya Nyakati 2:11–12</w:t>
+      </w:r>
+    </w:p>
+    <w:p>
+      <w:pPr>
+        <w:pStyle w:val="ListBullet"/>
+        <w:spacing w:line="240" w:lineRule="auto"/>
+        <w:ind w:left="720"/>
+      </w:pPr>
+      <w:r>
+        <w:rPr>
+          <w:lang w:val="sw_KE" w:bidi="sw_KE"/>
+        </w:rPr>
+      </w:r>
+      <w:r>
+        <w:rPr>
+          <w:lang w:val="sw_KE" w:bidi="sw_KE"/>
+        </w:rPr>
+        <w:t>Danieli 4:35</w:t>
+      </w:r>
+    </w:p>
+    <w:p>
+      <w:pPr>
+        <w:pStyle w:val="ListBullet"/>
+        <w:spacing w:line="240" w:lineRule="auto"/>
+        <w:ind w:left="720"/>
+      </w:pPr>
+      <w:r>
+        <w:rPr>
+          <w:lang w:val="sw_KE" w:bidi="sw_KE"/>
+        </w:rPr>
+      </w:r>
+      <w:r>
+        <w:rPr>
+          <w:lang w:val="sw_KE" w:bidi="sw_KE"/>
+        </w:rPr>
+        <w:t>Luka 12:51</w:t>
+      </w:r>
     </w:p>
     <w:p>
       <w:pPr>
@@ -8018,66 +7424,48 @@
         <w:t>Je, mnafikiri nimekuja kuleta amani duniani? La, nasema, bali mgawanyiko.</w:t>
         <w:br/>
       </w:r>
-      <w:hyperlink r:id="rId112">
-        <w:r>
-          <w:rPr>
-            <w:lang w:val="sw_KE" w:bidi="sw_KE"/>
-          </w:rPr>
-          <w:rPr>
-            <w:color w:val="0000EE"/>
-            <w:u w:val="single"/>
-          </w:rPr>
-          <w:t>Mathayo 6:10</w:t>
-        </w:r>
-      </w:hyperlink>
-    </w:p>
-    <w:p>
-      <w:pPr>
-        <w:pStyle w:val="ListBullet"/>
-        <w:spacing w:line="240" w:lineRule="auto"/>
-        <w:ind w:left="720"/>
-      </w:pPr>
-      <w:r>
-        <w:rPr>
-          <w:lang w:val="sw_KE" w:bidi="sw_KE"/>
-        </w:rPr>
-      </w:r>
-      <w:hyperlink r:id="rId113">
-        <w:r>
-          <w:rPr>
-            <w:lang w:val="sw_KE" w:bidi="sw_KE"/>
-          </w:rPr>
-          <w:rPr>
-            <w:color w:val="0000EE"/>
-            <w:u w:val="single"/>
-          </w:rPr>
-          <w:t>Mathayo 11:25</w:t>
-        </w:r>
-      </w:hyperlink>
-    </w:p>
-    <w:p>
-      <w:pPr>
-        <w:pStyle w:val="ListBullet"/>
-        <w:spacing w:line="240" w:lineRule="auto"/>
-        <w:ind w:left="720"/>
-      </w:pPr>
-      <w:r>
-        <w:rPr>
-          <w:lang w:val="sw_KE" w:bidi="sw_KE"/>
-        </w:rPr>
-      </w:r>
-      <w:hyperlink r:id="rId114">
-        <w:r>
-          <w:rPr>
-            <w:lang w:val="sw_KE" w:bidi="sw_KE"/>
-          </w:rPr>
-          <w:rPr>
-            <w:color w:val="0000EE"/>
-            <w:u w:val="single"/>
-          </w:rPr>
-          <w:t>Zekaria 6:5</w:t>
-        </w:r>
-      </w:hyperlink>
+      <w:r>
+        <w:rPr>
+          <w:lang w:val="sw_KE" w:bidi="sw_KE"/>
+        </w:rPr>
+        <w:t>Mathayo 6:10</w:t>
+      </w:r>
+    </w:p>
+    <w:p>
+      <w:pPr>
+        <w:pStyle w:val="ListBullet"/>
+        <w:spacing w:line="240" w:lineRule="auto"/>
+        <w:ind w:left="720"/>
+      </w:pPr>
+      <w:r>
+        <w:rPr>
+          <w:lang w:val="sw_KE" w:bidi="sw_KE"/>
+        </w:rPr>
+      </w:r>
+      <w:r>
+        <w:rPr>
+          <w:lang w:val="sw_KE" w:bidi="sw_KE"/>
+        </w:rPr>
+        <w:t>Mathayo 11:25</w:t>
+      </w:r>
+    </w:p>
+    <w:p>
+      <w:pPr>
+        <w:pStyle w:val="ListBullet"/>
+        <w:spacing w:line="240" w:lineRule="auto"/>
+        <w:ind w:left="720"/>
+      </w:pPr>
+      <w:r>
+        <w:rPr>
+          <w:lang w:val="sw_KE" w:bidi="sw_KE"/>
+        </w:rPr>
+      </w:r>
+      <w:r>
+        <w:rPr>
+          <w:lang w:val="sw_KE" w:bidi="sw_KE"/>
+        </w:rPr>
+        <w:t>Zekaria 6:5</w:t>
+      </w:r>
     </w:p>
     <w:p>
       <w:pPr>
@@ -8460,114 +7848,84 @@
           <w:lang w:val="sw_KE" w:bidi="sw_KE"/>
         </w:rPr>
       </w:r>
-      <w:hyperlink r:id="rId115">
-        <w:r>
-          <w:rPr>
-            <w:lang w:val="sw_KE" w:bidi="sw_KE"/>
-          </w:rPr>
-          <w:rPr>
-            <w:color w:val="0000EE"/>
-            <w:u w:val="single"/>
-          </w:rPr>
-          <w:t>1 Yohana 2:15</w:t>
-        </w:r>
-      </w:hyperlink>
-    </w:p>
-    <w:p>
-      <w:pPr>
-        <w:pStyle w:val="ListBullet"/>
-        <w:spacing w:line="240" w:lineRule="auto"/>
-        <w:ind w:left="720"/>
-      </w:pPr>
-      <w:r>
-        <w:rPr>
-          <w:lang w:val="sw_KE" w:bidi="sw_KE"/>
-        </w:rPr>
-      </w:r>
-      <w:hyperlink r:id="rId116">
-        <w:r>
-          <w:rPr>
-            <w:lang w:val="sw_KE" w:bidi="sw_KE"/>
-          </w:rPr>
-          <w:rPr>
-            <w:color w:val="0000EE"/>
-            <w:u w:val="single"/>
-          </w:rPr>
-          <w:t>1 Yohana 4:5</w:t>
-        </w:r>
-      </w:hyperlink>
-    </w:p>
-    <w:p>
-      <w:pPr>
-        <w:pStyle w:val="ListBullet"/>
-        <w:spacing w:line="240" w:lineRule="auto"/>
-        <w:ind w:left="720"/>
-      </w:pPr>
-      <w:r>
-        <w:rPr>
-          <w:lang w:val="sw_KE" w:bidi="sw_KE"/>
-        </w:rPr>
-      </w:r>
-      <w:hyperlink r:id="rId117">
-        <w:r>
-          <w:rPr>
-            <w:lang w:val="sw_KE" w:bidi="sw_KE"/>
-          </w:rPr>
-          <w:rPr>
-            <w:color w:val="0000EE"/>
-            <w:u w:val="single"/>
-          </w:rPr>
-          <w:t>1 Yohana 5:5</w:t>
-        </w:r>
-      </w:hyperlink>
-    </w:p>
-    <w:p>
-      <w:pPr>
-        <w:pStyle w:val="ListBullet"/>
-        <w:spacing w:line="240" w:lineRule="auto"/>
-        <w:ind w:left="720"/>
-      </w:pPr>
-      <w:r>
-        <w:rPr>
-          <w:lang w:val="sw_KE" w:bidi="sw_KE"/>
-        </w:rPr>
-      </w:r>
-      <w:hyperlink r:id="rId118">
-        <w:r>
-          <w:rPr>
-            <w:lang w:val="sw_KE" w:bidi="sw_KE"/>
-          </w:rPr>
-          <w:rPr>
-            <w:color w:val="0000EE"/>
-            <w:u w:val="single"/>
-          </w:rPr>
-          <w:t>Yohana 1:29</w:t>
-        </w:r>
-      </w:hyperlink>
-    </w:p>
-    <w:p>
-      <w:pPr>
-        <w:pStyle w:val="ListBullet"/>
-        <w:spacing w:line="240" w:lineRule="auto"/>
-        <w:ind w:left="720"/>
-      </w:pPr>
-      <w:r>
-        <w:rPr>
-          <w:lang w:val="sw_KE" w:bidi="sw_KE"/>
-        </w:rPr>
-      </w:r>
-      <w:hyperlink r:id="rId119">
-        <w:r>
-          <w:rPr>
-            <w:lang w:val="sw_KE" w:bidi="sw_KE"/>
-          </w:rPr>
-          <w:rPr>
-            <w:color w:val="0000EE"/>
-            <w:u w:val="single"/>
-          </w:rPr>
-          <w:t>Mathayo 13:36–39</w:t>
-        </w:r>
-      </w:hyperlink>
+      <w:r>
+        <w:rPr>
+          <w:lang w:val="sw_KE" w:bidi="sw_KE"/>
+        </w:rPr>
+        <w:t>1 Yohana 2:15</w:t>
+      </w:r>
+    </w:p>
+    <w:p>
+      <w:pPr>
+        <w:pStyle w:val="ListBullet"/>
+        <w:spacing w:line="240" w:lineRule="auto"/>
+        <w:ind w:left="720"/>
+      </w:pPr>
+      <w:r>
+        <w:rPr>
+          <w:lang w:val="sw_KE" w:bidi="sw_KE"/>
+        </w:rPr>
+      </w:r>
+      <w:r>
+        <w:rPr>
+          <w:lang w:val="sw_KE" w:bidi="sw_KE"/>
+        </w:rPr>
+        <w:t>1 Yohana 4:5</w:t>
+      </w:r>
+    </w:p>
+    <w:p>
+      <w:pPr>
+        <w:pStyle w:val="ListBullet"/>
+        <w:spacing w:line="240" w:lineRule="auto"/>
+        <w:ind w:left="720"/>
+      </w:pPr>
+      <w:r>
+        <w:rPr>
+          <w:lang w:val="sw_KE" w:bidi="sw_KE"/>
+        </w:rPr>
+      </w:r>
+      <w:r>
+        <w:rPr>
+          <w:lang w:val="sw_KE" w:bidi="sw_KE"/>
+        </w:rPr>
+        <w:t>1 Yohana 5:5</w:t>
+      </w:r>
+    </w:p>
+    <w:p>
+      <w:pPr>
+        <w:pStyle w:val="ListBullet"/>
+        <w:spacing w:line="240" w:lineRule="auto"/>
+        <w:ind w:left="720"/>
+      </w:pPr>
+      <w:r>
+        <w:rPr>
+          <w:lang w:val="sw_KE" w:bidi="sw_KE"/>
+        </w:rPr>
+      </w:r>
+      <w:r>
+        <w:rPr>
+          <w:lang w:val="sw_KE" w:bidi="sw_KE"/>
+        </w:rPr>
+        <w:t>Yohana 1:29</w:t>
+      </w:r>
+    </w:p>
+    <w:p>
+      <w:pPr>
+        <w:pStyle w:val="ListBullet"/>
+        <w:spacing w:line="240" w:lineRule="auto"/>
+        <w:ind w:left="720"/>
+      </w:pPr>
+      <w:r>
+        <w:rPr>
+          <w:lang w:val="sw_KE" w:bidi="sw_KE"/>
+        </w:rPr>
+      </w:r>
+      <w:r>
+        <w:rPr>
+          <w:lang w:val="sw_KE" w:bidi="sw_KE"/>
+        </w:rPr>
+        <w:t>Mathayo 13:36–39</w:t>
+      </w:r>
     </w:p>
     <w:p>
       <w:pPr>

--- a/swh/docx/005.content.docx
+++ b/swh/docx/005.content.docx
@@ -2671,13 +2671,25 @@
         <w:rPr>
           <w:lang w:val="sw_KE" w:bidi="sw_KE"/>
         </w:rPr>
+        <w:t xml:space="preserve">, choma, </w:t>
+      </w:r>
+      <w:r>
+        <w:rPr>
+          <w:lang w:val="sw_KE" w:bidi="sw_KE"/>
+        </w:rPr>
+        <w:t>kuhani</w:t>
+      </w:r>
+      <w:r>
+        <w:rPr>
+          <w:lang w:val="sw_KE" w:bidi="sw_KE"/>
+        </w:rPr>
         <w:t xml:space="preserve">, </w:t>
       </w:r>
       <w:r>
         <w:rPr>
           <w:lang w:val="sw_KE" w:bidi="sw_KE"/>
         </w:rPr>
-        <w:t>choma</w:t>
+        <w:t>hekalu</w:t>
       </w:r>
       <w:r>
         <w:rPr>
@@ -2689,6 +2701,482 @@
         <w:rPr>
           <w:lang w:val="sw_KE" w:bidi="sw_KE"/>
         </w:rPr>
+        <w:t>shujaa</w:t>
+      </w:r>
+      <w:r>
+        <w:rPr>
+          <w:lang w:val="sw_KE" w:bidi="sw_KE"/>
+        </w:rPr>
+        <w:t>)</w:t>
+      </w:r>
+    </w:p>
+    <w:p>
+      <w:pPr>
+        <w:pStyle w:val="Heading3"/>
+      </w:pPr>
+      <w:r>
+        <w:rPr>
+          <w:lang w:val="sw_KE" w:bidi="sw_KE"/>
+        </w:rPr>
+        <w:t>Marejeleo ya Biblia:</w:t>
+      </w:r>
+    </w:p>
+    <w:p>
+      <w:pPr>
+        <w:pStyle w:val="ListBullet"/>
+        <w:spacing w:line="240" w:lineRule="auto"/>
+        <w:ind w:left="720"/>
+      </w:pPr>
+      <w:r>
+        <w:rPr>
+          <w:lang w:val="sw_KE" w:bidi="sw_KE"/>
+        </w:rPr>
+      </w:r>
+      <w:r>
+        <w:rPr>
+          <w:lang w:val="sw_KE" w:bidi="sw_KE"/>
+        </w:rPr>
+        <w:t>1 Wathesalonike 5:8</w:t>
+      </w:r>
+    </w:p>
+    <w:p>
+      <w:pPr>
+        <w:pStyle w:val="ListBullet"/>
+        <w:spacing w:line="240" w:lineRule="auto"/>
+        <w:ind w:left="720"/>
+      </w:pPr>
+      <w:r>
+        <w:rPr>
+          <w:lang w:val="sw_KE" w:bidi="sw_KE"/>
+        </w:rPr>
+      </w:r>
+      <w:r>
+        <w:rPr>
+          <w:lang w:val="sw_KE" w:bidi="sw_KE"/>
+        </w:rPr>
+        <w:t>Kutoka 39:14–16</w:t>
+      </w:r>
+    </w:p>
+    <w:p>
+      <w:pPr>
+        <w:pStyle w:val="ListBullet"/>
+        <w:spacing w:line="240" w:lineRule="auto"/>
+        <w:ind w:left="720"/>
+      </w:pPr>
+      <w:r>
+        <w:rPr>
+          <w:lang w:val="sw_KE" w:bidi="sw_KE"/>
+        </w:rPr>
+      </w:r>
+      <w:r>
+        <w:rPr>
+          <w:lang w:val="sw_KE" w:bidi="sw_KE"/>
+        </w:rPr>
+        <w:t>Isaya 59:17</w:t>
+      </w:r>
+    </w:p>
+    <w:p>
+      <w:pPr>
+        <w:pStyle w:val="ListBullet"/>
+        <w:spacing w:line="240" w:lineRule="auto"/>
+        <w:ind w:left="720"/>
+      </w:pPr>
+      <w:r>
+        <w:rPr>
+          <w:lang w:val="sw_KE" w:bidi="sw_KE"/>
+        </w:rPr>
+      </w:r>
+      <w:r>
+        <w:rPr>
+          <w:lang w:val="sw_KE" w:bidi="sw_KE"/>
+        </w:rPr>
+        <w:t>Ufunuo 9:7–9</w:t>
+      </w:r>
+    </w:p>
+    <w:p>
+      <w:pPr>
+        <w:pStyle w:val="Heading3"/>
+      </w:pPr>
+      <w:r>
+        <w:rPr>
+          <w:lang w:val="sw_KE" w:bidi="sw_KE"/>
+        </w:rPr>
+        <w:t>Data ya Neno:</w:t>
+      </w:r>
+    </w:p>
+    <w:p>
+      <w:pPr>
+        <w:pStyle w:val="ListBullet"/>
+        <w:spacing w:line="240" w:lineRule="auto"/>
+        <w:ind w:left="720"/>
+      </w:pPr>
+      <w:r>
+        <w:rPr>
+          <w:lang w:val="sw_KE" w:bidi="sw_KE"/>
+        </w:rPr>
+      </w:r>
+      <w:r>
+        <w:rPr>
+          <w:lang w:val="sw_KE" w:bidi="sw_KE"/>
+        </w:rPr>
+        <w:t>Strong's: H2833, H8302, G23820</w:t>
+      </w:r>
+      <w:r>
+        <w:rPr>
+          <w:lang w:val="sw_KE" w:bidi="sw_KE"/>
+        </w:rPr>
+      </w:r>
+      <w:r>
+        <w:rPr>
+          <w:lang w:val="sw_KE" w:bidi="sw_KE"/>
+        </w:rPr>
+      </w:r>
+    </w:p>
+    <w:p>
+      <w:pPr/>
+      <w:r>
+        <w:rPr>
+          <w:lang w:val="sw_KE" w:bidi="sw_KE"/>
+        </w:rPr>
+      </w:r>
+    </w:p>
+    <w:p>
+      <w:pPr>
+        <w:pStyle w:val="Heading2"/>
+      </w:pPr>
+      <w:r>
+        <w:rPr>
+          <w:lang w:val="sw_KE" w:bidi="sw_KE"/>
+        </w:rPr>
+        <w:t>Dhabihu</w:t>
+      </w:r>
+      <w:r>
+        <w:rPr>
+          <w:lang w:val="sw_KE" w:bidi="sw_KE"/>
+        </w:rPr>
+      </w:r>
+    </w:p>
+    <w:p>
+      <w:pPr>
+        <w:pStyle w:val="Heading3"/>
+      </w:pPr>
+      <w:r>
+        <w:rPr>
+          <w:lang w:val="sw_KE" w:bidi="sw_KE"/>
+        </w:rPr>
+        <w:t>Ufafanuzi:</w:t>
+      </w:r>
+    </w:p>
+    <w:p>
+      <w:pPr/>
+      <w:r>
+        <w:rPr>
+          <w:lang w:val="sw_KE" w:bidi="sw_KE"/>
+        </w:rPr>
+      </w:r>
+      <w:r>
+        <w:rPr>
+          <w:lang w:val="sw_KE" w:bidi="sw_KE"/>
+        </w:rPr>
+        <w:t>Kwenye Biblia, maneno "dhabihu" na "sadaka" yanarejelea zawadi maalum zilizotolewa kwa Mungu kama kitendo cha kumwabudu. Watu pia walitoa dhabihu kwa miungu ya uongo.</w:t>
+      </w:r>
+    </w:p>
+    <w:p>
+      <w:pPr>
+        <w:pStyle w:val="Heading4"/>
+      </w:pPr>
+      <w:r>
+        <w:rPr>
+          <w:lang w:val="sw_KE" w:bidi="sw_KE"/>
+        </w:rPr>
+        <w:t>dhabihu</w:t>
+      </w:r>
+    </w:p>
+    <w:p>
+      <w:pPr>
+        <w:pStyle w:val="ListBullet"/>
+        <w:spacing w:line="240" w:lineRule="auto"/>
+        <w:ind w:left="720"/>
+      </w:pPr>
+      <w:r>
+        <w:rPr>
+          <w:lang w:val="sw_KE" w:bidi="sw_KE"/>
+        </w:rPr>
+      </w:r>
+      <w:r>
+        <w:rPr>
+          <w:lang w:val="sw_KE" w:bidi="sw_KE"/>
+        </w:rPr>
+        <w:t>Dhabihu kwa Mungu mara nyingi zilihusisha kuchinja mnyama.</w:t>
+      </w:r>
+    </w:p>
+    <w:p>
+      <w:pPr>
+        <w:pStyle w:val="ListBullet"/>
+        <w:spacing w:line="240" w:lineRule="auto"/>
+        <w:ind w:left="720"/>
+      </w:pPr>
+      <w:r>
+        <w:rPr>
+          <w:lang w:val="sw_KE" w:bidi="sw_KE"/>
+        </w:rPr>
+      </w:r>
+      <w:r>
+        <w:rPr>
+          <w:lang w:val="sw_KE" w:bidi="sw_KE"/>
+        </w:rPr>
+        <w:t>Ni dhabihu ya Yesu, Mwana mkamilifu asiye na dhambi wa Mungu, pekee inayoweza kuwasafisha watu kabisa kutoka kwa dhambi; dhabihu za wanyama hazingeweza kamwe kufanya hivyo.</w:t>
+      </w:r>
+    </w:p>
+    <w:p>
+      <w:pPr>
+        <w:pStyle w:val="Heading4"/>
+      </w:pPr>
+      <w:r>
+        <w:rPr>
+          <w:lang w:val="sw_KE" w:bidi="sw_KE"/>
+        </w:rPr>
+        <w:t>sadaka</w:t>
+      </w:r>
+    </w:p>
+    <w:p>
+      <w:pPr>
+        <w:pStyle w:val="ListBullet"/>
+        <w:spacing w:line="240" w:lineRule="auto"/>
+        <w:ind w:left="720"/>
+      </w:pPr>
+      <w:r>
+        <w:rPr>
+          <w:lang w:val="sw_KE" w:bidi="sw_KE"/>
+        </w:rPr>
+      </w:r>
+      <w:r>
+        <w:rPr>
+          <w:lang w:val="sw_KE" w:bidi="sw_KE"/>
+        </w:rPr>
+        <w:t>Neno "sadaka" kwa ujumla linamaanisha chochote kinachotolewa au kupewa. Neno "dhabihu" linamaanisha kitu kinachotolewa au kufanywa kwa gharama kubwa kwa mtoaji.</w:t>
+      </w:r>
+    </w:p>
+    <w:p>
+      <w:pPr>
+        <w:pStyle w:val="ListBullet"/>
+        <w:spacing w:line="240" w:lineRule="auto"/>
+        <w:ind w:left="720"/>
+      </w:pPr>
+      <w:r>
+        <w:rPr>
+          <w:lang w:val="sw_KE" w:bidi="sw_KE"/>
+        </w:rPr>
+      </w:r>
+      <w:r>
+        <w:rPr>
+          <w:lang w:val="sw_KE" w:bidi="sw_KE"/>
+        </w:rPr>
+        <w:t>Sadaka kwa Mungu zilikuwa vitu maalum ambavyo aliwaamuru Waisraeli kutoa ili kuonyesha ibada na utiifu kwake.</w:t>
+      </w:r>
+    </w:p>
+    <w:p>
+      <w:pPr>
+        <w:pStyle w:val="ListBullet"/>
+        <w:spacing w:line="240" w:lineRule="auto"/>
+        <w:ind w:left="720"/>
+      </w:pPr>
+      <w:r>
+        <w:rPr>
+          <w:lang w:val="sw_KE" w:bidi="sw_KE"/>
+        </w:rPr>
+      </w:r>
+      <w:r>
+        <w:rPr>
+          <w:lang w:val="sw_KE" w:bidi="sw_KE"/>
+        </w:rPr>
+        <w:t>Majina ya sadaka tofauti, kama vile "sadaka ya kuteketezwa" na "sadaka ya amani," yalionyesha aina ya sadaka iliyokuwa ikitolewa.</w:t>
+      </w:r>
+    </w:p>
+    <w:p>
+      <w:pPr>
+        <w:pStyle w:val="Heading3"/>
+      </w:pPr>
+      <w:r>
+        <w:rPr>
+          <w:lang w:val="sw_KE" w:bidi="sw_KE"/>
+        </w:rPr>
+        <w:t>Mapendekezo ya Tafsiri</w:t>
+      </w:r>
+    </w:p>
+    <w:p>
+      <w:pPr>
+        <w:pStyle w:val="ListBullet"/>
+        <w:spacing w:line="240" w:lineRule="auto"/>
+        <w:ind w:left="720"/>
+      </w:pPr>
+      <w:r>
+        <w:rPr>
+          <w:lang w:val="sw_KE" w:bidi="sw_KE"/>
+        </w:rPr>
+      </w:r>
+      <w:r>
+        <w:rPr>
+          <w:lang w:val="sw_KE" w:bidi="sw_KE"/>
+        </w:rPr>
+        <w:t>Neno "sadaka" linaweza pia kutafsiriwa kama "zawadi kwa Mungu" au "kitu kilichotolewa kwa Mungu" au "kitu cha thamani kilichowasilishwa kwa Mungu."</w:t>
+      </w:r>
+    </w:p>
+    <w:p>
+      <w:pPr>
+        <w:pStyle w:val="ListBullet"/>
+        <w:spacing w:line="240" w:lineRule="auto"/>
+        <w:ind w:left="720"/>
+      </w:pPr>
+      <w:r>
+        <w:rPr>
+          <w:lang w:val="sw_KE" w:bidi="sw_KE"/>
+        </w:rPr>
+      </w:r>
+      <w:r>
+        <w:rPr>
+          <w:lang w:val="sw_KE" w:bidi="sw_KE"/>
+        </w:rPr>
+        <w:t>Kulingana na muktadha, neno "dhabihu" linaweza pia kutafsiriwa kama "kitu cha thamani kinachotolewa katika ibada" au "mnyama maalum aliyeuawa na kuwasilishwa kwa Mungu."</w:t>
+      </w:r>
+    </w:p>
+    <w:p>
+      <w:pPr>
+        <w:pStyle w:val="ListBullet"/>
+        <w:spacing w:line="240" w:lineRule="auto"/>
+        <w:ind w:left="720"/>
+      </w:pPr>
+      <w:r>
+        <w:rPr>
+          <w:lang w:val="sw_KE" w:bidi="sw_KE"/>
+        </w:rPr>
+      </w:r>
+      <w:r>
+        <w:rPr>
+          <w:lang w:val="sw_KE" w:bidi="sw_KE"/>
+        </w:rPr>
+        <w:t>Kitendo cha "dhabihu" kinaweza kutafsiriwa kama "kuacha kitu cha thamani" au "kuua mnyama na kumpa Mungu."</w:t>
+      </w:r>
+    </w:p>
+    <w:p>
+      <w:pPr>
+        <w:pStyle w:val="ListBullet"/>
+        <w:spacing w:line="240" w:lineRule="auto"/>
+        <w:ind w:left="720"/>
+      </w:pPr>
+      <w:r>
+        <w:rPr>
+          <w:lang w:val="sw_KE" w:bidi="sw_KE"/>
+        </w:rPr>
+      </w:r>
+      <w:r>
+        <w:rPr>
+          <w:lang w:val="sw_KE" w:bidi="sw_KE"/>
+        </w:rPr>
+        <w:t>Njia nyingine ya kutafsiri "jiwasilishe kama dhabihu iliyo hai" inaweza kuwa "unapoishi maisha yako, jitoe kwa Mungu kikamilifu kama mnyama anavyotolewa kwenye madhabahu."</w:t>
+      </w:r>
+    </w:p>
+    <w:p>
+      <w:pPr/>
+      <w:r>
+        <w:rPr>
+          <w:lang w:val="sw_KE" w:bidi="sw_KE"/>
+        </w:rPr>
+      </w:r>
+      <w:r>
+        <w:rPr>
+          <w:lang w:val="sw_KE" w:bidi="sw_KE"/>
+        </w:rPr>
+        <w:t xml:space="preserve">(Tazama pia: </w:t>
+      </w:r>
+      <w:r>
+        <w:rPr>
+          <w:lang w:val="sw_KE" w:bidi="sw_KE"/>
+        </w:rPr>
+        <w:t>madhabahu</w:t>
+      </w:r>
+      <w:r>
+        <w:rPr>
+          <w:lang w:val="sw_KE" w:bidi="sw_KE"/>
+        </w:rPr>
+        <w:t xml:space="preserve">, </w:t>
+      </w:r>
+      <w:r>
+        <w:rPr>
+          <w:lang w:val="sw_KE" w:bidi="sw_KE"/>
+        </w:rPr>
+        <w:t>sadaka ya kuteketezwa</w:t>
+      </w:r>
+      <w:r>
+        <w:rPr>
+          <w:lang w:val="sw_KE" w:bidi="sw_KE"/>
+        </w:rPr>
+        <w:t xml:space="preserve">, </w:t>
+      </w:r>
+      <w:r>
+        <w:rPr>
+          <w:lang w:val="sw_KE" w:bidi="sw_KE"/>
+        </w:rPr>
+        <w:t>sadaka ya kinywaji</w:t>
+      </w:r>
+      <w:r>
+        <w:rPr>
+          <w:lang w:val="sw_KE" w:bidi="sw_KE"/>
+        </w:rPr>
+        <w:t xml:space="preserve">, </w:t>
+      </w:r>
+      <w:r>
+        <w:rPr>
+          <w:lang w:val="sw_KE" w:bidi="sw_KE"/>
+        </w:rPr>
+        <w:t>mungu wa uongo</w:t>
+      </w:r>
+      <w:r>
+        <w:rPr>
+          <w:lang w:val="sw_KE" w:bidi="sw_KE"/>
+        </w:rPr>
+        <w:t xml:space="preserve">, </w:t>
+      </w:r>
+      <w:r>
+        <w:rPr>
+          <w:lang w:val="sw_KE" w:bidi="sw_KE"/>
+        </w:rPr>
+        <w:t>sadaka ya ushirika</w:t>
+      </w:r>
+      <w:r>
+        <w:rPr>
+          <w:lang w:val="sw_KE" w:bidi="sw_KE"/>
+        </w:rPr>
+        <w:t xml:space="preserve">, </w:t>
+      </w:r>
+      <w:r>
+        <w:rPr>
+          <w:lang w:val="sw_KE" w:bidi="sw_KE"/>
+        </w:rPr>
+        <w:t>sadaka ya hiari,</w:t>
+      </w:r>
+      <w:r>
+        <w:rPr>
+          <w:lang w:val="sw_KE" w:bidi="sw_KE"/>
+        </w:rPr>
+        <w:t xml:space="preserve"> </w:t>
+      </w:r>
+      <w:r>
+        <w:rPr>
+          <w:lang w:val="sw_KE" w:bidi="sw_KE"/>
+        </w:rPr>
+        <w:t>sadaka ya Amani</w:t>
+      </w:r>
+      <w:r>
+        <w:rPr>
+          <w:lang w:val="sw_KE" w:bidi="sw_KE"/>
+        </w:rPr>
+        <w:t xml:space="preserve">, </w:t>
+      </w:r>
+      <w:r>
+        <w:rPr>
+          <w:lang w:val="sw_KE" w:bidi="sw_KE"/>
+        </w:rPr>
         <w:t>kuhani</w:t>
       </w:r>
       <w:r>
@@ -2701,24 +3189,828 @@
         <w:rPr>
           <w:lang w:val="sw_KE" w:bidi="sw_KE"/>
         </w:rPr>
+        <w:t>sadaka ya dhambi</w:t>
+      </w:r>
+      <w:r>
+        <w:rPr>
+          <w:lang w:val="sw_KE" w:bidi="sw_KE"/>
+        </w:rPr>
+        <w:t xml:space="preserve">, </w:t>
+      </w:r>
+      <w:r>
+        <w:rPr>
+          <w:lang w:val="sw_KE" w:bidi="sw_KE"/>
+        </w:rPr>
+        <w:t>ibada</w:t>
+      </w:r>
+      <w:r>
+        <w:rPr>
+          <w:lang w:val="sw_KE" w:bidi="sw_KE"/>
+        </w:rPr>
+        <w:t>)</w:t>
+      </w:r>
+    </w:p>
+    <w:p>
+      <w:pPr>
+        <w:pStyle w:val="Heading3"/>
+      </w:pPr>
+      <w:r>
+        <w:rPr>
+          <w:lang w:val="sw_KE" w:bidi="sw_KE"/>
+        </w:rPr>
+        <w:t>Marejeleo ya Biblia:</w:t>
+      </w:r>
+    </w:p>
+    <w:p>
+      <w:pPr>
+        <w:pStyle w:val="ListBullet"/>
+        <w:spacing w:line="240" w:lineRule="auto"/>
+        <w:ind w:left="720"/>
+      </w:pPr>
+      <w:r>
+        <w:rPr>
+          <w:lang w:val="sw_KE" w:bidi="sw_KE"/>
+        </w:rPr>
+      </w:r>
+      <w:r>
+        <w:rPr>
+          <w:lang w:val="sw_KE" w:bidi="sw_KE"/>
+        </w:rPr>
+        <w:t>2 Timotheo 4:6</w:t>
+      </w:r>
+    </w:p>
+    <w:p>
+      <w:pPr>
+        <w:pStyle w:val="ListBullet"/>
+        <w:spacing w:line="240" w:lineRule="auto"/>
+        <w:ind w:left="720"/>
+      </w:pPr>
+      <w:r>
+        <w:rPr>
+          <w:lang w:val="sw_KE" w:bidi="sw_KE"/>
+        </w:rPr>
+      </w:r>
+      <w:r>
+        <w:rPr>
+          <w:lang w:val="sw_KE" w:bidi="sw_KE"/>
+        </w:rPr>
+        <w:t>Matendo 7:42</w:t>
+      </w:r>
+    </w:p>
+    <w:p>
+      <w:pPr>
+        <w:pStyle w:val="ListBullet"/>
+        <w:spacing w:line="240" w:lineRule="auto"/>
+        <w:ind w:left="720"/>
+      </w:pPr>
+      <w:r>
+        <w:rPr>
+          <w:lang w:val="sw_KE" w:bidi="sw_KE"/>
+        </w:rPr>
+      </w:r>
+      <w:r>
+        <w:rPr>
+          <w:lang w:val="sw_KE" w:bidi="sw_KE"/>
+        </w:rPr>
+        <w:t>Matendo 21:25</w:t>
+      </w:r>
+    </w:p>
+    <w:p>
+      <w:pPr>
+        <w:pStyle w:val="ListBullet"/>
+        <w:spacing w:line="240" w:lineRule="auto"/>
+        <w:ind w:left="720"/>
+      </w:pPr>
+      <w:r>
+        <w:rPr>
+          <w:lang w:val="sw_KE" w:bidi="sw_KE"/>
+        </w:rPr>
+      </w:r>
+      <w:r>
+        <w:rPr>
+          <w:lang w:val="sw_KE" w:bidi="sw_KE"/>
+        </w:rPr>
+        <w:t>Mwanzo 4:3–5</w:t>
+      </w:r>
+    </w:p>
+    <w:p>
+      <w:pPr>
+        <w:pStyle w:val="ListBullet"/>
+        <w:spacing w:line="240" w:lineRule="auto"/>
+        <w:ind w:left="720"/>
+      </w:pPr>
+      <w:r>
+        <w:rPr>
+          <w:lang w:val="sw_KE" w:bidi="sw_KE"/>
+        </w:rPr>
+      </w:r>
+      <w:r>
+        <w:rPr>
+          <w:lang w:val="sw_KE" w:bidi="sw_KE"/>
+        </w:rPr>
+        <w:t>Yakobo 2:21–24</w:t>
+      </w:r>
+    </w:p>
+    <w:p>
+      <w:pPr>
+        <w:pStyle w:val="ListBullet"/>
+        <w:spacing w:line="240" w:lineRule="auto"/>
+        <w:ind w:left="720"/>
+      </w:pPr>
+      <w:r>
+        <w:rPr>
+          <w:lang w:val="sw_KE" w:bidi="sw_KE"/>
+        </w:rPr>
+      </w:r>
+      <w:r>
+        <w:rPr>
+          <w:lang w:val="sw_KE" w:bidi="sw_KE"/>
+        </w:rPr>
+        <w:t>Marko 1:43–44</w:t>
+      </w:r>
+    </w:p>
+    <w:p>
+      <w:pPr>
+        <w:pStyle w:val="ListBullet"/>
+        <w:spacing w:line="240" w:lineRule="auto"/>
+        <w:ind w:left="720"/>
+      </w:pPr>
+      <w:r>
+        <w:rPr>
+          <w:lang w:val="sw_KE" w:bidi="sw_KE"/>
+        </w:rPr>
+      </w:r>
+      <w:r>
+        <w:rPr>
+          <w:lang w:val="sw_KE" w:bidi="sw_KE"/>
+        </w:rPr>
+        <w:t>Marko 14:12</w:t>
+      </w:r>
+    </w:p>
+    <w:p>
+      <w:pPr>
+        <w:pStyle w:val="ListBullet"/>
+        <w:spacing w:line="240" w:lineRule="auto"/>
+        <w:ind w:left="720"/>
+      </w:pPr>
+      <w:r>
+        <w:rPr>
+          <w:lang w:val="sw_KE" w:bidi="sw_KE"/>
+        </w:rPr>
+      </w:r>
+      <w:r>
+        <w:rPr>
+          <w:lang w:val="sw_KE" w:bidi="sw_KE"/>
+        </w:rPr>
+        <w:t>Mathayo 5:23</w:t>
+      </w:r>
+    </w:p>
+    <w:p>
+      <w:pPr>
+        <w:pStyle w:val="Heading3"/>
+      </w:pPr>
+      <w:r>
+        <w:rPr>
+          <w:lang w:val="sw_KE" w:bidi="sw_KE"/>
+        </w:rPr>
+        <w:t>Mifano kutoka kwenye hadithi za Biblia:</w:t>
+      </w:r>
+    </w:p>
+    <w:p>
+      <w:pPr>
+        <w:pStyle w:val="ListBullet"/>
+        <w:spacing w:line="240" w:lineRule="auto"/>
+        <w:ind w:left="720"/>
+      </w:pPr>
+      <w:r>
+        <w:rPr>
+          <w:lang w:val="sw_KE" w:bidi="sw_KE"/>
+        </w:rPr>
+      </w:r>
+      <w:r>
+        <w:rPr>
+          <w:b/>
+          <w:lang w:val="sw_KE" w:bidi="sw_KE"/>
+        </w:rPr>
+        <w:t>3:14</w:t>
+      </w:r>
+      <w:r>
+        <w:rPr>
+          <w:lang w:val="sw_KE" w:bidi="sw_KE"/>
+        </w:rPr>
+        <w:t xml:space="preserve"> Baada ya Nohu kushuka kutoka kwenye mashua, alijenga madhabahu na </w:t>
+      </w:r>
+      <w:r>
+        <w:rPr>
+          <w:b/>
+          <w:lang w:val="sw_KE" w:bidi="sw_KE"/>
+        </w:rPr>
+        <w:t>kutoa dhabihu</w:t>
+      </w:r>
+      <w:r>
+        <w:rPr>
+          <w:lang w:val="sw_KE" w:bidi="sw_KE"/>
+        </w:rPr>
+        <w:t xml:space="preserve"> baadhi ya kila aina ya mnyama ambao unaweza kutumika kwa </w:t>
+      </w:r>
+      <w:r>
+        <w:rPr>
+          <w:b/>
+          <w:lang w:val="sw_KE" w:bidi="sw_KE"/>
+        </w:rPr>
+        <w:t>dhabihu</w:t>
+      </w:r>
+      <w:r>
+        <w:rPr>
+          <w:lang w:val="sw_KE" w:bidi="sw_KE"/>
+        </w:rPr>
+        <w:t xml:space="preserve">. Mungu alifurahia </w:t>
+      </w:r>
+      <w:r>
+        <w:rPr>
+          <w:b/>
+          <w:lang w:val="sw_KE" w:bidi="sw_KE"/>
+        </w:rPr>
+        <w:t>dhabihu</w:t>
+      </w:r>
+      <w:r>
+        <w:rPr>
+          <w:lang w:val="sw_KE" w:bidi="sw_KE"/>
+        </w:rPr>
+        <w:t xml:space="preserve"> na akambariki Noa na familia yake.</w:t>
+      </w:r>
+    </w:p>
+    <w:p>
+      <w:pPr>
+        <w:pStyle w:val="ListBullet"/>
+        <w:spacing w:line="240" w:lineRule="auto"/>
+        <w:ind w:left="720"/>
+      </w:pPr>
+      <w:r>
+        <w:rPr>
+          <w:lang w:val="sw_KE" w:bidi="sw_KE"/>
+        </w:rPr>
+      </w:r>
+      <w:r>
+        <w:rPr>
+          <w:b/>
+          <w:lang w:val="sw_KE" w:bidi="sw_KE"/>
+        </w:rPr>
+        <w:t>5:6</w:t>
+      </w:r>
+      <w:r>
+        <w:rPr>
+          <w:lang w:val="sw_KE" w:bidi="sw_KE"/>
+        </w:rPr>
+        <w:t xml:space="preserve"> “Mchukue Isaka, mwanao wa pekee, na umchinje kama </w:t>
+      </w:r>
+      <w:r>
+        <w:rPr>
+          <w:b/>
+          <w:lang w:val="sw_KE" w:bidi="sw_KE"/>
+        </w:rPr>
+        <w:t>dhabihu</w:t>
+      </w:r>
+      <w:r>
+        <w:rPr>
+          <w:lang w:val="sw_KE" w:bidi="sw_KE"/>
+        </w:rPr>
+        <w:t xml:space="preserve"> kwangu.” Tena Abrahamu alitii Mungu na akaandaa kumtoa mwanawe kama </w:t>
+      </w:r>
+      <w:r>
+        <w:rPr>
+          <w:b/>
+          <w:lang w:val="sw_KE" w:bidi="sw_KE"/>
+        </w:rPr>
+        <w:t>dhabihu</w:t>
+      </w:r>
+      <w:r>
+        <w:rPr>
+          <w:lang w:val="sw_KE" w:bidi="sw_KE"/>
+        </w:rPr>
+        <w:t>.</w:t>
+      </w:r>
+    </w:p>
+    <w:p>
+      <w:pPr>
+        <w:pStyle w:val="ListBullet"/>
+        <w:spacing w:line="240" w:lineRule="auto"/>
+        <w:ind w:left="720"/>
+      </w:pPr>
+      <w:r>
+        <w:rPr>
+          <w:lang w:val="sw_KE" w:bidi="sw_KE"/>
+        </w:rPr>
+      </w:r>
+      <w:r>
+        <w:rPr>
+          <w:b/>
+          <w:lang w:val="sw_KE" w:bidi="sw_KE"/>
+        </w:rPr>
+        <w:t>5:9</w:t>
+      </w:r>
+      <w:r>
+        <w:rPr>
+          <w:lang w:val="sw_KE" w:bidi="sw_KE"/>
+        </w:rPr>
+        <w:t xml:space="preserve"> Mungu alikuwa ametoa Ramu kuwa </w:t>
+      </w:r>
+      <w:r>
+        <w:rPr>
+          <w:b/>
+          <w:lang w:val="sw_KE" w:bidi="sw_KE"/>
+        </w:rPr>
+        <w:t>dhabihu</w:t>
+      </w:r>
+      <w:r>
+        <w:rPr>
+          <w:lang w:val="sw_KE" w:bidi="sw_KE"/>
+        </w:rPr>
+        <w:t xml:space="preserve"> badala ya Isaka.</w:t>
+      </w:r>
+    </w:p>
+    <w:p>
+      <w:pPr>
+        <w:pStyle w:val="ListBullet"/>
+        <w:spacing w:line="240" w:lineRule="auto"/>
+        <w:ind w:left="720"/>
+      </w:pPr>
+      <w:r>
+        <w:rPr>
+          <w:lang w:val="sw_KE" w:bidi="sw_KE"/>
+        </w:rPr>
+      </w:r>
+      <w:r>
+        <w:rPr>
+          <w:b/>
+          <w:lang w:val="sw_KE" w:bidi="sw_KE"/>
+        </w:rPr>
+        <w:t>13:9</w:t>
+      </w:r>
+      <w:r>
+        <w:rPr>
+          <w:lang w:val="sw_KE" w:bidi="sw_KE"/>
+        </w:rPr>
+        <w:t xml:space="preserve"> Mtu yeyote ambaye hakutii sheria ya Mungu angeweza kuleta mnyama kwenye Hema la Kukutania kama </w:t>
+      </w:r>
+      <w:r>
+        <w:rPr>
+          <w:b/>
+          <w:lang w:val="sw_KE" w:bidi="sw_KE"/>
+        </w:rPr>
+        <w:t>dhabihu</w:t>
+      </w:r>
+      <w:r>
+        <w:rPr>
+          <w:lang w:val="sw_KE" w:bidi="sw_KE"/>
+        </w:rPr>
+        <w:t xml:space="preserve"> kwa Mungu. Kuhani angemchinja mnyama na kumchoma kwenye madhabahu. Damu ya mnyama aliyekuwa </w:t>
+      </w:r>
+      <w:r>
+        <w:rPr>
+          <w:b/>
+          <w:lang w:val="sw_KE" w:bidi="sw_KE"/>
+        </w:rPr>
+        <w:t>ametolewa dhabihu</w:t>
+      </w:r>
+      <w:r>
+        <w:rPr>
+          <w:lang w:val="sw_KE" w:bidi="sw_KE"/>
+        </w:rPr>
+        <w:t xml:space="preserve"> ilifunika dhambi za mtu huyo na kumfanya mtu huyo kuwa safi machoni pa Mungu.</w:t>
+      </w:r>
+    </w:p>
+    <w:p>
+      <w:pPr>
+        <w:pStyle w:val="ListBullet"/>
+        <w:spacing w:line="240" w:lineRule="auto"/>
+        <w:ind w:left="720"/>
+      </w:pPr>
+      <w:r>
+        <w:rPr>
+          <w:lang w:val="sw_KE" w:bidi="sw_KE"/>
+        </w:rPr>
+      </w:r>
+      <w:r>
+        <w:rPr>
+          <w:b/>
+          <w:lang w:val="sw_KE" w:bidi="sw_KE"/>
+        </w:rPr>
+        <w:t>17:6</w:t>
+      </w:r>
+      <w:r>
+        <w:rPr>
+          <w:lang w:val="sw_KE" w:bidi="sw_KE"/>
+        </w:rPr>
+        <w:t xml:space="preserve"> Daudi alitaka kujenga hekalu ambapo Waisraeli wote wangeweza kumwabudu Mungu na kumtolea </w:t>
+      </w:r>
+      <w:r>
+        <w:rPr>
+          <w:b/>
+          <w:lang w:val="sw_KE" w:bidi="sw_KE"/>
+        </w:rPr>
+        <w:t>dhabihu</w:t>
+      </w:r>
+      <w:r>
+        <w:rPr>
+          <w:lang w:val="sw_KE" w:bidi="sw_KE"/>
+        </w:rPr>
+        <w:t>.</w:t>
+      </w:r>
+    </w:p>
+    <w:p>
+      <w:pPr>
+        <w:pStyle w:val="ListBullet"/>
+        <w:spacing w:line="240" w:lineRule="auto"/>
+        <w:ind w:left="720"/>
+      </w:pPr>
+      <w:r>
+        <w:rPr>
+          <w:lang w:val="sw_KE" w:bidi="sw_KE"/>
+        </w:rPr>
+      </w:r>
+      <w:r>
+        <w:rPr>
+          <w:b/>
+          <w:lang w:val="sw_KE" w:bidi="sw_KE"/>
+        </w:rPr>
+        <w:t>48:6</w:t>
+      </w:r>
+      <w:r>
+        <w:rPr>
+          <w:lang w:val="sw_KE" w:bidi="sw_KE"/>
+        </w:rPr>
+        <w:t xml:space="preserve"> Yesu ndiye Kuhani Mkuu Zaidi. Tofauti na makuhani wengine, alijitoa mwenyewe kama </w:t>
+      </w:r>
+      <w:r>
+        <w:rPr>
+          <w:b/>
+          <w:lang w:val="sw_KE" w:bidi="sw_KE"/>
+        </w:rPr>
+        <w:t>dhabihu</w:t>
+      </w:r>
+      <w:r>
+        <w:rPr>
+          <w:lang w:val="sw_KE" w:bidi="sw_KE"/>
+        </w:rPr>
+        <w:t xml:space="preserve"> pekee inayoweza kuondoa dhambi za watu wote duniani.</w:t>
+      </w:r>
+    </w:p>
+    <w:p>
+      <w:pPr>
+        <w:pStyle w:val="ListBullet"/>
+        <w:spacing w:line="240" w:lineRule="auto"/>
+        <w:ind w:left="720"/>
+      </w:pPr>
+      <w:r>
+        <w:rPr>
+          <w:lang w:val="sw_KE" w:bidi="sw_KE"/>
+        </w:rPr>
+      </w:r>
+      <w:r>
+        <w:rPr>
+          <w:b/>
+          <w:lang w:val="sw_KE" w:bidi="sw_KE"/>
+        </w:rPr>
+        <w:t>48:8</w:t>
+      </w:r>
+      <w:r>
+        <w:rPr>
+          <w:lang w:val="sw_KE" w:bidi="sw_KE"/>
+        </w:rPr>
+        <w:t xml:space="preserve"> Lakini Mungu alitoa Yesu, Mwanakondoo wa Mungu, kama </w:t>
+      </w:r>
+      <w:r>
+        <w:rPr>
+          <w:b/>
+          <w:lang w:val="sw_KE" w:bidi="sw_KE"/>
+        </w:rPr>
+        <w:t>dhabihu</w:t>
+      </w:r>
+      <w:r>
+        <w:rPr>
+          <w:lang w:val="sw_KE" w:bidi="sw_KE"/>
+        </w:rPr>
+        <w:t xml:space="preserve"> kufa badala yetu.</w:t>
+      </w:r>
+    </w:p>
+    <w:p>
+      <w:pPr>
+        <w:pStyle w:val="ListBullet"/>
+        <w:spacing w:line="240" w:lineRule="auto"/>
+        <w:ind w:left="720"/>
+      </w:pPr>
+      <w:r>
+        <w:rPr>
+          <w:lang w:val="sw_KE" w:bidi="sw_KE"/>
+        </w:rPr>
+      </w:r>
+      <w:r>
+        <w:rPr>
+          <w:b/>
+          <w:lang w:val="sw_KE" w:bidi="sw_KE"/>
+        </w:rPr>
+        <w:t>49:11</w:t>
+      </w:r>
+      <w:r>
+        <w:rPr>
+          <w:lang w:val="sw_KE" w:bidi="sw_KE"/>
+        </w:rPr>
+        <w:t xml:space="preserve"> Kwa sababu Yesu </w:t>
+      </w:r>
+      <w:r>
+        <w:rPr>
+          <w:b/>
+          <w:lang w:val="sw_KE" w:bidi="sw_KE"/>
+        </w:rPr>
+        <w:t>alijitolea</w:t>
+      </w:r>
+      <w:r>
+        <w:rPr>
+          <w:lang w:val="sw_KE" w:bidi="sw_KE"/>
+        </w:rPr>
+        <w:t xml:space="preserve"> mwenyewe, Mungu anaweza kusamehe dhambi yoyote, hata dhambi mbaya sana.</w:t>
+      </w:r>
+    </w:p>
+    <w:p>
+      <w:pPr>
+        <w:pStyle w:val="Heading3"/>
+      </w:pPr>
+      <w:r>
+        <w:rPr>
+          <w:lang w:val="sw_KE" w:bidi="sw_KE"/>
+        </w:rPr>
+        <w:t>Data ya Neno:</w:t>
+      </w:r>
+    </w:p>
+    <w:p>
+      <w:pPr>
+        <w:pStyle w:val="ListBullet"/>
+        <w:spacing w:line="240" w:lineRule="auto"/>
+        <w:ind w:left="720"/>
+      </w:pPr>
+      <w:r>
+        <w:rPr>
+          <w:lang w:val="sw_KE" w:bidi="sw_KE"/>
+        </w:rPr>
+      </w:r>
+      <w:r>
+        <w:rPr>
+          <w:lang w:val="sw_KE" w:bidi="sw_KE"/>
+        </w:rPr>
+        <w:t>Strong's: H0801, H0817, H0819, H1685, H1890, H1974, H2076, H2077, H2281, H2282, H2398, H2401, H2402, H2403, H2409, H3632, H4394, H4503, H4504, H5066, H5068, H5071, H5257, H5258, H5261, H5262, H5927, H5928, H5930, H6453, H6944, H6999, H7133, H7311, H8002, H8426, H8548, H8573, H8641, G02660, G03340, G10490, G14350, G14940, G23780, G23800, G36460, G43760, G54850</w:t>
+      </w:r>
+      <w:r>
+        <w:rPr>
+          <w:lang w:val="sw_KE" w:bidi="sw_KE"/>
+        </w:rPr>
+      </w:r>
+      <w:r>
+        <w:rPr>
+          <w:lang w:val="sw_KE" w:bidi="sw_KE"/>
+        </w:rPr>
+      </w:r>
+    </w:p>
+    <w:p>
+      <w:pPr/>
+      <w:r>
+        <w:rPr>
+          <w:lang w:val="sw_KE" w:bidi="sw_KE"/>
+        </w:rPr>
+      </w:r>
+    </w:p>
+    <w:p>
+      <w:pPr>
+        <w:pStyle w:val="Heading2"/>
+      </w:pPr>
+      <w:r>
+        <w:rPr>
+          <w:lang w:val="sw_KE" w:bidi="sw_KE"/>
+        </w:rPr>
+        <w:t>Dhahabu</w:t>
+      </w:r>
+      <w:r>
+        <w:rPr>
+          <w:lang w:val="sw_KE" w:bidi="sw_KE"/>
+        </w:rPr>
+      </w:r>
+    </w:p>
+    <w:p>
+      <w:pPr>
+        <w:pStyle w:val="Heading3"/>
+      </w:pPr>
+      <w:r>
+        <w:rPr>
+          <w:lang w:val="sw_KE" w:bidi="sw_KE"/>
+        </w:rPr>
+        <w:t>Ufafanuzi:</w:t>
+      </w:r>
+    </w:p>
+    <w:p>
+      <w:pPr/>
+      <w:r>
+        <w:rPr>
+          <w:lang w:val="sw_KE" w:bidi="sw_KE"/>
+        </w:rPr>
+      </w:r>
+      <w:r>
+        <w:rPr>
+          <w:lang w:val="sw_KE" w:bidi="sw_KE"/>
+        </w:rPr>
+        <w:t>Dahabu ni chuma cha rangi ya njano, chenye ubora wa juu ambacho kilitumika kutengeneza vito na vitu vya kidini. Kilikuwa chuma cha thamani zaidi katika nyakati za kale.</w:t>
+      </w:r>
+    </w:p>
+    <w:p>
+      <w:pPr>
+        <w:pStyle w:val="ListBullet"/>
+        <w:spacing w:line="240" w:lineRule="auto"/>
+        <w:ind w:left="720"/>
+      </w:pPr>
+      <w:r>
+        <w:rPr>
+          <w:lang w:val="sw_KE" w:bidi="sw_KE"/>
+        </w:rPr>
+      </w:r>
+      <w:r>
+        <w:rPr>
+          <w:lang w:val="sw_KE" w:bidi="sw_KE"/>
+        </w:rPr>
+        <w:t>Katika nyakati za Biblia, aina nyingi tofauti za vitu vilitengenezwa kwa dhahabu imara au vilifunikwa na safu nyembamba ya dhahabu.</w:t>
+      </w:r>
+    </w:p>
+    <w:p>
+      <w:pPr>
+        <w:pStyle w:val="ListBullet"/>
+        <w:spacing w:line="240" w:lineRule="auto"/>
+        <w:ind w:left="720"/>
+      </w:pPr>
+      <w:r>
+        <w:rPr>
+          <w:lang w:val="sw_KE" w:bidi="sw_KE"/>
+        </w:rPr>
+      </w:r>
+      <w:r>
+        <w:rPr>
+          <w:lang w:val="sw_KE" w:bidi="sw_KE"/>
+        </w:rPr>
+        <w:t>Vitu hivi vilijumuisha pete za masikio na vito vingine, na sanamu, madhabahu, na vitu vingine vilivyotumika katika hema au hekalu, kama vile Sanduku la Agano.</w:t>
+      </w:r>
+    </w:p>
+    <w:p>
+      <w:pPr>
+        <w:pStyle w:val="ListBullet"/>
+        <w:spacing w:line="240" w:lineRule="auto"/>
+        <w:ind w:left="720"/>
+      </w:pPr>
+      <w:r>
+        <w:rPr>
+          <w:lang w:val="sw_KE" w:bidi="sw_KE"/>
+        </w:rPr>
+      </w:r>
+      <w:r>
+        <w:rPr>
+          <w:lang w:val="sw_KE" w:bidi="sw_KE"/>
+        </w:rPr>
+        <w:t>Katika nyakati za Agano la Kale, dhahabu ilitumika kama njia ya kubadilishana katika kununua na kuuza. Ilipimwa kwenye mizani ili kuamua thamani yake.</w:t>
+      </w:r>
+    </w:p>
+    <w:p>
+      <w:pPr>
+        <w:pStyle w:val="ListBullet"/>
+        <w:spacing w:line="240" w:lineRule="auto"/>
+        <w:ind w:left="720"/>
+      </w:pPr>
+      <w:r>
+        <w:rPr>
+          <w:lang w:val="sw_KE" w:bidi="sw_KE"/>
+        </w:rPr>
+      </w:r>
+      <w:r>
+        <w:rPr>
+          <w:lang w:val="sw_KE" w:bidi="sw_KE"/>
+        </w:rPr>
+        <w:t>Baadaye, dhahabu na metali nyingine kama fedha zilitumika kutengeneza sarafu za kutumia katika kununua na kuuza</w:t>
+      </w:r>
+    </w:p>
+    <w:p>
+      <w:pPr>
+        <w:pStyle w:val="ListBullet"/>
+        <w:spacing w:line="240" w:lineRule="auto"/>
+        <w:ind w:left="720"/>
+      </w:pPr>
+      <w:r>
+        <w:rPr>
+          <w:lang w:val="sw_KE" w:bidi="sw_KE"/>
+        </w:rPr>
+      </w:r>
+      <w:r>
+        <w:rPr>
+          <w:lang w:val="sw_KE" w:bidi="sw_KE"/>
+        </w:rPr>
+        <w:t>Unapozungumzia kitu ambacho si dhahabu halisi, lakini kina kifuniko chembamba cha dhahabu, neno "ya dhahabu" au "iliyofunikwa na dhahabu" au "iliyowekwa dhahabu juu" linaweza pia kutumika.</w:t>
+      </w:r>
+    </w:p>
+    <w:p>
+      <w:pPr>
+        <w:pStyle w:val="ListBullet"/>
+        <w:spacing w:line="240" w:lineRule="auto"/>
+        <w:ind w:left="720"/>
+      </w:pPr>
+      <w:r>
+        <w:rPr>
+          <w:lang w:val="sw_KE" w:bidi="sw_KE"/>
+        </w:rPr>
+      </w:r>
+      <w:r>
+        <w:rPr>
+          <w:lang w:val="sw_KE" w:bidi="sw_KE"/>
+        </w:rPr>
+        <w:t>Wakati mwingine kitu kinaelezewa kama "rangi ya dhahabu," ambayo inamaanisha kina rangi ya njano ya dhahabu, lakini huenda hakijatengenezwa kwa dhahabu halisi.</w:t>
+      </w:r>
+    </w:p>
+    <w:p>
+      <w:pPr/>
+      <w:r>
+        <w:rPr>
+          <w:lang w:val="sw_KE" w:bidi="sw_KE"/>
+        </w:rPr>
+      </w:r>
+      <w:r>
+        <w:rPr>
+          <w:lang w:val="sw_KE" w:bidi="sw_KE"/>
+        </w:rPr>
+        <w:t xml:space="preserve">(Tazama pia: </w:t>
+      </w:r>
+      <w:r>
+        <w:rPr>
+          <w:lang w:val="sw_KE" w:bidi="sw_KE"/>
+        </w:rPr>
+        <w:t>madhabahu</w:t>
+      </w:r>
+      <w:r>
+        <w:rPr>
+          <w:lang w:val="sw_KE" w:bidi="sw_KE"/>
+        </w:rPr>
+        <w:t xml:space="preserve">, </w:t>
+      </w:r>
+      <w:r>
+        <w:rPr>
+          <w:lang w:val="sw_KE" w:bidi="sw_KE"/>
+        </w:rPr>
+        <w:t>Sanduku la Agano</w:t>
+      </w:r>
+      <w:r>
+        <w:rPr>
+          <w:lang w:val="sw_KE" w:bidi="sw_KE"/>
+        </w:rPr>
+        <w:t xml:space="preserve">, </w:t>
+      </w:r>
+      <w:r>
+        <w:rPr>
+          <w:lang w:val="sw_KE" w:bidi="sw_KE"/>
+        </w:rPr>
+        <w:t>mungu wa uongo</w:t>
+      </w:r>
+      <w:r>
+        <w:rPr>
+          <w:lang w:val="sw_KE" w:bidi="sw_KE"/>
+        </w:rPr>
+        <w:t xml:space="preserve">, </w:t>
+      </w:r>
+      <w:r>
+        <w:rPr>
+          <w:lang w:val="sw_KE" w:bidi="sw_KE"/>
+        </w:rPr>
+        <w:t>fedha</w:t>
+      </w:r>
+      <w:r>
+        <w:rPr>
+          <w:lang w:val="sw_KE" w:bidi="sw_KE"/>
+        </w:rPr>
+        <w:t xml:space="preserve">, </w:t>
+      </w:r>
+      <w:r>
+        <w:rPr>
+          <w:lang w:val="sw_KE" w:bidi="sw_KE"/>
+        </w:rPr>
+        <w:t>hema</w:t>
+      </w:r>
+      <w:r>
+        <w:rPr>
+          <w:lang w:val="sw_KE" w:bidi="sw_KE"/>
+        </w:rPr>
+        <w:t xml:space="preserve">, </w:t>
+      </w:r>
+      <w:r>
+        <w:rPr>
+          <w:lang w:val="sw_KE" w:bidi="sw_KE"/>
+        </w:rPr>
         <w:t>hekalu</w:t>
       </w:r>
       <w:r>
         <w:rPr>
           <w:lang w:val="sw_KE" w:bidi="sw_KE"/>
         </w:rPr>
-        <w:t xml:space="preserve">, </w:t>
-      </w:r>
-      <w:r>
-        <w:rPr>
-          <w:lang w:val="sw_KE" w:bidi="sw_KE"/>
-        </w:rPr>
-        <w:t>shujaa</w:t>
-      </w:r>
-      <w:r>
-        <w:rPr>
-          <w:lang w:val="sw_KE" w:bidi="sw_KE"/>
-        </w:rPr>
         <w:t>)</w:t>
       </w:r>
     </w:p>
@@ -2748,61 +4040,79 @@
         <w:rPr>
           <w:lang w:val="sw_KE" w:bidi="sw_KE"/>
         </w:rPr>
-        <w:t>1 Wathesalonike 5:8</w:t>
-      </w:r>
-    </w:p>
-    <w:p>
-      <w:pPr>
-        <w:pStyle w:val="ListBullet"/>
-        <w:spacing w:line="240" w:lineRule="auto"/>
-        <w:ind w:left="720"/>
-      </w:pPr>
-      <w:r>
-        <w:rPr>
-          <w:lang w:val="sw_KE" w:bidi="sw_KE"/>
-        </w:rPr>
-      </w:r>
-      <w:r>
-        <w:rPr>
-          <w:lang w:val="sw_KE" w:bidi="sw_KE"/>
-        </w:rPr>
-        <w:t>Kutoka 39:14–16</w:t>
-      </w:r>
-    </w:p>
-    <w:p>
-      <w:pPr>
-        <w:pStyle w:val="ListBullet"/>
-        <w:spacing w:line="240" w:lineRule="auto"/>
-        <w:ind w:left="720"/>
-      </w:pPr>
-      <w:r>
-        <w:rPr>
-          <w:lang w:val="sw_KE" w:bidi="sw_KE"/>
-        </w:rPr>
-      </w:r>
-      <w:r>
-        <w:rPr>
-          <w:lang w:val="sw_KE" w:bidi="sw_KE"/>
-        </w:rPr>
-        <w:t>Isaya 59:17</w:t>
-      </w:r>
-    </w:p>
-    <w:p>
-      <w:pPr>
-        <w:pStyle w:val="ListBullet"/>
-        <w:spacing w:line="240" w:lineRule="auto"/>
-        <w:ind w:left="720"/>
-      </w:pPr>
-      <w:r>
-        <w:rPr>
-          <w:lang w:val="sw_KE" w:bidi="sw_KE"/>
-        </w:rPr>
-      </w:r>
-      <w:r>
-        <w:rPr>
-          <w:lang w:val="sw_KE" w:bidi="sw_KE"/>
-        </w:rPr>
-        <w:t>Ufunuo 9:7–9</w:t>
+        <w:t>1 Petro 1:7</w:t>
+      </w:r>
+    </w:p>
+    <w:p>
+      <w:pPr>
+        <w:pStyle w:val="ListBullet"/>
+        <w:spacing w:line="240" w:lineRule="auto"/>
+        <w:ind w:left="720"/>
+      </w:pPr>
+      <w:r>
+        <w:rPr>
+          <w:lang w:val="sw_KE" w:bidi="sw_KE"/>
+        </w:rPr>
+      </w:r>
+      <w:r>
+        <w:rPr>
+          <w:lang w:val="sw_KE" w:bidi="sw_KE"/>
+        </w:rPr>
+        <w:t>1 Timotheo 2:8–10</w:t>
+      </w:r>
+    </w:p>
+    <w:p>
+      <w:pPr>
+        <w:pStyle w:val="ListBullet"/>
+        <w:spacing w:line="240" w:lineRule="auto"/>
+        <w:ind w:left="720"/>
+      </w:pPr>
+      <w:r>
+        <w:rPr>
+          <w:lang w:val="sw_KE" w:bidi="sw_KE"/>
+        </w:rPr>
+      </w:r>
+      <w:r>
+        <w:rPr>
+          <w:lang w:val="sw_KE" w:bidi="sw_KE"/>
+        </w:rPr>
+        <w:t>2 Mambo ya Nyakati 1:15</w:t>
+      </w:r>
+    </w:p>
+    <w:p>
+      <w:pPr>
+        <w:pStyle w:val="ListBullet"/>
+        <w:spacing w:line="240" w:lineRule="auto"/>
+        <w:ind w:left="720"/>
+      </w:pPr>
+      <w:r>
+        <w:rPr>
+          <w:lang w:val="sw_KE" w:bidi="sw_KE"/>
+        </w:rPr>
+      </w:r>
+      <w:r>
+        <w:rPr>
+          <w:lang w:val="sw_KE" w:bidi="sw_KE"/>
+        </w:rPr>
+        <w:t>Matendo 3:6</w:t>
+      </w:r>
+    </w:p>
+    <w:p>
+      <w:pPr>
+        <w:pStyle w:val="ListBullet"/>
+        <w:spacing w:line="240" w:lineRule="auto"/>
+        <w:ind w:left="720"/>
+      </w:pPr>
+      <w:r>
+        <w:rPr>
+          <w:lang w:val="sw_KE" w:bidi="sw_KE"/>
+        </w:rPr>
+      </w:r>
+      <w:r>
+        <w:rPr>
+          <w:lang w:val="sw_KE" w:bidi="sw_KE"/>
+        </w:rPr>
+        <w:t>Danieli 2:32</w:t>
       </w:r>
     </w:p>
     <w:p>
@@ -2831,7 +4141,7 @@
         <w:rPr>
           <w:lang w:val="sw_KE" w:bidi="sw_KE"/>
         </w:rPr>
-        <w:t>Strong's: H2833, H8302, G23820</w:t>
+        <w:t>Strong's: H1220, H1722, H2091, H2742, H3800, H5458, H6884, H6885, G55520, G55530, G55540, G55570</w:t>
       </w:r>
       <w:r>
         <w:rPr>
@@ -2860,7 +4170,7 @@
         <w:rPr>
           <w:lang w:val="sw_KE" w:bidi="sw_KE"/>
         </w:rPr>
-        <w:t>Dhabihu</w:t>
+        <w:t>dhambi</w:t>
       </w:r>
       <w:r>
         <w:rPr>
@@ -2890,119 +4200,115 @@
         <w:rPr>
           <w:lang w:val="sw_KE" w:bidi="sw_KE"/>
         </w:rPr>
-        <w:t>Kwenye Biblia, maneno "dhabihu" na "sadaka" yanarejelea zawadi maalum zilizotolewa kwa Mungu kama kitendo cha kumwabudu. Watu pia walitoa dhabihu kwa miungu ya uongo.</w:t>
-      </w:r>
-    </w:p>
-    <w:p>
-      <w:pPr>
-        <w:pStyle w:val="Heading4"/>
-      </w:pPr>
-      <w:r>
-        <w:rPr>
-          <w:lang w:val="sw_KE" w:bidi="sw_KE"/>
-        </w:rPr>
-        <w:t>dhabihu</w:t>
-      </w:r>
-    </w:p>
-    <w:p>
-      <w:pPr>
-        <w:pStyle w:val="ListBullet"/>
-        <w:spacing w:line="240" w:lineRule="auto"/>
-        <w:ind w:left="720"/>
-      </w:pPr>
-      <w:r>
-        <w:rPr>
-          <w:lang w:val="sw_KE" w:bidi="sw_KE"/>
-        </w:rPr>
-      </w:r>
-      <w:r>
-        <w:rPr>
-          <w:lang w:val="sw_KE" w:bidi="sw_KE"/>
-        </w:rPr>
-        <w:t>Dhabihu kwa Mungu mara nyingi zilihusisha kuchinja mnyama.</w:t>
-      </w:r>
-    </w:p>
-    <w:p>
-      <w:pPr>
-        <w:pStyle w:val="ListBullet"/>
-        <w:spacing w:line="240" w:lineRule="auto"/>
-        <w:ind w:left="720"/>
-      </w:pPr>
-      <w:r>
-        <w:rPr>
-          <w:lang w:val="sw_KE" w:bidi="sw_KE"/>
-        </w:rPr>
-      </w:r>
-      <w:r>
-        <w:rPr>
-          <w:lang w:val="sw_KE" w:bidi="sw_KE"/>
-        </w:rPr>
-        <w:t>Ni dhabihu ya Yesu, Mwana mkamilifu asiye na dhambi wa Mungu, pekee inayoweza kuwasafisha watu kabisa kutoka kwa dhambi; dhabihu za wanyama hazingeweza kamwe kufanya hivyo.</w:t>
-      </w:r>
-    </w:p>
-    <w:p>
-      <w:pPr>
-        <w:pStyle w:val="Heading4"/>
-      </w:pPr>
-      <w:r>
-        <w:rPr>
-          <w:lang w:val="sw_KE" w:bidi="sw_KE"/>
-        </w:rPr>
-        <w:t>sadaka</w:t>
-      </w:r>
-    </w:p>
-    <w:p>
-      <w:pPr>
-        <w:pStyle w:val="ListBullet"/>
-        <w:spacing w:line="240" w:lineRule="auto"/>
-        <w:ind w:left="720"/>
-      </w:pPr>
-      <w:r>
-        <w:rPr>
-          <w:lang w:val="sw_KE" w:bidi="sw_KE"/>
-        </w:rPr>
-      </w:r>
-      <w:r>
-        <w:rPr>
-          <w:lang w:val="sw_KE" w:bidi="sw_KE"/>
-        </w:rPr>
-        <w:t>Neno "sadaka" kwa ujumla linamaanisha chochote kinachotolewa au kupewa. Neno "dhabihu" linamaanisha kitu kinachotolewa au kufanywa kwa gharama kubwa kwa mtoaji.</w:t>
-      </w:r>
-    </w:p>
-    <w:p>
-      <w:pPr>
-        <w:pStyle w:val="ListBullet"/>
-        <w:spacing w:line="240" w:lineRule="auto"/>
-        <w:ind w:left="720"/>
-      </w:pPr>
-      <w:r>
-        <w:rPr>
-          <w:lang w:val="sw_KE" w:bidi="sw_KE"/>
-        </w:rPr>
-      </w:r>
-      <w:r>
-        <w:rPr>
-          <w:lang w:val="sw_KE" w:bidi="sw_KE"/>
-        </w:rPr>
-        <w:t>Sadaka kwa Mungu zilikuwa vitu maalum ambavyo aliwaamuru Waisraeli kutoa ili kuonyesha ibada na utiifu kwake.</w:t>
-      </w:r>
-    </w:p>
-    <w:p>
-      <w:pPr>
-        <w:pStyle w:val="ListBullet"/>
-        <w:spacing w:line="240" w:lineRule="auto"/>
-        <w:ind w:left="720"/>
-      </w:pPr>
-      <w:r>
-        <w:rPr>
-          <w:lang w:val="sw_KE" w:bidi="sw_KE"/>
-        </w:rPr>
-      </w:r>
-      <w:r>
-        <w:rPr>
-          <w:lang w:val="sw_KE" w:bidi="sw_KE"/>
-        </w:rPr>
-        <w:t>Majina ya sadaka tofauti, kama vile "sadaka ya kuteketezwa" na "sadaka ya amani," yalionyesha aina ya sadaka iliyokuwa ikitolewa.</w:t>
+        <w:t>Neno "dhambi" linarejelea vitendo, mawazo, na maneno ambayo yanapingana na mapenzi na sheria za Mungu. Dhambi pia inaweza kumaanisha kutofanya kitu ambacho Mungu anataka tufanye.</w:t>
+      </w:r>
+    </w:p>
+    <w:p>
+      <w:pPr>
+        <w:pStyle w:val="ListBullet"/>
+        <w:spacing w:line="240" w:lineRule="auto"/>
+        <w:ind w:left="720"/>
+      </w:pPr>
+      <w:r>
+        <w:rPr>
+          <w:lang w:val="sw_KE" w:bidi="sw_KE"/>
+        </w:rPr>
+      </w:r>
+      <w:r>
+        <w:rPr>
+          <w:lang w:val="sw_KE" w:bidi="sw_KE"/>
+        </w:rPr>
+        <w:t>Dhambi inajumuisha chochote tunachofanya ambacho hakitii au kumpendeza Mungu, hata mambo ambayo watu wengine hawajui kuhusu.</w:t>
+      </w:r>
+    </w:p>
+    <w:p>
+      <w:pPr>
+        <w:pStyle w:val="ListBullet"/>
+        <w:spacing w:line="240" w:lineRule="auto"/>
+        <w:ind w:left="720"/>
+      </w:pPr>
+      <w:r>
+        <w:rPr>
+          <w:lang w:val="sw_KE" w:bidi="sw_KE"/>
+        </w:rPr>
+      </w:r>
+      <w:r>
+        <w:rPr>
+          <w:lang w:val="sw_KE" w:bidi="sw_KE"/>
+        </w:rPr>
+        <w:t>Mawazo na vitendo vinavyokiuka mapenzi ya Mungu huitwa "mwenye/yenye dhambi."</w:t>
+      </w:r>
+    </w:p>
+    <w:p>
+      <w:pPr>
+        <w:pStyle w:val="ListBullet"/>
+        <w:spacing w:line="240" w:lineRule="auto"/>
+        <w:ind w:left="720"/>
+      </w:pPr>
+      <w:r>
+        <w:rPr>
+          <w:lang w:val="sw_KE" w:bidi="sw_KE"/>
+        </w:rPr>
+      </w:r>
+      <w:r>
+        <w:rPr>
+          <w:lang w:val="sw_KE" w:bidi="sw_KE"/>
+        </w:rPr>
+        <w:t>Kwa sababu Mtu alitenda dhambi, wanadamu wote huzaliwa na "asili ya dhambi," asili ambayo inawadhibiti na kuwafanya kutenda dhambi.</w:t>
+      </w:r>
+    </w:p>
+    <w:p>
+      <w:pPr>
+        <w:pStyle w:val="ListBullet"/>
+        <w:spacing w:line="240" w:lineRule="auto"/>
+        <w:ind w:left="720"/>
+      </w:pPr>
+      <w:r>
+        <w:rPr>
+          <w:lang w:val="sw_KE" w:bidi="sw_KE"/>
+        </w:rPr>
+      </w:r>
+      <w:r>
+        <w:rPr>
+          <w:lang w:val="sw_KE" w:bidi="sw_KE"/>
+        </w:rPr>
+        <w:t>"Mtenda dhambi" ni mtu anayefanya dhambi, kwa hivyo kila mwanadamu ni mtenda dhambi.</w:t>
+      </w:r>
+    </w:p>
+    <w:p>
+      <w:pPr>
+        <w:pStyle w:val="ListBullet"/>
+        <w:spacing w:line="240" w:lineRule="auto"/>
+        <w:ind w:left="720"/>
+      </w:pPr>
+      <w:r>
+        <w:rPr>
+          <w:lang w:val="sw_KE" w:bidi="sw_KE"/>
+        </w:rPr>
+      </w:r>
+      <w:r>
+        <w:rPr>
+          <w:lang w:val="sw_KE" w:bidi="sw_KE"/>
+        </w:rPr>
+        <w:t>Mara nyingi neno "wenye dhambi" lilitumika na watu wa kidini kama Mafarisayo kurejelea watu ambao hawakufuata sheria kama Mafarisayo walivyodhani wanapaswa.</w:t>
+      </w:r>
+    </w:p>
+    <w:p>
+      <w:pPr>
+        <w:pStyle w:val="ListBullet"/>
+        <w:spacing w:line="240" w:lineRule="auto"/>
+        <w:ind w:left="720"/>
+      </w:pPr>
+      <w:r>
+        <w:rPr>
+          <w:lang w:val="sw_KE" w:bidi="sw_KE"/>
+        </w:rPr>
+      </w:r>
+      <w:r>
+        <w:rPr>
+          <w:lang w:val="sw_KE" w:bidi="sw_KE"/>
+        </w:rPr>
+        <w:t>Neno "mtenda dhambi" lilitumika pia kwa watu ambao walionekana kuwa watenda dhambi wabaya zaidi kuliko watu wengine. Kwa mfano, jina hili lilipewa watoza ushuru na makahaba.</w:t>
       </w:r>
     </w:p>
     <w:p>
@@ -3013,79 +4319,887 @@
         <w:rPr>
           <w:lang w:val="sw_KE" w:bidi="sw_KE"/>
         </w:rPr>
-        <w:t>Mapendekezo ya Tafsiri</w:t>
-      </w:r>
-    </w:p>
-    <w:p>
-      <w:pPr>
-        <w:pStyle w:val="ListBullet"/>
-        <w:spacing w:line="240" w:lineRule="auto"/>
-        <w:ind w:left="720"/>
-      </w:pPr>
-      <w:r>
-        <w:rPr>
-          <w:lang w:val="sw_KE" w:bidi="sw_KE"/>
-        </w:rPr>
-      </w:r>
-      <w:r>
-        <w:rPr>
-          <w:lang w:val="sw_KE" w:bidi="sw_KE"/>
-        </w:rPr>
-        <w:t>Neno "sadaka" linaweza pia kutafsiriwa kama "zawadi kwa Mungu" au "kitu kilichotolewa kwa Mungu" au "kitu cha thamani kilichowasilishwa kwa Mungu."</w:t>
-      </w:r>
-    </w:p>
-    <w:p>
-      <w:pPr>
-        <w:pStyle w:val="ListBullet"/>
-        <w:spacing w:line="240" w:lineRule="auto"/>
-        <w:ind w:left="720"/>
-      </w:pPr>
-      <w:r>
-        <w:rPr>
-          <w:lang w:val="sw_KE" w:bidi="sw_KE"/>
-        </w:rPr>
-      </w:r>
-      <w:r>
-        <w:rPr>
-          <w:lang w:val="sw_KE" w:bidi="sw_KE"/>
-        </w:rPr>
-        <w:t>Kulingana na muktadha, neno "dhabihu" linaweza pia kutafsiriwa kama "kitu cha thamani kinachotolewa katika ibada" au "mnyama maalum aliyeuawa na kuwasilishwa kwa Mungu."</w:t>
-      </w:r>
-    </w:p>
-    <w:p>
-      <w:pPr>
-        <w:pStyle w:val="ListBullet"/>
-        <w:spacing w:line="240" w:lineRule="auto"/>
-        <w:ind w:left="720"/>
-      </w:pPr>
-      <w:r>
-        <w:rPr>
-          <w:lang w:val="sw_KE" w:bidi="sw_KE"/>
-        </w:rPr>
-      </w:r>
-      <w:r>
-        <w:rPr>
-          <w:lang w:val="sw_KE" w:bidi="sw_KE"/>
-        </w:rPr>
-        <w:t>Kitendo cha "dhabihu" kinaweza kutafsiriwa kama "kuacha kitu cha thamani" au "kuua mnyama na kumpa Mungu."</w:t>
-      </w:r>
-    </w:p>
-    <w:p>
-      <w:pPr>
-        <w:pStyle w:val="ListBullet"/>
-        <w:spacing w:line="240" w:lineRule="auto"/>
-        <w:ind w:left="720"/>
-      </w:pPr>
-      <w:r>
-        <w:rPr>
-          <w:lang w:val="sw_KE" w:bidi="sw_KE"/>
-        </w:rPr>
-      </w:r>
-      <w:r>
-        <w:rPr>
-          <w:lang w:val="sw_KE" w:bidi="sw_KE"/>
-        </w:rPr>
-        <w:t>Njia nyingine ya kutafsiri "jiwasilishe kama dhabihu iliyo hai" inaweza kuwa "unapoishi maisha yako, jitoe kwa Mungu kikamilifu kama mnyama anavyotolewa kwenye madhabahu."</w:t>
+        <w:t>Mapendekezo ya Tafsiri:</w:t>
+      </w:r>
+    </w:p>
+    <w:p>
+      <w:pPr>
+        <w:pStyle w:val="ListBullet"/>
+        <w:spacing w:line="240" w:lineRule="auto"/>
+        <w:ind w:left="720"/>
+      </w:pPr>
+      <w:r>
+        <w:rPr>
+          <w:lang w:val="sw_KE" w:bidi="sw_KE"/>
+        </w:rPr>
+      </w:r>
+      <w:r>
+        <w:rPr>
+          <w:lang w:val="sw_KE" w:bidi="sw_KE"/>
+        </w:rPr>
+        <w:t>Neno "dhambi" linaweza kutafsiriwa kwa neno au kifungu kinachomaanisha "kutotii Mungu" au "kuenda kinyume na mapenzi ya Mungu" au "tabia na mawazo maovu" au "kosa."Kusema "dhambi" pia kunaweza kutafsiriwa kama "kutotii Mungu" au "kufanya makosa."</w:t>
+      </w:r>
+    </w:p>
+    <w:p>
+      <w:pPr>
+        <w:pStyle w:val="ListBullet"/>
+        <w:spacing w:line="240" w:lineRule="auto"/>
+        <w:ind w:left="1440"/>
+      </w:pPr>
+      <w:r>
+        <w:rPr>
+          <w:lang w:val="sw_KE" w:bidi="sw_KE"/>
+        </w:rPr>
+      </w:r>
+      <w:r>
+        <w:rPr>
+          <w:lang w:val="sw_KE" w:bidi="sw_KE"/>
+        </w:rPr>
+        <w:t>Kulingana na muktadha "mwenye/yenye dhambi" inaweza kutafsiriwa kama "amejaa maovu" au "mwovu" au "asiye na maadili" au "mbaya" au "anayemwasi Mungu."</w:t>
+      </w:r>
+    </w:p>
+    <w:p>
+      <w:pPr>
+        <w:pStyle w:val="ListBullet"/>
+        <w:spacing w:line="240" w:lineRule="auto"/>
+        <w:ind w:left="1440"/>
+      </w:pPr>
+      <w:r>
+        <w:rPr>
+          <w:lang w:val="sw_KE" w:bidi="sw_KE"/>
+        </w:rPr>
+      </w:r>
+      <w:r>
+        <w:rPr>
+          <w:lang w:val="sw_KE" w:bidi="sw_KE"/>
+        </w:rPr>
+        <w:t>Kulingana na muktadha, neno "mtenda dhambi" linaweza kutafsiriwa kwa neno au kifungu kinachomaanisha "mtu anayefanya dhambi" au "mtu anayefanya mambo mabaya" au "mtu anayemwasi Mungu" au "mtu anayevunja sheria."</w:t>
+      </w:r>
+    </w:p>
+    <w:p>
+      <w:pPr>
+        <w:pStyle w:val="ListBullet"/>
+        <w:spacing w:line="240" w:lineRule="auto"/>
+        <w:ind w:left="1440"/>
+      </w:pPr>
+      <w:r>
+        <w:rPr>
+          <w:lang w:val="sw_KE" w:bidi="sw_KE"/>
+        </w:rPr>
+      </w:r>
+      <w:r>
+        <w:rPr>
+          <w:lang w:val="sw_KE" w:bidi="sw_KE"/>
+        </w:rPr>
+        <w:t>Neno "wenye dhambi" linaweza kutafsiriwa kwa neno au kifungu kinachomaanisha "watu wenye dhambi sana" au "watu wanaochukuliwa kuwa wenye dhambi sana" au "watu wasio na maadili."</w:t>
+      </w:r>
+    </w:p>
+    <w:p>
+      <w:pPr>
+        <w:pStyle w:val="ListBullet"/>
+        <w:spacing w:line="240" w:lineRule="auto"/>
+        <w:ind w:left="1440"/>
+      </w:pPr>
+      <w:r>
+        <w:rPr>
+          <w:lang w:val="sw_KE" w:bidi="sw_KE"/>
+        </w:rPr>
+      </w:r>
+      <w:r>
+        <w:rPr>
+          <w:lang w:val="sw_KE" w:bidi="sw_KE"/>
+        </w:rPr>
+        <w:t>Njia za kutafsiri "watoza ushuru na wenye dhambi" zinaweza kujumuisha "watu wanaokusanya pesa kwa ajili ya serikali, na watu wengine wenye dhambi sana" au "watu wenye dhambi sana, ikiwa ni pamoja na (hata) watoza ushuru."</w:t>
+      </w:r>
+    </w:p>
+    <w:p>
+      <w:pPr>
+        <w:pStyle w:val="ListBullet"/>
+        <w:spacing w:line="240" w:lineRule="auto"/>
+        <w:ind w:left="1440"/>
+      </w:pPr>
+      <w:r>
+        <w:rPr>
+          <w:lang w:val="sw_KE" w:bidi="sw_KE"/>
+        </w:rPr>
+      </w:r>
+      <w:r>
+        <w:rPr>
+          <w:lang w:val="sw_KE" w:bidi="sw_KE"/>
+        </w:rPr>
+        <w:t>Hakikisha tafsiri ya neno hili inaweza kujumuisha tabia na mawazo ya mwenye/yenye dhambi, hata yale ambayo watu wengine hawaoni au hawajui kuhusu.</w:t>
+      </w:r>
+    </w:p>
+    <w:p>
+      <w:pPr>
+        <w:pStyle w:val="ListBullet"/>
+        <w:spacing w:line="240" w:lineRule="auto"/>
+        <w:ind w:left="1440"/>
+      </w:pPr>
+      <w:r>
+        <w:rPr>
+          <w:lang w:val="sw_KE" w:bidi="sw_KE"/>
+        </w:rPr>
+      </w:r>
+      <w:r>
+        <w:rPr>
+          <w:lang w:val="sw_KE" w:bidi="sw_KE"/>
+        </w:rPr>
+        <w:t>Neno "dhambi" linapaswa kuwa la jumla, na tofauti na maneno ya "uovu" na "ubaya."</w:t>
+      </w:r>
+    </w:p>
+    <w:p>
+      <w:pPr>
+        <w:pStyle w:val="ListBullet"/>
+        <w:spacing w:line="240" w:lineRule="auto"/>
+        <w:ind w:left="720"/>
+      </w:pPr>
+      <w:r>
+        <w:rPr>
+          <w:lang w:val="sw_KE" w:bidi="sw_KE"/>
+        </w:rPr>
+      </w:r>
+      <w:r>
+        <w:rPr>
+          <w:lang w:val="sw_KE" w:bidi="sw_KE"/>
+        </w:rPr>
+        <w:t xml:space="preserve">(Tazama pia: kutotii, </w:t>
+      </w:r>
+      <w:r>
+        <w:rPr>
+          <w:lang w:val="sw_KE" w:bidi="sw_KE"/>
+        </w:rPr>
+        <w:t>uovu</w:t>
+      </w:r>
+      <w:r>
+        <w:rPr>
+          <w:lang w:val="sw_KE" w:bidi="sw_KE"/>
+        </w:rPr>
+        <w:t xml:space="preserve">, mwili, </w:t>
+      </w:r>
+      <w:r>
+        <w:rPr>
+          <w:lang w:val="sw_KE" w:bidi="sw_KE"/>
+        </w:rPr>
+        <w:t>mtoza ushuru</w:t>
+      </w:r>
+      <w:r>
+        <w:rPr>
+          <w:lang w:val="sw_KE" w:bidi="sw_KE"/>
+        </w:rPr>
+        <w:t>)</w:t>
+      </w:r>
+    </w:p>
+    <w:p>
+      <w:pPr>
+        <w:pStyle w:val="Heading3"/>
+      </w:pPr>
+      <w:r>
+        <w:rPr>
+          <w:lang w:val="sw_KE" w:bidi="sw_KE"/>
+        </w:rPr>
+        <w:t>Marejeleo ya Biblia:</w:t>
+      </w:r>
+    </w:p>
+    <w:p>
+      <w:pPr>
+        <w:pStyle w:val="ListBullet"/>
+        <w:spacing w:line="240" w:lineRule="auto"/>
+        <w:ind w:left="1440"/>
+      </w:pPr>
+      <w:r>
+        <w:rPr>
+          <w:lang w:val="sw_KE" w:bidi="sw_KE"/>
+        </w:rPr>
+      </w:r>
+      <w:r>
+        <w:rPr>
+          <w:lang w:val="sw_KE" w:bidi="sw_KE"/>
+        </w:rPr>
+        <w:t>1 Mambo ya Nyakati 9:1–3</w:t>
+      </w:r>
+    </w:p>
+    <w:p>
+      <w:pPr>
+        <w:pStyle w:val="ListBullet"/>
+        <w:spacing w:line="240" w:lineRule="auto"/>
+        <w:ind w:left="1440"/>
+      </w:pPr>
+      <w:r>
+        <w:rPr>
+          <w:lang w:val="sw_KE" w:bidi="sw_KE"/>
+        </w:rPr>
+      </w:r>
+      <w:r>
+        <w:rPr>
+          <w:lang w:val="sw_KE" w:bidi="sw_KE"/>
+        </w:rPr>
+        <w:t>1 Yohana 1:10</w:t>
+      </w:r>
+    </w:p>
+    <w:p>
+      <w:pPr>
+        <w:pStyle w:val="ListBullet"/>
+        <w:spacing w:line="240" w:lineRule="auto"/>
+        <w:ind w:left="1440"/>
+      </w:pPr>
+      <w:r>
+        <w:rPr>
+          <w:lang w:val="sw_KE" w:bidi="sw_KE"/>
+        </w:rPr>
+      </w:r>
+      <w:r>
+        <w:rPr>
+          <w:lang w:val="sw_KE" w:bidi="sw_KE"/>
+        </w:rPr>
+        <w:t>1 Yohana 2:2</w:t>
+      </w:r>
+    </w:p>
+    <w:p>
+      <w:pPr>
+        <w:pStyle w:val="ListBullet"/>
+        <w:spacing w:line="240" w:lineRule="auto"/>
+        <w:ind w:left="1440"/>
+      </w:pPr>
+      <w:r>
+        <w:rPr>
+          <w:lang w:val="sw_KE" w:bidi="sw_KE"/>
+        </w:rPr>
+      </w:r>
+      <w:r>
+        <w:rPr>
+          <w:lang w:val="sw_KE" w:bidi="sw_KE"/>
+        </w:rPr>
+        <w:t>2 Samweli 7:12–14</w:t>
+      </w:r>
+    </w:p>
+    <w:p>
+      <w:pPr>
+        <w:pStyle w:val="ListBullet"/>
+        <w:spacing w:line="240" w:lineRule="auto"/>
+        <w:ind w:left="1440"/>
+      </w:pPr>
+      <w:r>
+        <w:rPr>
+          <w:lang w:val="sw_KE" w:bidi="sw_KE"/>
+        </w:rPr>
+      </w:r>
+      <w:r>
+        <w:rPr>
+          <w:lang w:val="sw_KE" w:bidi="sw_KE"/>
+        </w:rPr>
+        <w:t>Matendo 3:19</w:t>
+      </w:r>
+    </w:p>
+    <w:p>
+      <w:pPr>
+        <w:pStyle w:val="ListBullet"/>
+        <w:spacing w:line="240" w:lineRule="auto"/>
+        <w:ind w:left="1440"/>
+      </w:pPr>
+      <w:r>
+        <w:rPr>
+          <w:lang w:val="sw_KE" w:bidi="sw_KE"/>
+        </w:rPr>
+      </w:r>
+      <w:r>
+        <w:rPr>
+          <w:lang w:val="sw_KE" w:bidi="sw_KE"/>
+        </w:rPr>
+        <w:t>Danieli 9:24</w:t>
+      </w:r>
+    </w:p>
+    <w:p>
+      <w:pPr>
+        <w:pStyle w:val="ListBullet"/>
+        <w:spacing w:line="240" w:lineRule="auto"/>
+        <w:ind w:left="1440"/>
+      </w:pPr>
+      <w:r>
+        <w:rPr>
+          <w:lang w:val="sw_KE" w:bidi="sw_KE"/>
+        </w:rPr>
+      </w:r>
+      <w:r>
+        <w:rPr>
+          <w:lang w:val="sw_KE" w:bidi="sw_KE"/>
+        </w:rPr>
+        <w:t>Mwanzo 4:7</w:t>
+      </w:r>
+    </w:p>
+    <w:p>
+      <w:pPr>
+        <w:pStyle w:val="ListBullet"/>
+        <w:spacing w:line="240" w:lineRule="auto"/>
+        <w:ind w:left="1440"/>
+      </w:pPr>
+      <w:r>
+        <w:rPr>
+          <w:lang w:val="sw_KE" w:bidi="sw_KE"/>
+        </w:rPr>
+      </w:r>
+      <w:r>
+        <w:rPr>
+          <w:lang w:val="sw_KE" w:bidi="sw_KE"/>
+        </w:rPr>
+        <w:t>Waebrania 12:2</w:t>
+      </w:r>
+    </w:p>
+    <w:p>
+      <w:pPr>
+        <w:pStyle w:val="ListBullet"/>
+        <w:spacing w:line="240" w:lineRule="auto"/>
+        <w:ind w:left="1440"/>
+      </w:pPr>
+      <w:r>
+        <w:rPr>
+          <w:lang w:val="sw_KE" w:bidi="sw_KE"/>
+        </w:rPr>
+      </w:r>
+      <w:r>
+        <w:rPr>
+          <w:lang w:val="sw_KE" w:bidi="sw_KE"/>
+        </w:rPr>
+        <w:t>Isaya 53:11</w:t>
+      </w:r>
+    </w:p>
+    <w:p>
+      <w:pPr>
+        <w:pStyle w:val="ListBullet"/>
+        <w:spacing w:line="240" w:lineRule="auto"/>
+        <w:ind w:left="1440"/>
+      </w:pPr>
+      <w:r>
+        <w:rPr>
+          <w:lang w:val="sw_KE" w:bidi="sw_KE"/>
+        </w:rPr>
+      </w:r>
+      <w:r>
+        <w:rPr>
+          <w:lang w:val="sw_KE" w:bidi="sw_KE"/>
+        </w:rPr>
+        <w:t>Yeremia 18:23</w:t>
+      </w:r>
+    </w:p>
+    <w:p>
+      <w:pPr>
+        <w:pStyle w:val="ListBullet"/>
+        <w:spacing w:line="240" w:lineRule="auto"/>
+        <w:ind w:left="1440"/>
+      </w:pPr>
+      <w:r>
+        <w:rPr>
+          <w:lang w:val="sw_KE" w:bidi="sw_KE"/>
+        </w:rPr>
+      </w:r>
+      <w:r>
+        <w:rPr>
+          <w:lang w:val="sw_KE" w:bidi="sw_KE"/>
+        </w:rPr>
+        <w:t>Walawi 4:14</w:t>
+      </w:r>
+    </w:p>
+    <w:p>
+      <w:pPr>
+        <w:pStyle w:val="ListBullet"/>
+        <w:spacing w:line="240" w:lineRule="auto"/>
+        <w:ind w:left="1440"/>
+      </w:pPr>
+      <w:r>
+        <w:rPr>
+          <w:lang w:val="sw_KE" w:bidi="sw_KE"/>
+        </w:rPr>
+      </w:r>
+      <w:r>
+        <w:rPr>
+          <w:lang w:val="sw_KE" w:bidi="sw_KE"/>
+        </w:rPr>
+        <w:t>Luka 15:18</w:t>
+      </w:r>
+    </w:p>
+    <w:p>
+      <w:pPr>
+        <w:pStyle w:val="ListBullet"/>
+        <w:spacing w:line="240" w:lineRule="auto"/>
+        <w:ind w:left="1440"/>
+      </w:pPr>
+      <w:r>
+        <w:rPr>
+          <w:lang w:val="sw_KE" w:bidi="sw_KE"/>
+        </w:rPr>
+      </w:r>
+      <w:r>
+        <w:rPr>
+          <w:lang w:val="sw_KE" w:bidi="sw_KE"/>
+        </w:rPr>
+        <w:t>Mathayo 12:31</w:t>
+      </w:r>
+    </w:p>
+    <w:p>
+      <w:pPr>
+        <w:pStyle w:val="ListBullet"/>
+        <w:spacing w:line="240" w:lineRule="auto"/>
+        <w:ind w:left="1440"/>
+      </w:pPr>
+      <w:r>
+        <w:rPr>
+          <w:lang w:val="sw_KE" w:bidi="sw_KE"/>
+        </w:rPr>
+      </w:r>
+      <w:r>
+        <w:rPr>
+          <w:lang w:val="sw_KE" w:bidi="sw_KE"/>
+        </w:rPr>
+        <w:t>Warumi 6:23</w:t>
+      </w:r>
+    </w:p>
+    <w:p>
+      <w:pPr>
+        <w:pStyle w:val="ListBullet"/>
+        <w:spacing w:line="240" w:lineRule="auto"/>
+        <w:ind w:left="1440"/>
+      </w:pPr>
+      <w:r>
+        <w:rPr>
+          <w:lang w:val="sw_KE" w:bidi="sw_KE"/>
+        </w:rPr>
+      </w:r>
+      <w:r>
+        <w:rPr>
+          <w:lang w:val="sw_KE" w:bidi="sw_KE"/>
+        </w:rPr>
+        <w:t>Warumi 8:4</w:t>
+      </w:r>
+    </w:p>
+    <w:p>
+      <w:pPr>
+        <w:pStyle w:val="Heading3"/>
+      </w:pPr>
+      <w:r>
+        <w:rPr>
+          <w:lang w:val="sw_KE" w:bidi="sw_KE"/>
+        </w:rPr>
+        <w:t>Mifano kutoka kwa hadithi za Biblia:</w:t>
+      </w:r>
+    </w:p>
+    <w:p>
+      <w:pPr>
+        <w:pStyle w:val="ListBullet"/>
+        <w:spacing w:line="240" w:lineRule="auto"/>
+        <w:ind w:left="1440"/>
+      </w:pPr>
+      <w:r>
+        <w:rPr>
+          <w:lang w:val="sw_KE" w:bidi="sw_KE"/>
+        </w:rPr>
+      </w:r>
+      <w:r>
+        <w:rPr>
+          <w:b/>
+          <w:lang w:val="sw_KE" w:bidi="sw_KE"/>
+        </w:rPr>
+        <w:t>3:15</w:t>
+      </w:r>
+      <w:r>
+        <w:rPr>
+          <w:lang w:val="sw_KE" w:bidi="sw_KE"/>
+        </w:rPr>
+        <w:t xml:space="preserve"> Mungu alisema, “Naahidi sitailaani tena ardhi kwa sababu ya mambo maovu wanayofanya watu, au kuangamiza dunia kwa kusababisha Gharika, ingawa watu ni </w:t>
+      </w:r>
+      <w:r>
+        <w:rPr>
+          <w:b/>
+          <w:lang w:val="sw_KE" w:bidi="sw_KE"/>
+        </w:rPr>
+        <w:t>wenye dhambi</w:t>
+      </w:r>
+      <w:r>
+        <w:rPr>
+          <w:lang w:val="sw_KE" w:bidi="sw_KE"/>
+        </w:rPr>
+        <w:t xml:space="preserve"> tangu wakati walipokuwa watoto.”</w:t>
+      </w:r>
+    </w:p>
+    <w:p>
+      <w:pPr>
+        <w:pStyle w:val="ListBullet"/>
+        <w:spacing w:line="240" w:lineRule="auto"/>
+        <w:ind w:left="1440"/>
+      </w:pPr>
+      <w:r>
+        <w:rPr>
+          <w:lang w:val="sw_KE" w:bidi="sw_KE"/>
+        </w:rPr>
+      </w:r>
+      <w:r>
+        <w:rPr>
+          <w:b/>
+          <w:lang w:val="sw_KE" w:bidi="sw_KE"/>
+        </w:rPr>
+        <w:t>13:12</w:t>
+      </w:r>
+      <w:r>
+        <w:rPr>
+          <w:lang w:val="sw_KE" w:bidi="sw_KE"/>
+        </w:rPr>
+        <w:t xml:space="preserve"> Mungu alikuwa na hasira sana nao kwa sababu ya </w:t>
+      </w:r>
+      <w:r>
+        <w:rPr>
+          <w:b/>
+          <w:lang w:val="sw_KE" w:bidi="sw_KE"/>
+        </w:rPr>
+        <w:t>dhambi</w:t>
+      </w:r>
+      <w:r>
+        <w:rPr>
+          <w:lang w:val="sw_KE" w:bidi="sw_KE"/>
+        </w:rPr>
+        <w:t xml:space="preserve"> zao na alipanga kuwaangamiza.</w:t>
+      </w:r>
+    </w:p>
+    <w:p>
+      <w:pPr>
+        <w:pStyle w:val="ListBullet"/>
+        <w:spacing w:line="240" w:lineRule="auto"/>
+        <w:ind w:left="1440"/>
+      </w:pPr>
+      <w:r>
+        <w:rPr>
+          <w:lang w:val="sw_KE" w:bidi="sw_KE"/>
+        </w:rPr>
+      </w:r>
+      <w:r>
+        <w:rPr>
+          <w:b/>
+          <w:lang w:val="sw_KE" w:bidi="sw_KE"/>
+        </w:rPr>
+        <w:t>20:1</w:t>
+      </w:r>
+      <w:r>
+        <w:rPr>
+          <w:lang w:val="sw_KE" w:bidi="sw_KE"/>
+        </w:rPr>
+        <w:t xml:space="preserve"> Falme za Israeli na Yuda zote </w:t>
+      </w:r>
+      <w:r>
+        <w:rPr>
+          <w:b/>
+          <w:lang w:val="sw_KE" w:bidi="sw_KE"/>
+        </w:rPr>
+        <w:t>zilitenda dhambi</w:t>
+      </w:r>
+      <w:r>
+        <w:rPr>
+          <w:lang w:val="sw_KE" w:bidi="sw_KE"/>
+        </w:rPr>
+        <w:t xml:space="preserve"> dhidi ya Mungu. Walivunja agano ambalo Mungu alifanya nao huko Sinai.</w:t>
+      </w:r>
+    </w:p>
+    <w:p>
+      <w:pPr>
+        <w:pStyle w:val="ListBullet"/>
+        <w:spacing w:line="240" w:lineRule="auto"/>
+        <w:ind w:left="1440"/>
+      </w:pPr>
+      <w:r>
+        <w:rPr>
+          <w:lang w:val="sw_KE" w:bidi="sw_KE"/>
+        </w:rPr>
+      </w:r>
+      <w:r>
+        <w:rPr>
+          <w:b/>
+          <w:lang w:val="sw_KE" w:bidi="sw_KE"/>
+        </w:rPr>
+        <w:t>21:13</w:t>
+      </w:r>
+      <w:r>
+        <w:rPr>
+          <w:lang w:val="sw_KE" w:bidi="sw_KE"/>
+        </w:rPr>
+        <w:t xml:space="preserve"> Manabii pia walisema kwamba Masihi atakuwa mkamilifu, asiye na </w:t>
+      </w:r>
+      <w:r>
+        <w:rPr>
+          <w:b/>
+          <w:lang w:val="sw_KE" w:bidi="sw_KE"/>
+        </w:rPr>
+        <w:t>dhambi</w:t>
+      </w:r>
+      <w:r>
+        <w:rPr>
+          <w:lang w:val="sw_KE" w:bidi="sw_KE"/>
+        </w:rPr>
+        <w:t xml:space="preserve">. Angefariki ili kupokea adhabu kwa ajili ya </w:t>
+      </w:r>
+      <w:r>
+        <w:rPr>
+          <w:b/>
+          <w:lang w:val="sw_KE" w:bidi="sw_KE"/>
+        </w:rPr>
+        <w:t>dhambi</w:t>
+      </w:r>
+      <w:r>
+        <w:rPr>
+          <w:lang w:val="sw_KE" w:bidi="sw_KE"/>
+        </w:rPr>
+        <w:t xml:space="preserve"> za watu wengine.</w:t>
+      </w:r>
+    </w:p>
+    <w:p>
+      <w:pPr>
+        <w:pStyle w:val="ListBullet"/>
+        <w:spacing w:line="240" w:lineRule="auto"/>
+        <w:ind w:left="1440"/>
+      </w:pPr>
+      <w:r>
+        <w:rPr>
+          <w:lang w:val="sw_KE" w:bidi="sw_KE"/>
+        </w:rPr>
+      </w:r>
+      <w:r>
+        <w:rPr>
+          <w:b/>
+          <w:lang w:val="sw_KE" w:bidi="sw_KE"/>
+        </w:rPr>
+        <w:t>35:1</w:t>
+      </w:r>
+      <w:r>
+        <w:rPr>
+          <w:lang w:val="sw_KE" w:bidi="sw_KE"/>
+        </w:rPr>
+        <w:t xml:space="preserve"> Siku moja, Yesu alikuwa akifundisha watoza ushuru wengi na </w:t>
+      </w:r>
+      <w:r>
+        <w:rPr>
+          <w:b/>
+          <w:lang w:val="sw_KE" w:bidi="sw_KE"/>
+        </w:rPr>
+        <w:t>wenye dhambi</w:t>
+      </w:r>
+      <w:r>
+        <w:rPr>
+          <w:lang w:val="sw_KE" w:bidi="sw_KE"/>
+        </w:rPr>
+        <w:t xml:space="preserve"> wengine ambao walikuwa wamekusanyika kumsikiliza.</w:t>
+      </w:r>
+    </w:p>
+    <w:p>
+      <w:pPr>
+        <w:pStyle w:val="ListBullet"/>
+        <w:spacing w:line="240" w:lineRule="auto"/>
+        <w:ind w:left="1440"/>
+      </w:pPr>
+      <w:r>
+        <w:rPr>
+          <w:lang w:val="sw_KE" w:bidi="sw_KE"/>
+        </w:rPr>
+      </w:r>
+      <w:r>
+        <w:rPr>
+          <w:b/>
+          <w:lang w:val="sw_KE" w:bidi="sw_KE"/>
+        </w:rPr>
+        <w:t>38:5</w:t>
+      </w:r>
+      <w:r>
+        <w:rPr>
+          <w:lang w:val="sw_KE" w:bidi="sw_KE"/>
+        </w:rPr>
+        <w:t xml:space="preserve"> Kisha Yesu akachukua kikombe na kusema, “Kunyweni hiki. Ni damu yangu ya Agano Jipya inayomwagika kwa ajili ya msamaha wa </w:t>
+      </w:r>
+      <w:r>
+        <w:rPr>
+          <w:b/>
+          <w:lang w:val="sw_KE" w:bidi="sw_KE"/>
+        </w:rPr>
+        <w:t>dhambi</w:t>
+      </w:r>
+      <w:r>
+        <w:rPr>
+          <w:lang w:val="sw_KE" w:bidi="sw_KE"/>
+        </w:rPr>
+        <w:t>.”</w:t>
+      </w:r>
+    </w:p>
+    <w:p>
+      <w:pPr>
+        <w:pStyle w:val="ListBullet"/>
+        <w:spacing w:line="240" w:lineRule="auto"/>
+        <w:ind w:left="1440"/>
+      </w:pPr>
+      <w:r>
+        <w:rPr>
+          <w:lang w:val="sw_KE" w:bidi="sw_KE"/>
+        </w:rPr>
+      </w:r>
+      <w:r>
+        <w:rPr>
+          <w:b/>
+          <w:lang w:val="sw_KE" w:bidi="sw_KE"/>
+        </w:rPr>
+        <w:t>43:11</w:t>
+      </w:r>
+      <w:r>
+        <w:rPr>
+          <w:lang w:val="sw_KE" w:bidi="sw_KE"/>
+        </w:rPr>
+        <w:t xml:space="preserve"> Petro akawajibu, “Kila mmoja wenu anapaswa kutubu na kubatizwa kwa jina la Yesu Kristo ili Mungu asamehe </w:t>
+      </w:r>
+      <w:r>
+        <w:rPr>
+          <w:b/>
+          <w:lang w:val="sw_KE" w:bidi="sw_KE"/>
+        </w:rPr>
+        <w:t>dhambi</w:t>
+      </w:r>
+      <w:r>
+        <w:rPr>
+          <w:lang w:val="sw_KE" w:bidi="sw_KE"/>
+        </w:rPr>
+        <w:t xml:space="preserve"> zenu.”</w:t>
+      </w:r>
+    </w:p>
+    <w:p>
+      <w:pPr>
+        <w:pStyle w:val="ListBullet"/>
+        <w:spacing w:line="240" w:lineRule="auto"/>
+        <w:ind w:left="1440"/>
+      </w:pPr>
+      <w:r>
+        <w:rPr>
+          <w:lang w:val="sw_KE" w:bidi="sw_KE"/>
+        </w:rPr>
+      </w:r>
+      <w:r>
+        <w:rPr>
+          <w:b/>
+          <w:lang w:val="sw_KE" w:bidi="sw_KE"/>
+        </w:rPr>
+        <w:t>48:8</w:t>
+      </w:r>
+      <w:r>
+        <w:rPr>
+          <w:lang w:val="sw_KE" w:bidi="sw_KE"/>
+        </w:rPr>
+        <w:t xml:space="preserve"> Sote tunastahili kufa kwa ajili ya </w:t>
+      </w:r>
+      <w:r>
+        <w:rPr>
+          <w:b/>
+          <w:lang w:val="sw_KE" w:bidi="sw_KE"/>
+        </w:rPr>
+        <w:t>dhambi</w:t>
+      </w:r>
+      <w:r>
+        <w:rPr>
+          <w:lang w:val="sw_KE" w:bidi="sw_KE"/>
+        </w:rPr>
+        <w:t xml:space="preserve"> zetu!</w:t>
+      </w:r>
+    </w:p>
+    <w:p>
+      <w:pPr>
+        <w:pStyle w:val="ListBullet"/>
+        <w:spacing w:line="240" w:lineRule="auto"/>
+        <w:ind w:left="1440"/>
+      </w:pPr>
+      <w:r>
+        <w:rPr>
+          <w:lang w:val="sw_KE" w:bidi="sw_KE"/>
+        </w:rPr>
+      </w:r>
+      <w:r>
+        <w:rPr>
+          <w:b/>
+          <w:lang w:val="sw_KE" w:bidi="sw_KE"/>
+        </w:rPr>
+        <w:t>49:17</w:t>
+      </w:r>
+      <w:r>
+        <w:rPr>
+          <w:lang w:val="sw_KE" w:bidi="sw_KE"/>
+        </w:rPr>
+        <w:t xml:space="preserve"> Hata kama wewe ni Mkristo, bado utajaribiwa na </w:t>
+      </w:r>
+      <w:r>
+        <w:rPr>
+          <w:b/>
+          <w:lang w:val="sw_KE" w:bidi="sw_KE"/>
+        </w:rPr>
+        <w:t>dhambi</w:t>
+      </w:r>
+      <w:r>
+        <w:rPr>
+          <w:lang w:val="sw_KE" w:bidi="sw_KE"/>
+        </w:rPr>
+        <w:t xml:space="preserve">. Lakini Mungu ni Mwaminifu na anasema kwamba ukikiri </w:t>
+      </w:r>
+      <w:r>
+        <w:rPr>
+          <w:b/>
+          <w:lang w:val="sw_KE" w:bidi="sw_KE"/>
+        </w:rPr>
+        <w:t>dhambi</w:t>
+      </w:r>
+      <w:r>
+        <w:rPr>
+          <w:lang w:val="sw_KE" w:bidi="sw_KE"/>
+        </w:rPr>
+        <w:t xml:space="preserve"> zako, atakusamehe. Atakupa nguvu za kupambana na </w:t>
+      </w:r>
+      <w:r>
+        <w:rPr>
+          <w:b/>
+          <w:lang w:val="sw_KE" w:bidi="sw_KE"/>
+        </w:rPr>
+        <w:t>dhambi</w:t>
+      </w:r>
+      <w:r>
+        <w:rPr>
+          <w:lang w:val="sw_KE" w:bidi="sw_KE"/>
+        </w:rPr>
+        <w:t>.</w:t>
+      </w:r>
+    </w:p>
+    <w:p>
+      <w:pPr>
+        <w:pStyle w:val="Heading3"/>
+      </w:pPr>
+      <w:r>
+        <w:rPr>
+          <w:lang w:val="sw_KE" w:bidi="sw_KE"/>
+        </w:rPr>
+        <w:t>Data ya Neno:</w:t>
+      </w:r>
+    </w:p>
+    <w:p>
+      <w:pPr>
+        <w:pStyle w:val="ListBullet"/>
+        <w:spacing w:line="240" w:lineRule="auto"/>
+        <w:ind w:left="1440"/>
+      </w:pPr>
+      <w:r>
+        <w:rPr>
+          <w:lang w:val="sw_KE" w:bidi="sw_KE"/>
+        </w:rPr>
+      </w:r>
+      <w:r>
+        <w:rPr>
+          <w:lang w:val="sw_KE" w:bidi="sw_KE"/>
+        </w:rPr>
+        <w:t>Strong's: H0817, H0819, H2398, H2399, H2400, H2401, H2402, H2403, H2408, H2409, H5771, H6588, H7683, H7686, G02640, G02650, G02660, G02680, G03610, G37810, G39000, G42580</w:t>
+      </w:r>
+      <w:r>
+        <w:rPr>
+          <w:lang w:val="sw_KE" w:bidi="sw_KE"/>
+        </w:rPr>
+      </w:r>
+      <w:r>
+        <w:rPr>
+          <w:lang w:val="sw_KE" w:bidi="sw_KE"/>
+        </w:rPr>
       </w:r>
     </w:p>
     <w:p>
@@ -3095,6 +5209,424 @@
           <w:lang w:val="sw_KE" w:bidi="sw_KE"/>
         </w:rPr>
       </w:r>
+    </w:p>
+    <w:p>
+      <w:pPr>
+        <w:pStyle w:val="Heading2"/>
+      </w:pPr>
+      <w:r>
+        <w:rPr>
+          <w:lang w:val="sw_KE" w:bidi="sw_KE"/>
+        </w:rPr>
+        <w:t>Dhamiri</w:t>
+      </w:r>
+      <w:r>
+        <w:rPr>
+          <w:lang w:val="sw_KE" w:bidi="sw_KE"/>
+        </w:rPr>
+      </w:r>
+    </w:p>
+    <w:p>
+      <w:pPr>
+        <w:pStyle w:val="Heading3"/>
+      </w:pPr>
+      <w:r>
+        <w:rPr>
+          <w:lang w:val="sw_KE" w:bidi="sw_KE"/>
+        </w:rPr>
+        <w:t>Ufafanuzi:</w:t>
+      </w:r>
+    </w:p>
+    <w:p>
+      <w:pPr/>
+      <w:r>
+        <w:rPr>
+          <w:lang w:val="sw_KE" w:bidi="sw_KE"/>
+        </w:rPr>
+      </w:r>
+      <w:r>
+        <w:rPr>
+          <w:lang w:val="sw_KE" w:bidi="sw_KE"/>
+        </w:rPr>
+        <w:t>Dhamiri ni sehemu ya mawazo ya mtu ambayo Mungu hutumia kumfanya atambue kwamba anafanya jambo la dhambi.</w:t>
+      </w:r>
+    </w:p>
+    <w:p>
+      <w:pPr>
+        <w:pStyle w:val="ListBullet"/>
+        <w:spacing w:line="240" w:lineRule="auto"/>
+        <w:ind w:left="720"/>
+      </w:pPr>
+      <w:r>
+        <w:rPr>
+          <w:lang w:val="sw_KE" w:bidi="sw_KE"/>
+        </w:rPr>
+      </w:r>
+      <w:r>
+        <w:rPr>
+          <w:lang w:val="sw_KE" w:bidi="sw_KE"/>
+        </w:rPr>
+        <w:t>Mungu aliwapa watu dhamiri ili kuwasaidia kutambua tofauti kati ya lililo sawa na lililo kosa.</w:t>
+      </w:r>
+    </w:p>
+    <w:p>
+      <w:pPr>
+        <w:pStyle w:val="ListBullet"/>
+        <w:spacing w:line="240" w:lineRule="auto"/>
+        <w:ind w:left="720"/>
+      </w:pPr>
+      <w:r>
+        <w:rPr>
+          <w:lang w:val="sw_KE" w:bidi="sw_KE"/>
+        </w:rPr>
+      </w:r>
+      <w:r>
+        <w:rPr>
+          <w:lang w:val="sw_KE" w:bidi="sw_KE"/>
+        </w:rPr>
+        <w:t>Mtu anayemtii Mungu anasemekana kuwa na dhamiri "safi," "wazi," au "nadhifu".</w:t>
+      </w:r>
+    </w:p>
+    <w:p>
+      <w:pPr>
+        <w:pStyle w:val="ListBullet"/>
+        <w:spacing w:line="240" w:lineRule="auto"/>
+        <w:ind w:left="720"/>
+      </w:pPr>
+      <w:r>
+        <w:rPr>
+          <w:lang w:val="sw_KE" w:bidi="sw_KE"/>
+        </w:rPr>
+      </w:r>
+      <w:r>
+        <w:rPr>
+          <w:lang w:val="sw_KE" w:bidi="sw_KE"/>
+        </w:rPr>
+        <w:t>Ikiwa mtu ana "dhamiri safi" inamaanisha kwamba hana dhambi yoyote anayoficha.</w:t>
+      </w:r>
+    </w:p>
+    <w:p>
+      <w:pPr>
+        <w:pStyle w:val="ListBullet"/>
+        <w:spacing w:line="240" w:lineRule="auto"/>
+        <w:ind w:left="720"/>
+      </w:pPr>
+      <w:r>
+        <w:rPr>
+          <w:lang w:val="sw_KE" w:bidi="sw_KE"/>
+        </w:rPr>
+      </w:r>
+      <w:r>
+        <w:rPr>
+          <w:lang w:val="sw_KE" w:bidi="sw_KE"/>
+        </w:rPr>
+        <w:t>Iwapo mtu atapuuza dhamiri yake na asiwe tena na hatia anapofanya dhambi, hii ina maana kwamba dhamiri yake haiko tena nyeti kwa lililo kosa. Biblia inaita hii “dhamiri iliyotiwa alama” kana kwamba kwa chuma cha moto. Dhamiri ya aina hii pia huitwa “isiyo nyeti” na “iliyotiwa najisi.”</w:t>
+      </w:r>
+    </w:p>
+    <w:p>
+      <w:pPr>
+        <w:pStyle w:val="ListBullet"/>
+        <w:spacing w:line="240" w:lineRule="auto"/>
+        <w:ind w:left="720"/>
+      </w:pPr>
+      <w:r>
+        <w:rPr>
+          <w:lang w:val="sw_KE" w:bidi="sw_KE"/>
+        </w:rPr>
+      </w:r>
+      <w:r>
+        <w:rPr>
+          <w:lang w:val="sw_KE" w:bidi="sw_KE"/>
+        </w:rPr>
+        <w:t>Njia zinazowezekana za kutafsiri neno hili zinaweza kujumuisha, “mwongozo wa maadili wa ndani” au “fikra za maadili.”</w:t>
+      </w:r>
+    </w:p>
+    <w:p>
+      <w:pPr>
+        <w:pStyle w:val="Heading3"/>
+      </w:pPr>
+      <w:r>
+        <w:rPr>
+          <w:lang w:val="sw_KE" w:bidi="sw_KE"/>
+        </w:rPr>
+        <w:t>Marejeleo ya Biblia:</w:t>
+      </w:r>
+    </w:p>
+    <w:p>
+      <w:pPr>
+        <w:pStyle w:val="ListBullet"/>
+        <w:spacing w:line="240" w:lineRule="auto"/>
+        <w:ind w:left="720"/>
+      </w:pPr>
+      <w:r>
+        <w:rPr>
+          <w:lang w:val="sw_KE" w:bidi="sw_KE"/>
+        </w:rPr>
+      </w:r>
+      <w:r>
+        <w:rPr>
+          <w:lang w:val="sw_KE" w:bidi="sw_KE"/>
+        </w:rPr>
+        <w:t>1 Timotheo 1:19</w:t>
+      </w:r>
+    </w:p>
+    <w:p>
+      <w:pPr>
+        <w:pStyle w:val="ListBullet"/>
+        <w:spacing w:line="240" w:lineRule="auto"/>
+        <w:ind w:left="720"/>
+      </w:pPr>
+      <w:r>
+        <w:rPr>
+          <w:lang w:val="sw_KE" w:bidi="sw_KE"/>
+        </w:rPr>
+      </w:r>
+      <w:r>
+        <w:rPr>
+          <w:lang w:val="sw_KE" w:bidi="sw_KE"/>
+        </w:rPr>
+        <w:t>1 Timotheo 3:9</w:t>
+      </w:r>
+    </w:p>
+    <w:p>
+      <w:pPr>
+        <w:pStyle w:val="ListBullet"/>
+        <w:spacing w:line="240" w:lineRule="auto"/>
+        <w:ind w:left="720"/>
+      </w:pPr>
+      <w:r>
+        <w:rPr>
+          <w:lang w:val="sw_KE" w:bidi="sw_KE"/>
+        </w:rPr>
+      </w:r>
+      <w:r>
+        <w:rPr>
+          <w:lang w:val="sw_KE" w:bidi="sw_KE"/>
+        </w:rPr>
+        <w:t>2 Wakorintho 5:11</w:t>
+      </w:r>
+    </w:p>
+    <w:p>
+      <w:pPr>
+        <w:pStyle w:val="ListBullet"/>
+        <w:spacing w:line="240" w:lineRule="auto"/>
+        <w:ind w:left="720"/>
+      </w:pPr>
+      <w:r>
+        <w:rPr>
+          <w:lang w:val="sw_KE" w:bidi="sw_KE"/>
+        </w:rPr>
+      </w:r>
+      <w:r>
+        <w:rPr>
+          <w:lang w:val="sw_KE" w:bidi="sw_KE"/>
+        </w:rPr>
+        <w:t>2 Timotheo 1:3</w:t>
+      </w:r>
+    </w:p>
+    <w:p>
+      <w:pPr>
+        <w:pStyle w:val="ListBullet"/>
+        <w:spacing w:line="240" w:lineRule="auto"/>
+        <w:ind w:left="720"/>
+      </w:pPr>
+      <w:r>
+        <w:rPr>
+          <w:lang w:val="sw_KE" w:bidi="sw_KE"/>
+        </w:rPr>
+      </w:r>
+      <w:r>
+        <w:rPr>
+          <w:lang w:val="sw_KE" w:bidi="sw_KE"/>
+        </w:rPr>
+        <w:t>Warumi 9:1</w:t>
+      </w:r>
+    </w:p>
+    <w:p>
+      <w:pPr>
+        <w:pStyle w:val="ListBullet"/>
+        <w:spacing w:line="240" w:lineRule="auto"/>
+        <w:ind w:left="720"/>
+      </w:pPr>
+      <w:r>
+        <w:rPr>
+          <w:lang w:val="sw_KE" w:bidi="sw_KE"/>
+        </w:rPr>
+      </w:r>
+      <w:r>
+        <w:rPr>
+          <w:lang w:val="sw_KE" w:bidi="sw_KE"/>
+        </w:rPr>
+        <w:t>Tito 1:15–16</w:t>
+      </w:r>
+    </w:p>
+    <w:p>
+      <w:pPr>
+        <w:pStyle w:val="Heading3"/>
+      </w:pPr>
+      <w:r>
+        <w:rPr>
+          <w:lang w:val="sw_KE" w:bidi="sw_KE"/>
+        </w:rPr>
+        <w:t>Data ya Neno:</w:t>
+      </w:r>
+    </w:p>
+    <w:p>
+      <w:pPr>
+        <w:pStyle w:val="ListBullet"/>
+        <w:spacing w:line="240" w:lineRule="auto"/>
+        <w:ind w:left="720"/>
+      </w:pPr>
+      <w:r>
+        <w:rPr>
+          <w:lang w:val="sw_KE" w:bidi="sw_KE"/>
+        </w:rPr>
+      </w:r>
+      <w:r>
+        <w:rPr>
+          <w:lang w:val="sw_KE" w:bidi="sw_KE"/>
+        </w:rPr>
+        <w:t>Strong's: G48930</w:t>
+      </w:r>
+      <w:r>
+        <w:rPr>
+          <w:lang w:val="sw_KE" w:bidi="sw_KE"/>
+        </w:rPr>
+      </w:r>
+      <w:r>
+        <w:rPr>
+          <w:lang w:val="sw_KE" w:bidi="sw_KE"/>
+        </w:rPr>
+      </w:r>
+    </w:p>
+    <w:p>
+      <w:pPr/>
+      <w:r>
+        <w:rPr>
+          <w:lang w:val="sw_KE" w:bidi="sw_KE"/>
+        </w:rPr>
+      </w:r>
+    </w:p>
+    <w:p>
+      <w:pPr>
+        <w:pStyle w:val="Heading2"/>
+      </w:pPr>
+      <w:r>
+        <w:rPr>
+          <w:lang w:val="sw_KE" w:bidi="sw_KE"/>
+        </w:rPr>
+        <w:t>Dharau</w:t>
+      </w:r>
+      <w:r>
+        <w:rPr>
+          <w:lang w:val="sw_KE" w:bidi="sw_KE"/>
+        </w:rPr>
+      </w:r>
+    </w:p>
+    <w:p>
+      <w:pPr>
+        <w:pStyle w:val="Heading3"/>
+      </w:pPr>
+      <w:r>
+        <w:rPr>
+          <w:lang w:val="sw_KE" w:bidi="sw_KE"/>
+        </w:rPr>
+        <w:t>Uhalisia:</w:t>
+      </w:r>
+    </w:p>
+    <w:p>
+      <w:pPr/>
+      <w:r>
+        <w:rPr>
+          <w:lang w:val="sw_KE" w:bidi="sw_KE"/>
+        </w:rPr>
+      </w:r>
+      <w:r>
+        <w:rPr>
+          <w:lang w:val="sw_KE" w:bidi="sw_KE"/>
+        </w:rPr>
+        <w:t>Neno "dharau" linamaanisha kutoheshimu na kudhalilisha kwa kiwango kikubwa ambacho kinaonyeshwa kwa kitu au mtu. Kitu ambacho ni cha kudhalilisha sana kinaitwa "cha kudharaulika."</w:t>
+      </w:r>
+    </w:p>
+    <w:p>
+      <w:pPr>
+        <w:pStyle w:val="ListBullet"/>
+        <w:spacing w:line="240" w:lineRule="auto"/>
+        <w:ind w:left="720"/>
+      </w:pPr>
+      <w:r>
+        <w:rPr>
+          <w:lang w:val="sw_KE" w:bidi="sw_KE"/>
+        </w:rPr>
+      </w:r>
+      <w:r>
+        <w:rPr>
+          <w:lang w:val="sw_KE" w:bidi="sw_KE"/>
+        </w:rPr>
+        <w:t>Mtu au tabia inayodhihirisha dharau ya wazi kwa Mungu pia inaitwa "ya kudharaulika" na inaweza kutafsiriwa kama "isiyo na heshima kubwa," "isiyo na heshima kabisa," au "inayostahili dharau."</w:t>
+      </w:r>
+    </w:p>
+    <w:p>
+      <w:pPr>
+        <w:pStyle w:val="ListBullet"/>
+        <w:spacing w:line="240" w:lineRule="auto"/>
+        <w:ind w:left="720"/>
+      </w:pPr>
+      <w:r>
+        <w:rPr>
+          <w:lang w:val="sw_KE" w:bidi="sw_KE"/>
+        </w:rPr>
+      </w:r>
+      <w:r>
+        <w:rPr>
+          <w:lang w:val="sw_KE" w:bidi="sw_KE"/>
+        </w:rPr>
+        <w:t>Kumshikilia kwa dharau kunamaanisha kumwona mtu kama asiye na thamani au kumhukumu mtu kuwa hana thamani sawa na wewe mwenyewe.</w:t>
+      </w:r>
+    </w:p>
+    <w:p>
+      <w:pPr>
+        <w:pStyle w:val="ListBullet"/>
+        <w:spacing w:line="240" w:lineRule="auto"/>
+        <w:ind w:left="720"/>
+      </w:pPr>
+      <w:r>
+        <w:rPr>
+          <w:lang w:val="sw_KE" w:bidi="sw_KE"/>
+        </w:rPr>
+      </w:r>
+      <w:r>
+        <w:rPr>
+          <w:lang w:val="sw_KE" w:bidi="sw_KE"/>
+        </w:rPr>
+        <w:t>Maneno yafuatayo yana maana sawa: “kuwa na dharau kwa” au “kuonyesha dharau kwa” au “kuwa katika dharau ya” au “kushughulikia kwa dharau.” Haya yote yanamaanisha “kutoheshimu sana” au “kudhalilisha sana” kitu au mtu kwa kile kinachosemwa na kufanywa.</w:t>
+      </w:r>
+    </w:p>
+    <w:p>
+      <w:pPr>
+        <w:pStyle w:val="ListBullet"/>
+        <w:spacing w:line="240" w:lineRule="auto"/>
+        <w:ind w:left="720"/>
+      </w:pPr>
+      <w:r>
+        <w:rPr>
+          <w:lang w:val="sw_KE" w:bidi="sw_KE"/>
+        </w:rPr>
+      </w:r>
+      <w:r>
+        <w:rPr>
+          <w:lang w:val="sw_KE" w:bidi="sw_KE"/>
+        </w:rPr>
+        <w:t>Wakati Mfalme Daudi alipotenda dhambi ya uzinzi na mauaji, Mungu alisema kwamba Daudi alikuwa ameonyesha "dharau kwa" Mungu. Hii inamaanisha alikuwa amemdharau na kumvunjia heshima Mungu kwa kutenda hivyo.</w:t>
+      </w:r>
+    </w:p>
+    <w:p>
+      <w:pPr/>
+      <w:r>
+        <w:rPr>
+          <w:lang w:val="sw_KE" w:bidi="sw_KE"/>
+        </w:rPr>
+      </w:r>
       <w:r>
         <w:rPr>
           <w:lang w:val="sw_KE" w:bidi="sw_KE"/>
@@ -3105,115 +5637,7 @@
         <w:rPr>
           <w:lang w:val="sw_KE" w:bidi="sw_KE"/>
         </w:rPr>
-        <w:t>madhabahu</w:t>
-      </w:r>
-      <w:r>
-        <w:rPr>
-          <w:lang w:val="sw_KE" w:bidi="sw_KE"/>
-        </w:rPr>
-        <w:t xml:space="preserve">, </w:t>
-      </w:r>
-      <w:r>
-        <w:rPr>
-          <w:lang w:val="sw_KE" w:bidi="sw_KE"/>
-        </w:rPr>
-        <w:t>sadaka ya kuteketezwa</w:t>
-      </w:r>
-      <w:r>
-        <w:rPr>
-          <w:lang w:val="sw_KE" w:bidi="sw_KE"/>
-        </w:rPr>
-        <w:t xml:space="preserve">, </w:t>
-      </w:r>
-      <w:r>
-        <w:rPr>
-          <w:lang w:val="sw_KE" w:bidi="sw_KE"/>
-        </w:rPr>
-        <w:t>sadaka ya kinywaji</w:t>
-      </w:r>
-      <w:r>
-        <w:rPr>
-          <w:lang w:val="sw_KE" w:bidi="sw_KE"/>
-        </w:rPr>
-        <w:t xml:space="preserve">, </w:t>
-      </w:r>
-      <w:r>
-        <w:rPr>
-          <w:lang w:val="sw_KE" w:bidi="sw_KE"/>
-        </w:rPr>
-        <w:t>mungu wa uongo</w:t>
-      </w:r>
-      <w:r>
-        <w:rPr>
-          <w:lang w:val="sw_KE" w:bidi="sw_KE"/>
-        </w:rPr>
-        <w:t xml:space="preserve">, </w:t>
-      </w:r>
-      <w:r>
-        <w:rPr>
-          <w:lang w:val="sw_KE" w:bidi="sw_KE"/>
-        </w:rPr>
-        <w:t>sadaka ya ushirika</w:t>
-      </w:r>
-      <w:r>
-        <w:rPr>
-          <w:lang w:val="sw_KE" w:bidi="sw_KE"/>
-        </w:rPr>
-        <w:t xml:space="preserve">, </w:t>
-      </w:r>
-      <w:r>
-        <w:rPr>
-          <w:lang w:val="sw_KE" w:bidi="sw_KE"/>
-        </w:rPr>
-        <w:t>sadaka ya hiari,</w:t>
-      </w:r>
-      <w:r>
-        <w:rPr>
-          <w:lang w:val="sw_KE" w:bidi="sw_KE"/>
-        </w:rPr>
-        <w:t xml:space="preserve"> </w:t>
-      </w:r>
-      <w:r>
-        <w:rPr>
-          <w:lang w:val="sw_KE" w:bidi="sw_KE"/>
-        </w:rPr>
-        <w:t>sadaka ya Amani</w:t>
-      </w:r>
-      <w:r>
-        <w:rPr>
-          <w:lang w:val="sw_KE" w:bidi="sw_KE"/>
-        </w:rPr>
-        <w:t xml:space="preserve">, </w:t>
-      </w:r>
-      <w:r>
-        <w:rPr>
-          <w:lang w:val="sw_KE" w:bidi="sw_KE"/>
-        </w:rPr>
-        <w:t>kuhani</w:t>
-      </w:r>
-      <w:r>
-        <w:rPr>
-          <w:lang w:val="sw_KE" w:bidi="sw_KE"/>
-        </w:rPr>
-        <w:t xml:space="preserve">, </w:t>
-      </w:r>
-      <w:r>
-        <w:rPr>
-          <w:lang w:val="sw_KE" w:bidi="sw_KE"/>
-        </w:rPr>
-        <w:t>sadaka ya dhambi</w:t>
-      </w:r>
-      <w:r>
-        <w:rPr>
-          <w:lang w:val="sw_KE" w:bidi="sw_KE"/>
-        </w:rPr>
-        <w:t xml:space="preserve">, </w:t>
-      </w:r>
-      <w:r>
-        <w:rPr>
-          <w:lang w:val="sw_KE" w:bidi="sw_KE"/>
-        </w:rPr>
-        <w:t>ibada</w:t>
+        <w:t>fedheha</w:t>
       </w:r>
       <w:r>
         <w:rPr>
@@ -3248,133 +5672,43 @@
         <w:rPr>
           <w:lang w:val="sw_KE" w:bidi="sw_KE"/>
         </w:rPr>
-        <w:t>2 Timotheo 4:6</w:t>
-      </w:r>
-    </w:p>
-    <w:p>
-      <w:pPr>
-        <w:pStyle w:val="ListBullet"/>
-        <w:spacing w:line="240" w:lineRule="auto"/>
-        <w:ind w:left="720"/>
-      </w:pPr>
-      <w:r>
-        <w:rPr>
-          <w:lang w:val="sw_KE" w:bidi="sw_KE"/>
-        </w:rPr>
-      </w:r>
-      <w:r>
-        <w:rPr>
-          <w:lang w:val="sw_KE" w:bidi="sw_KE"/>
-        </w:rPr>
-        <w:t>Matendo 7:42</w:t>
-      </w:r>
-    </w:p>
-    <w:p>
-      <w:pPr>
-        <w:pStyle w:val="ListBullet"/>
-        <w:spacing w:line="240" w:lineRule="auto"/>
-        <w:ind w:left="720"/>
-      </w:pPr>
-      <w:r>
-        <w:rPr>
-          <w:lang w:val="sw_KE" w:bidi="sw_KE"/>
-        </w:rPr>
-      </w:r>
-      <w:r>
-        <w:rPr>
-          <w:lang w:val="sw_KE" w:bidi="sw_KE"/>
-        </w:rPr>
-        <w:t>Matendo 21:25</w:t>
-      </w:r>
-    </w:p>
-    <w:p>
-      <w:pPr>
-        <w:pStyle w:val="ListBullet"/>
-        <w:spacing w:line="240" w:lineRule="auto"/>
-        <w:ind w:left="720"/>
-      </w:pPr>
-      <w:r>
-        <w:rPr>
-          <w:lang w:val="sw_KE" w:bidi="sw_KE"/>
-        </w:rPr>
-      </w:r>
-      <w:r>
-        <w:rPr>
-          <w:lang w:val="sw_KE" w:bidi="sw_KE"/>
-        </w:rPr>
-        <w:t>Mwanzo 4:3–5</w:t>
-      </w:r>
-    </w:p>
-    <w:p>
-      <w:pPr>
-        <w:pStyle w:val="ListBullet"/>
-        <w:spacing w:line="240" w:lineRule="auto"/>
-        <w:ind w:left="720"/>
-      </w:pPr>
-      <w:r>
-        <w:rPr>
-          <w:lang w:val="sw_KE" w:bidi="sw_KE"/>
-        </w:rPr>
-      </w:r>
-      <w:r>
-        <w:rPr>
-          <w:lang w:val="sw_KE" w:bidi="sw_KE"/>
-        </w:rPr>
-        <w:t>Yakobo 2:21–24</w:t>
-      </w:r>
-    </w:p>
-    <w:p>
-      <w:pPr>
-        <w:pStyle w:val="ListBullet"/>
-        <w:spacing w:line="240" w:lineRule="auto"/>
-        <w:ind w:left="720"/>
-      </w:pPr>
-      <w:r>
-        <w:rPr>
-          <w:lang w:val="sw_KE" w:bidi="sw_KE"/>
-        </w:rPr>
-      </w:r>
-      <w:r>
-        <w:rPr>
-          <w:lang w:val="sw_KE" w:bidi="sw_KE"/>
-        </w:rPr>
-        <w:t>Marko 1:43–44</w:t>
-      </w:r>
-    </w:p>
-    <w:p>
-      <w:pPr>
-        <w:pStyle w:val="ListBullet"/>
-        <w:spacing w:line="240" w:lineRule="auto"/>
-        <w:ind w:left="720"/>
-      </w:pPr>
-      <w:r>
-        <w:rPr>
-          <w:lang w:val="sw_KE" w:bidi="sw_KE"/>
-        </w:rPr>
-      </w:r>
-      <w:r>
-        <w:rPr>
-          <w:lang w:val="sw_KE" w:bidi="sw_KE"/>
-        </w:rPr>
-        <w:t>Marko 14:12</w:t>
-      </w:r>
-    </w:p>
-    <w:p>
-      <w:pPr>
-        <w:pStyle w:val="ListBullet"/>
-        <w:spacing w:line="240" w:lineRule="auto"/>
-        <w:ind w:left="720"/>
-      </w:pPr>
-      <w:r>
-        <w:rPr>
-          <w:lang w:val="sw_KE" w:bidi="sw_KE"/>
-        </w:rPr>
-      </w:r>
-      <w:r>
-        <w:rPr>
-          <w:lang w:val="sw_KE" w:bidi="sw_KE"/>
-        </w:rPr>
-        <w:t>Mathayo 5:23</w:t>
+        <w:t>Danieli 12:1–2</w:t>
+      </w:r>
+    </w:p>
+    <w:p>
+      <w:pPr>
+        <w:pStyle w:val="ListBullet"/>
+        <w:spacing w:line="240" w:lineRule="auto"/>
+        <w:ind w:left="720"/>
+      </w:pPr>
+      <w:r>
+        <w:rPr>
+          <w:lang w:val="sw_KE" w:bidi="sw_KE"/>
+        </w:rPr>
+      </w:r>
+      <w:r>
+        <w:rPr>
+          <w:lang w:val="sw_KE" w:bidi="sw_KE"/>
+        </w:rPr>
+        <w:t>Mithali 15:5–6</w:t>
+      </w:r>
+    </w:p>
+    <w:p>
+      <w:pPr>
+        <w:pStyle w:val="ListBullet"/>
+        <w:spacing w:line="240" w:lineRule="auto"/>
+        <w:ind w:left="720"/>
+      </w:pPr>
+      <w:r>
+        <w:rPr>
+          <w:lang w:val="sw_KE" w:bidi="sw_KE"/>
+        </w:rPr>
+      </w:r>
+      <w:r>
+        <w:rPr>
+          <w:lang w:val="sw_KE" w:bidi="sw_KE"/>
+        </w:rPr>
+        <w:t>Zaburi 31:18</w:t>
       </w:r>
     </w:p>
     <w:p>
@@ -3385,363 +5719,59 @@
         <w:rPr>
           <w:lang w:val="sw_KE" w:bidi="sw_KE"/>
         </w:rPr>
-        <w:t>Mifano kutoka kwenye hadithi za Biblia:</w:t>
-      </w:r>
-    </w:p>
-    <w:p>
-      <w:pPr>
-        <w:pStyle w:val="ListBullet"/>
-        <w:spacing w:line="240" w:lineRule="auto"/>
-        <w:ind w:left="720"/>
-      </w:pPr>
-      <w:r>
-        <w:rPr>
-          <w:lang w:val="sw_KE" w:bidi="sw_KE"/>
-        </w:rPr>
-      </w:r>
-      <w:r>
-        <w:rPr>
-          <w:b/>
-          <w:lang w:val="sw_KE" w:bidi="sw_KE"/>
-        </w:rPr>
-        <w:t>3:14</w:t>
-      </w:r>
-      <w:r>
-        <w:rPr>
-          <w:lang w:val="sw_KE" w:bidi="sw_KE"/>
-        </w:rPr>
-        <w:t xml:space="preserve"> Baada ya Nohu kushuka kutoka kwenye mashua, alijenga madhabahu na </w:t>
-      </w:r>
-      <w:r>
-        <w:rPr>
-          <w:b/>
-          <w:lang w:val="sw_KE" w:bidi="sw_KE"/>
-        </w:rPr>
-        <w:t>kutoa dhabihu</w:t>
-      </w:r>
-      <w:r>
-        <w:rPr>
-          <w:lang w:val="sw_KE" w:bidi="sw_KE"/>
-        </w:rPr>
-        <w:t xml:space="preserve"> baadhi ya kila aina ya mnyama ambao unaweza kutumika kwa </w:t>
-      </w:r>
-      <w:r>
-        <w:rPr>
-          <w:b/>
-          <w:lang w:val="sw_KE" w:bidi="sw_KE"/>
-        </w:rPr>
-        <w:t>dhabihu</w:t>
-      </w:r>
-      <w:r>
-        <w:rPr>
-          <w:lang w:val="sw_KE" w:bidi="sw_KE"/>
-        </w:rPr>
-        <w:t xml:space="preserve">. Mungu alifurahia </w:t>
-      </w:r>
-      <w:r>
-        <w:rPr>
-          <w:b/>
-          <w:lang w:val="sw_KE" w:bidi="sw_KE"/>
-        </w:rPr>
-        <w:t>dhabihu</w:t>
-      </w:r>
-      <w:r>
-        <w:rPr>
-          <w:lang w:val="sw_KE" w:bidi="sw_KE"/>
-        </w:rPr>
-        <w:t xml:space="preserve"> na akambariki Noa na familia yake.</w:t>
-      </w:r>
-    </w:p>
-    <w:p>
-      <w:pPr>
-        <w:pStyle w:val="ListBullet"/>
-        <w:spacing w:line="240" w:lineRule="auto"/>
-        <w:ind w:left="720"/>
-      </w:pPr>
-      <w:r>
-        <w:rPr>
-          <w:lang w:val="sw_KE" w:bidi="sw_KE"/>
-        </w:rPr>
-      </w:r>
-      <w:r>
-        <w:rPr>
-          <w:b/>
-          <w:lang w:val="sw_KE" w:bidi="sw_KE"/>
-        </w:rPr>
-        <w:t>5:6</w:t>
-      </w:r>
-      <w:r>
-        <w:rPr>
-          <w:lang w:val="sw_KE" w:bidi="sw_KE"/>
-        </w:rPr>
-        <w:t xml:space="preserve"> “Mchukue Isaka, mwanao wa pekee, na umchinje kama </w:t>
-      </w:r>
-      <w:r>
-        <w:rPr>
-          <w:b/>
-          <w:lang w:val="sw_KE" w:bidi="sw_KE"/>
-        </w:rPr>
-        <w:t>dhabihu</w:t>
-      </w:r>
-      <w:r>
-        <w:rPr>
-          <w:lang w:val="sw_KE" w:bidi="sw_KE"/>
-        </w:rPr>
-        <w:t xml:space="preserve"> kwangu.” Tena Abrahamu alitii Mungu na akaandaa kumtoa mwanawe kama </w:t>
-      </w:r>
-      <w:r>
-        <w:rPr>
-          <w:b/>
-          <w:lang w:val="sw_KE" w:bidi="sw_KE"/>
-        </w:rPr>
-        <w:t>dhabihu</w:t>
-      </w:r>
-      <w:r>
-        <w:rPr>
-          <w:lang w:val="sw_KE" w:bidi="sw_KE"/>
-        </w:rPr>
-        <w:t>.</w:t>
-      </w:r>
-    </w:p>
-    <w:p>
-      <w:pPr>
-        <w:pStyle w:val="ListBullet"/>
-        <w:spacing w:line="240" w:lineRule="auto"/>
-        <w:ind w:left="720"/>
-      </w:pPr>
-      <w:r>
-        <w:rPr>
-          <w:lang w:val="sw_KE" w:bidi="sw_KE"/>
-        </w:rPr>
-      </w:r>
-      <w:r>
-        <w:rPr>
-          <w:b/>
-          <w:lang w:val="sw_KE" w:bidi="sw_KE"/>
-        </w:rPr>
-        <w:t>5:9</w:t>
-      </w:r>
-      <w:r>
-        <w:rPr>
-          <w:lang w:val="sw_KE" w:bidi="sw_KE"/>
-        </w:rPr>
-        <w:t xml:space="preserve"> Mungu alikuwa ametoa Ramu kuwa </w:t>
-      </w:r>
-      <w:r>
-        <w:rPr>
-          <w:b/>
-          <w:lang w:val="sw_KE" w:bidi="sw_KE"/>
-        </w:rPr>
-        <w:t>dhabihu</w:t>
-      </w:r>
-      <w:r>
-        <w:rPr>
-          <w:lang w:val="sw_KE" w:bidi="sw_KE"/>
-        </w:rPr>
-        <w:t xml:space="preserve"> badala ya Isaka.</w:t>
-      </w:r>
-    </w:p>
-    <w:p>
-      <w:pPr>
-        <w:pStyle w:val="ListBullet"/>
-        <w:spacing w:line="240" w:lineRule="auto"/>
-        <w:ind w:left="720"/>
-      </w:pPr>
-      <w:r>
-        <w:rPr>
-          <w:lang w:val="sw_KE" w:bidi="sw_KE"/>
-        </w:rPr>
-      </w:r>
-      <w:r>
-        <w:rPr>
-          <w:b/>
-          <w:lang w:val="sw_KE" w:bidi="sw_KE"/>
-        </w:rPr>
-        <w:t>13:9</w:t>
-      </w:r>
-      <w:r>
-        <w:rPr>
-          <w:lang w:val="sw_KE" w:bidi="sw_KE"/>
-        </w:rPr>
-        <w:t xml:space="preserve"> Mtu yeyote ambaye hakutii sheria ya Mungu angeweza kuleta mnyama kwenye Hema la Kukutania kama </w:t>
-      </w:r>
-      <w:r>
-        <w:rPr>
-          <w:b/>
-          <w:lang w:val="sw_KE" w:bidi="sw_KE"/>
-        </w:rPr>
-        <w:t>dhabihu</w:t>
-      </w:r>
-      <w:r>
-        <w:rPr>
-          <w:lang w:val="sw_KE" w:bidi="sw_KE"/>
-        </w:rPr>
-        <w:t xml:space="preserve"> kwa Mungu. Kuhani angemchinja mnyama na kumchoma kwenye madhabahu. Damu ya mnyama aliyekuwa </w:t>
-      </w:r>
-      <w:r>
-        <w:rPr>
-          <w:b/>
-          <w:lang w:val="sw_KE" w:bidi="sw_KE"/>
-        </w:rPr>
-        <w:t>ametolewa dhabihu</w:t>
-      </w:r>
-      <w:r>
-        <w:rPr>
-          <w:lang w:val="sw_KE" w:bidi="sw_KE"/>
-        </w:rPr>
-        <w:t xml:space="preserve"> ilifunika dhambi za mtu huyo na kumfanya mtu huyo kuwa safi machoni pa Mungu.</w:t>
-      </w:r>
-    </w:p>
-    <w:p>
-      <w:pPr>
-        <w:pStyle w:val="ListBullet"/>
-        <w:spacing w:line="240" w:lineRule="auto"/>
-        <w:ind w:left="720"/>
-      </w:pPr>
-      <w:r>
-        <w:rPr>
-          <w:lang w:val="sw_KE" w:bidi="sw_KE"/>
-        </w:rPr>
-      </w:r>
-      <w:r>
-        <w:rPr>
-          <w:b/>
-          <w:lang w:val="sw_KE" w:bidi="sw_KE"/>
-        </w:rPr>
-        <w:t>17:6</w:t>
-      </w:r>
-      <w:r>
-        <w:rPr>
-          <w:lang w:val="sw_KE" w:bidi="sw_KE"/>
-        </w:rPr>
-        <w:t xml:space="preserve"> Daudi alitaka kujenga hekalu ambapo Waisraeli wote wangeweza kumwabudu Mungu na kumtolea </w:t>
-      </w:r>
-      <w:r>
-        <w:rPr>
-          <w:b/>
-          <w:lang w:val="sw_KE" w:bidi="sw_KE"/>
-        </w:rPr>
-        <w:t>dhabihu</w:t>
-      </w:r>
-      <w:r>
-        <w:rPr>
-          <w:lang w:val="sw_KE" w:bidi="sw_KE"/>
-        </w:rPr>
-        <w:t>.</w:t>
-      </w:r>
-    </w:p>
-    <w:p>
-      <w:pPr>
-        <w:pStyle w:val="ListBullet"/>
-        <w:spacing w:line="240" w:lineRule="auto"/>
-        <w:ind w:left="720"/>
-      </w:pPr>
-      <w:r>
-        <w:rPr>
-          <w:lang w:val="sw_KE" w:bidi="sw_KE"/>
-        </w:rPr>
-      </w:r>
-      <w:r>
-        <w:rPr>
-          <w:b/>
-          <w:lang w:val="sw_KE" w:bidi="sw_KE"/>
-        </w:rPr>
-        <w:t>48:6</w:t>
-      </w:r>
-      <w:r>
-        <w:rPr>
-          <w:lang w:val="sw_KE" w:bidi="sw_KE"/>
-        </w:rPr>
-        <w:t xml:space="preserve"> Yesu ndiye Kuhani Mkuu Zaidi. Tofauti na makuhani wengine, alijitoa mwenyewe kama </w:t>
-      </w:r>
-      <w:r>
-        <w:rPr>
-          <w:b/>
-          <w:lang w:val="sw_KE" w:bidi="sw_KE"/>
-        </w:rPr>
-        <w:t>dhabihu</w:t>
-      </w:r>
-      <w:r>
-        <w:rPr>
-          <w:lang w:val="sw_KE" w:bidi="sw_KE"/>
-        </w:rPr>
-        <w:t xml:space="preserve"> pekee inayoweza kuondoa dhambi za watu wote duniani.</w:t>
-      </w:r>
-    </w:p>
-    <w:p>
-      <w:pPr>
-        <w:pStyle w:val="ListBullet"/>
-        <w:spacing w:line="240" w:lineRule="auto"/>
-        <w:ind w:left="720"/>
-      </w:pPr>
-      <w:r>
-        <w:rPr>
-          <w:lang w:val="sw_KE" w:bidi="sw_KE"/>
-        </w:rPr>
-      </w:r>
-      <w:r>
-        <w:rPr>
-          <w:b/>
-          <w:lang w:val="sw_KE" w:bidi="sw_KE"/>
-        </w:rPr>
-        <w:t>48:8</w:t>
-      </w:r>
-      <w:r>
-        <w:rPr>
-          <w:lang w:val="sw_KE" w:bidi="sw_KE"/>
-        </w:rPr>
-        <w:t xml:space="preserve"> Lakini Mungu alitoa Yesu, Mwanakondoo wa Mungu, kama </w:t>
-      </w:r>
-      <w:r>
-        <w:rPr>
-          <w:b/>
-          <w:lang w:val="sw_KE" w:bidi="sw_KE"/>
-        </w:rPr>
-        <w:t>dhabihu</w:t>
-      </w:r>
-      <w:r>
-        <w:rPr>
-          <w:lang w:val="sw_KE" w:bidi="sw_KE"/>
-        </w:rPr>
-        <w:t xml:space="preserve"> kufa badala yetu.</w:t>
-      </w:r>
-    </w:p>
-    <w:p>
-      <w:pPr>
-        <w:pStyle w:val="ListBullet"/>
-        <w:spacing w:line="240" w:lineRule="auto"/>
-        <w:ind w:left="720"/>
-      </w:pPr>
-      <w:r>
-        <w:rPr>
-          <w:lang w:val="sw_KE" w:bidi="sw_KE"/>
-        </w:rPr>
-      </w:r>
-      <w:r>
-        <w:rPr>
-          <w:b/>
-          <w:lang w:val="sw_KE" w:bidi="sw_KE"/>
-        </w:rPr>
-        <w:t>49:11</w:t>
-      </w:r>
-      <w:r>
-        <w:rPr>
-          <w:lang w:val="sw_KE" w:bidi="sw_KE"/>
-        </w:rPr>
-        <w:t xml:space="preserve"> Kwa sababu Yesu </w:t>
-      </w:r>
-      <w:r>
-        <w:rPr>
-          <w:b/>
-          <w:lang w:val="sw_KE" w:bidi="sw_KE"/>
-        </w:rPr>
-        <w:t>alijitolea</w:t>
-      </w:r>
-      <w:r>
-        <w:rPr>
-          <w:lang w:val="sw_KE" w:bidi="sw_KE"/>
-        </w:rPr>
-        <w:t xml:space="preserve"> mwenyewe, Mungu anaweza kusamehe dhambi yoyote, hata dhambi mbaya sana.</w:t>
+        <w:t>Data ya Neno:</w:t>
+      </w:r>
+    </w:p>
+    <w:p>
+      <w:pPr>
+        <w:pStyle w:val="ListBullet"/>
+        <w:spacing w:line="240" w:lineRule="auto"/>
+        <w:ind w:left="720"/>
+      </w:pPr>
+      <w:r>
+        <w:rPr>
+          <w:lang w:val="sw_KE" w:bidi="sw_KE"/>
+        </w:rPr>
+      </w:r>
+      <w:r>
+        <w:rPr>
+          <w:lang w:val="sw_KE" w:bidi="sw_KE"/>
+        </w:rPr>
+        <w:t>Strong’s: H0936, H0937, H0959, H0963, H1860, H7043, H7589, H5006, G18480</w:t>
+      </w:r>
+      <w:r>
+        <w:rPr>
+          <w:lang w:val="sw_KE" w:bidi="sw_KE"/>
+        </w:rPr>
+      </w:r>
+      <w:r>
+        <w:rPr>
+          <w:lang w:val="sw_KE" w:bidi="sw_KE"/>
+        </w:rPr>
+      </w:r>
+    </w:p>
+    <w:p>
+      <w:pPr/>
+      <w:r>
+        <w:rPr>
+          <w:lang w:val="sw_KE" w:bidi="sw_KE"/>
+        </w:rPr>
+      </w:r>
+    </w:p>
+    <w:p>
+      <w:pPr>
+        <w:pStyle w:val="Heading2"/>
+      </w:pPr>
+      <w:r>
+        <w:rPr>
+          <w:lang w:val="sw_KE" w:bidi="sw_KE"/>
+        </w:rPr>
+        <w:t>Dhiki</w:t>
+      </w:r>
+      <w:r>
+        <w:rPr>
+          <w:lang w:val="sw_KE" w:bidi="sw_KE"/>
+        </w:rPr>
       </w:r>
     </w:p>
     <w:p>
@@ -3752,35 +5782,7 @@
         <w:rPr>
           <w:lang w:val="sw_KE" w:bidi="sw_KE"/>
         </w:rPr>
-        <w:t>Data ya Neno:</w:t>
-      </w:r>
-    </w:p>
-    <w:p>
-      <w:pPr>
-        <w:pStyle w:val="ListBullet"/>
-        <w:spacing w:line="240" w:lineRule="auto"/>
-        <w:ind w:left="720"/>
-      </w:pPr>
-      <w:r>
-        <w:rPr>
-          <w:lang w:val="sw_KE" w:bidi="sw_KE"/>
-        </w:rPr>
-      </w:r>
-      <w:r>
-        <w:rPr>
-          <w:lang w:val="sw_KE" w:bidi="sw_KE"/>
-        </w:rPr>
-        <w:t>Strong's: H0801, H0817, H0819, H1685, H1890, H1974, H2076, H2077, H2281, H2282, H2398, H2401, H2402, H2403, H2409, H3632, H4394, H4503, H4504, H5066, H5068, H5071, H5257, H5258, H5261, H5262, H5927, H5928, H5930, H6453, H6944, H6999, H7133, H7311, H8002, H8426, H8548, H8573, H8641, G02660, G03340, G10490, G14350, G14940, G23780, G23800, G36460, G43760, G54850</w:t>
-      </w:r>
-      <w:r>
-        <w:rPr>
-          <w:lang w:val="sw_KE" w:bidi="sw_KE"/>
-        </w:rPr>
-      </w:r>
-      <w:r>
-        <w:rPr>
-          <w:lang w:val="sw_KE" w:bidi="sw_KE"/>
-        </w:rPr>
+        <w:t>Ufafanuzi:</w:t>
       </w:r>
     </w:p>
     <w:p>
@@ -3790,32 +5792,47 @@
           <w:lang w:val="sw_KE" w:bidi="sw_KE"/>
         </w:rPr>
       </w:r>
-    </w:p>
-    <w:p>
-      <w:pPr>
-        <w:pStyle w:val="Heading2"/>
-      </w:pPr>
-      <w:r>
-        <w:rPr>
-          <w:lang w:val="sw_KE" w:bidi="sw_KE"/>
-        </w:rPr>
-        <w:t>Dhahabu</w:t>
-      </w:r>
-      <w:r>
-        <w:rPr>
-          <w:lang w:val="sw_KE" w:bidi="sw_KE"/>
-        </w:rPr>
-      </w:r>
-    </w:p>
-    <w:p>
-      <w:pPr>
-        <w:pStyle w:val="Heading3"/>
-      </w:pPr>
-      <w:r>
-        <w:rPr>
-          <w:lang w:val="sw_KE" w:bidi="sw_KE"/>
-        </w:rPr>
-        <w:t>Ufafanuzi:</w:t>
+      <w:r>
+        <w:rPr>
+          <w:lang w:val="sw_KE" w:bidi="sw_KE"/>
+        </w:rPr>
+        <w:t>Neno "dhiki" linamaanisha wakati wa ugumu, mateso, na shida.</w:t>
+      </w:r>
+    </w:p>
+    <w:p>
+      <w:pPr>
+        <w:pStyle w:val="ListBullet"/>
+        <w:spacing w:line="240" w:lineRule="auto"/>
+        <w:ind w:left="720"/>
+      </w:pPr>
+      <w:r>
+        <w:rPr>
+          <w:lang w:val="sw_KE" w:bidi="sw_KE"/>
+        </w:rPr>
+      </w:r>
+      <w:r>
+        <w:rPr>
+          <w:lang w:val="sw_KE" w:bidi="sw_KE"/>
+        </w:rPr>
+        <w:t>Imeelezwa katika Agano Jipya kwamba Wakristo watapitia nyakati za mateso na aina nyingine za dhiki kwa sababu watu wengi katika ulimwengu huu wanapinga mafundisho ya Yesu.</w:t>
+      </w:r>
+    </w:p>
+    <w:p>
+      <w:pPr>
+        <w:pStyle w:val="ListBullet"/>
+        <w:spacing w:line="240" w:lineRule="auto"/>
+        <w:ind w:left="720"/>
+      </w:pPr>
+      <w:r>
+        <w:rPr>
+          <w:lang w:val="sw_KE" w:bidi="sw_KE"/>
+        </w:rPr>
+      </w:r>
+      <w:r>
+        <w:rPr>
+          <w:lang w:val="sw_KE" w:bidi="sw_KE"/>
+        </w:rPr>
+        <w:t>Neno "dhiki" linaweza pia kutafsiriwa kama "wakati wa mateso makubwa" au "shida kubwa" au "ugumu mkubwa."</w:t>
       </w:r>
     </w:p>
     <w:p>
@@ -3829,2084 +5846,19 @@
         <w:rPr>
           <w:lang w:val="sw_KE" w:bidi="sw_KE"/>
         </w:rPr>
-        <w:t>Dahabu ni chuma cha rangi ya njano, chenye ubora wa juu ambacho kilitumika kutengeneza vito na vitu vya kidini. Kilikuwa chuma cha thamani zaidi katika nyakati za kale.</w:t>
-      </w:r>
-    </w:p>
-    <w:p>
-      <w:pPr>
-        <w:pStyle w:val="ListBullet"/>
-        <w:spacing w:line="240" w:lineRule="auto"/>
-        <w:ind w:left="720"/>
-      </w:pPr>
-      <w:r>
-        <w:rPr>
-          <w:lang w:val="sw_KE" w:bidi="sw_KE"/>
-        </w:rPr>
-      </w:r>
-      <w:r>
-        <w:rPr>
-          <w:lang w:val="sw_KE" w:bidi="sw_KE"/>
-        </w:rPr>
-        <w:t>Katika nyakati za Biblia, aina nyingi tofauti za vitu vilitengenezwa kwa dhahabu imara au vilifunikwa na safu nyembamba ya dhahabu.</w:t>
-      </w:r>
-    </w:p>
-    <w:p>
-      <w:pPr>
-        <w:pStyle w:val="ListBullet"/>
-        <w:spacing w:line="240" w:lineRule="auto"/>
-        <w:ind w:left="720"/>
-      </w:pPr>
-      <w:r>
-        <w:rPr>
-          <w:lang w:val="sw_KE" w:bidi="sw_KE"/>
-        </w:rPr>
-      </w:r>
-      <w:r>
-        <w:rPr>
-          <w:lang w:val="sw_KE" w:bidi="sw_KE"/>
-        </w:rPr>
-        <w:t>Vitu hivi vilijumuisha pete za masikio na vito vingine, na sanamu, madhabahu, na vitu vingine vilivyotumika katika hema au hekalu, kama vile Sanduku la Agano.</w:t>
-      </w:r>
-    </w:p>
-    <w:p>
-      <w:pPr>
-        <w:pStyle w:val="ListBullet"/>
-        <w:spacing w:line="240" w:lineRule="auto"/>
-        <w:ind w:left="720"/>
-      </w:pPr>
-      <w:r>
-        <w:rPr>
-          <w:lang w:val="sw_KE" w:bidi="sw_KE"/>
-        </w:rPr>
-      </w:r>
-      <w:r>
-        <w:rPr>
-          <w:lang w:val="sw_KE" w:bidi="sw_KE"/>
-        </w:rPr>
-        <w:t>Katika nyakati za Agano la Kale, dhahabu ilitumika kama njia ya kubadilishana katika kununua na kuuza. Ilipimwa kwenye mizani ili kuamua thamani yake.</w:t>
-      </w:r>
-    </w:p>
-    <w:p>
-      <w:pPr>
-        <w:pStyle w:val="ListBullet"/>
-        <w:spacing w:line="240" w:lineRule="auto"/>
-        <w:ind w:left="720"/>
-      </w:pPr>
-      <w:r>
-        <w:rPr>
-          <w:lang w:val="sw_KE" w:bidi="sw_KE"/>
-        </w:rPr>
-      </w:r>
-      <w:r>
-        <w:rPr>
-          <w:lang w:val="sw_KE" w:bidi="sw_KE"/>
-        </w:rPr>
-        <w:t>Baadaye, dhahabu na metali nyingine kama fedha zilitumika kutengeneza sarafu za kutumia katika kununua na kuuza</w:t>
-      </w:r>
-    </w:p>
-    <w:p>
-      <w:pPr>
-        <w:pStyle w:val="ListBullet"/>
-        <w:spacing w:line="240" w:lineRule="auto"/>
-        <w:ind w:left="720"/>
-      </w:pPr>
-      <w:r>
-        <w:rPr>
-          <w:lang w:val="sw_KE" w:bidi="sw_KE"/>
-        </w:rPr>
-      </w:r>
-      <w:r>
-        <w:rPr>
-          <w:lang w:val="sw_KE" w:bidi="sw_KE"/>
-        </w:rPr>
-        <w:t>Unapozungumzia kitu ambacho si dhahabu halisi, lakini kina kifuniko chembamba cha dhahabu, neno "ya dhahabu" au "iliyofunikwa na dhahabu" au "iliyowekwa dhahabu juu" linaweza pia kutumika.</w:t>
-      </w:r>
-    </w:p>
-    <w:p>
-      <w:pPr>
-        <w:pStyle w:val="ListBullet"/>
-        <w:spacing w:line="240" w:lineRule="auto"/>
-        <w:ind w:left="720"/>
-      </w:pPr>
-      <w:r>
-        <w:rPr>
-          <w:lang w:val="sw_KE" w:bidi="sw_KE"/>
-        </w:rPr>
-      </w:r>
-      <w:r>
-        <w:rPr>
-          <w:lang w:val="sw_KE" w:bidi="sw_KE"/>
-        </w:rPr>
-        <w:t>Wakati mwingine kitu kinaelezewa kama "rangi ya dhahabu," ambayo inamaanisha kina rangi ya njano ya dhahabu, lakini huenda hakijatengenezwa kwa dhahabu halisi.</w:t>
-      </w:r>
-    </w:p>
-    <w:p>
-      <w:pPr/>
-      <w:r>
-        <w:rPr>
-          <w:lang w:val="sw_KE" w:bidi="sw_KE"/>
-        </w:rPr>
-      </w:r>
-      <w:r>
-        <w:rPr>
-          <w:lang w:val="sw_KE" w:bidi="sw_KE"/>
-        </w:rPr>
         <w:t xml:space="preserve">(Tazama pia: </w:t>
       </w:r>
       <w:r>
         <w:rPr>
           <w:lang w:val="sw_KE" w:bidi="sw_KE"/>
         </w:rPr>
-        <w:t>madhabahu</w:t>
-      </w:r>
-      <w:r>
-        <w:rPr>
-          <w:lang w:val="sw_KE" w:bidi="sw_KE"/>
-        </w:rPr>
-        <w:t xml:space="preserve">, </w:t>
-      </w:r>
-      <w:r>
-        <w:rPr>
-          <w:lang w:val="sw_KE" w:bidi="sw_KE"/>
-        </w:rPr>
-        <w:t>Sanduku la Agano</w:t>
-      </w:r>
-      <w:r>
-        <w:rPr>
-          <w:lang w:val="sw_KE" w:bidi="sw_KE"/>
-        </w:rPr>
-        <w:t xml:space="preserve">, </w:t>
-      </w:r>
-      <w:r>
-        <w:rPr>
-          <w:lang w:val="sw_KE" w:bidi="sw_KE"/>
-        </w:rPr>
-        <w:t>mungu wa uongo</w:t>
-      </w:r>
-      <w:r>
-        <w:rPr>
-          <w:lang w:val="sw_KE" w:bidi="sw_KE"/>
-        </w:rPr>
-        <w:t xml:space="preserve">, </w:t>
-      </w:r>
-      <w:r>
-        <w:rPr>
-          <w:lang w:val="sw_KE" w:bidi="sw_KE"/>
-        </w:rPr>
-        <w:t>fedha</w:t>
-      </w:r>
-      <w:r>
-        <w:rPr>
-          <w:lang w:val="sw_KE" w:bidi="sw_KE"/>
-        </w:rPr>
-        <w:t xml:space="preserve">, </w:t>
-      </w:r>
-      <w:r>
-        <w:rPr>
-          <w:lang w:val="sw_KE" w:bidi="sw_KE"/>
-        </w:rPr>
-        <w:t>hema</w:t>
-      </w:r>
-      <w:r>
-        <w:rPr>
-          <w:lang w:val="sw_KE" w:bidi="sw_KE"/>
-        </w:rPr>
-        <w:t xml:space="preserve">, </w:t>
-      </w:r>
-      <w:r>
-        <w:rPr>
-          <w:lang w:val="sw_KE" w:bidi="sw_KE"/>
-        </w:rPr>
-        <w:t>hekalu</w:t>
-      </w:r>
-      <w:r>
-        <w:rPr>
-          <w:lang w:val="sw_KE" w:bidi="sw_KE"/>
-        </w:rPr>
-        <w:t>)</w:t>
-      </w:r>
-    </w:p>
-    <w:p>
-      <w:pPr>
-        <w:pStyle w:val="Heading3"/>
-      </w:pPr>
-      <w:r>
-        <w:rPr>
-          <w:lang w:val="sw_KE" w:bidi="sw_KE"/>
-        </w:rPr>
-        <w:t>Marejeleo ya Biblia:</w:t>
-      </w:r>
-    </w:p>
-    <w:p>
-      <w:pPr>
-        <w:pStyle w:val="ListBullet"/>
-        <w:spacing w:line="240" w:lineRule="auto"/>
-        <w:ind w:left="720"/>
-      </w:pPr>
-      <w:r>
-        <w:rPr>
-          <w:lang w:val="sw_KE" w:bidi="sw_KE"/>
-        </w:rPr>
-      </w:r>
-      <w:r>
-        <w:rPr>
-          <w:lang w:val="sw_KE" w:bidi="sw_KE"/>
-        </w:rPr>
-        <w:t>1 Petro 1:7</w:t>
-      </w:r>
-    </w:p>
-    <w:p>
-      <w:pPr>
-        <w:pStyle w:val="ListBullet"/>
-        <w:spacing w:line="240" w:lineRule="auto"/>
-        <w:ind w:left="720"/>
-      </w:pPr>
-      <w:r>
-        <w:rPr>
-          <w:lang w:val="sw_KE" w:bidi="sw_KE"/>
-        </w:rPr>
-      </w:r>
-      <w:r>
-        <w:rPr>
-          <w:lang w:val="sw_KE" w:bidi="sw_KE"/>
-        </w:rPr>
-        <w:t>1 Timotheo 2:8–10</w:t>
-      </w:r>
-    </w:p>
-    <w:p>
-      <w:pPr>
-        <w:pStyle w:val="ListBullet"/>
-        <w:spacing w:line="240" w:lineRule="auto"/>
-        <w:ind w:left="720"/>
-      </w:pPr>
-      <w:r>
-        <w:rPr>
-          <w:lang w:val="sw_KE" w:bidi="sw_KE"/>
-        </w:rPr>
-      </w:r>
-      <w:r>
-        <w:rPr>
-          <w:lang w:val="sw_KE" w:bidi="sw_KE"/>
-        </w:rPr>
-        <w:t>2 Mambo ya Nyakati 1:15</w:t>
-      </w:r>
-    </w:p>
-    <w:p>
-      <w:pPr>
-        <w:pStyle w:val="ListBullet"/>
-        <w:spacing w:line="240" w:lineRule="auto"/>
-        <w:ind w:left="720"/>
-      </w:pPr>
-      <w:r>
-        <w:rPr>
-          <w:lang w:val="sw_KE" w:bidi="sw_KE"/>
-        </w:rPr>
-      </w:r>
-      <w:r>
-        <w:rPr>
-          <w:lang w:val="sw_KE" w:bidi="sw_KE"/>
-        </w:rPr>
-        <w:t>Matendo 3:6</w:t>
-      </w:r>
-    </w:p>
-    <w:p>
-      <w:pPr>
-        <w:pStyle w:val="ListBullet"/>
-        <w:spacing w:line="240" w:lineRule="auto"/>
-        <w:ind w:left="720"/>
-      </w:pPr>
-      <w:r>
-        <w:rPr>
-          <w:lang w:val="sw_KE" w:bidi="sw_KE"/>
-        </w:rPr>
-      </w:r>
-      <w:r>
-        <w:rPr>
-          <w:lang w:val="sw_KE" w:bidi="sw_KE"/>
-        </w:rPr>
-        <w:t>Danieli 2:32</w:t>
-      </w:r>
-    </w:p>
-    <w:p>
-      <w:pPr>
-        <w:pStyle w:val="Heading3"/>
-      </w:pPr>
-      <w:r>
-        <w:rPr>
-          <w:lang w:val="sw_KE" w:bidi="sw_KE"/>
-        </w:rPr>
-        <w:t>Data ya Neno:</w:t>
-      </w:r>
-    </w:p>
-    <w:p>
-      <w:pPr>
-        <w:pStyle w:val="ListBullet"/>
-        <w:spacing w:line="240" w:lineRule="auto"/>
-        <w:ind w:left="720"/>
-      </w:pPr>
-      <w:r>
-        <w:rPr>
-          <w:lang w:val="sw_KE" w:bidi="sw_KE"/>
-        </w:rPr>
-      </w:r>
-      <w:r>
-        <w:rPr>
-          <w:lang w:val="sw_KE" w:bidi="sw_KE"/>
-        </w:rPr>
-        <w:t>Strong's: H1220, H1722, H2091, H2742, H3800, H5458, H6884, H6885, G55520, G55530, G55540, G55570</w:t>
-      </w:r>
-      <w:r>
-        <w:rPr>
-          <w:lang w:val="sw_KE" w:bidi="sw_KE"/>
-        </w:rPr>
-      </w:r>
-      <w:r>
-        <w:rPr>
-          <w:lang w:val="sw_KE" w:bidi="sw_KE"/>
-        </w:rPr>
-      </w:r>
-    </w:p>
-    <w:p>
-      <w:pPr/>
-      <w:r>
-        <w:rPr>
-          <w:lang w:val="sw_KE" w:bidi="sw_KE"/>
-        </w:rPr>
-      </w:r>
-    </w:p>
-    <w:p>
-      <w:pPr>
-        <w:pStyle w:val="Heading2"/>
-      </w:pPr>
-      <w:r>
-        <w:rPr>
-          <w:lang w:val="sw_KE" w:bidi="sw_KE"/>
-        </w:rPr>
-        <w:t>dhambi</w:t>
-      </w:r>
-      <w:r>
-        <w:rPr>
-          <w:lang w:val="sw_KE" w:bidi="sw_KE"/>
-        </w:rPr>
-      </w:r>
-    </w:p>
-    <w:p>
-      <w:pPr>
-        <w:pStyle w:val="Heading3"/>
-      </w:pPr>
-      <w:r>
-        <w:rPr>
-          <w:lang w:val="sw_KE" w:bidi="sw_KE"/>
-        </w:rPr>
-        <w:t>Ufafanuzi:</w:t>
-      </w:r>
-    </w:p>
-    <w:p>
-      <w:pPr/>
-      <w:r>
-        <w:rPr>
-          <w:lang w:val="sw_KE" w:bidi="sw_KE"/>
-        </w:rPr>
-      </w:r>
-      <w:r>
-        <w:rPr>
-          <w:lang w:val="sw_KE" w:bidi="sw_KE"/>
-        </w:rPr>
-        <w:t>Neno "dhambi" linarejelea vitendo, mawazo, na maneno ambayo yanapingana na mapenzi na sheria za Mungu. Dhambi pia inaweza kumaanisha kutofanya kitu ambacho Mungu anataka tufanye.</w:t>
-      </w:r>
-    </w:p>
-    <w:p>
-      <w:pPr>
-        <w:pStyle w:val="ListBullet"/>
-        <w:spacing w:line="240" w:lineRule="auto"/>
-        <w:ind w:left="720"/>
-      </w:pPr>
-      <w:r>
-        <w:rPr>
-          <w:lang w:val="sw_KE" w:bidi="sw_KE"/>
-        </w:rPr>
-      </w:r>
-      <w:r>
-        <w:rPr>
-          <w:lang w:val="sw_KE" w:bidi="sw_KE"/>
-        </w:rPr>
-        <w:t>Dhambi inajumuisha chochote tunachofanya ambacho hakitii au kumpendeza Mungu, hata mambo ambayo watu wengine hawajui kuhusu.</w:t>
-      </w:r>
-    </w:p>
-    <w:p>
-      <w:pPr>
-        <w:pStyle w:val="ListBullet"/>
-        <w:spacing w:line="240" w:lineRule="auto"/>
-        <w:ind w:left="720"/>
-      </w:pPr>
-      <w:r>
-        <w:rPr>
-          <w:lang w:val="sw_KE" w:bidi="sw_KE"/>
-        </w:rPr>
-      </w:r>
-      <w:r>
-        <w:rPr>
-          <w:lang w:val="sw_KE" w:bidi="sw_KE"/>
-        </w:rPr>
-        <w:t>Mawazo na vitendo vinavyokiuka mapenzi ya Mungu huitwa "mwenye/yenye dhambi."</w:t>
-      </w:r>
-    </w:p>
-    <w:p>
-      <w:pPr>
-        <w:pStyle w:val="ListBullet"/>
-        <w:spacing w:line="240" w:lineRule="auto"/>
-        <w:ind w:left="720"/>
-      </w:pPr>
-      <w:r>
-        <w:rPr>
-          <w:lang w:val="sw_KE" w:bidi="sw_KE"/>
-        </w:rPr>
-      </w:r>
-      <w:r>
-        <w:rPr>
-          <w:lang w:val="sw_KE" w:bidi="sw_KE"/>
-        </w:rPr>
-        <w:t>Kwa sababu Mtu alitenda dhambi, wanadamu wote huzaliwa na "asili ya dhambi," asili ambayo inawadhibiti na kuwafanya kutenda dhambi.</w:t>
-      </w:r>
-    </w:p>
-    <w:p>
-      <w:pPr>
-        <w:pStyle w:val="ListBullet"/>
-        <w:spacing w:line="240" w:lineRule="auto"/>
-        <w:ind w:left="720"/>
-      </w:pPr>
-      <w:r>
-        <w:rPr>
-          <w:lang w:val="sw_KE" w:bidi="sw_KE"/>
-        </w:rPr>
-      </w:r>
-      <w:r>
-        <w:rPr>
-          <w:lang w:val="sw_KE" w:bidi="sw_KE"/>
-        </w:rPr>
-        <w:t>"Mtenda dhambi" ni mtu anayefanya dhambi, kwa hivyo kila mwanadamu ni mtenda dhambi.</w:t>
-      </w:r>
-    </w:p>
-    <w:p>
-      <w:pPr>
-        <w:pStyle w:val="ListBullet"/>
-        <w:spacing w:line="240" w:lineRule="auto"/>
-        <w:ind w:left="720"/>
-      </w:pPr>
-      <w:r>
-        <w:rPr>
-          <w:lang w:val="sw_KE" w:bidi="sw_KE"/>
-        </w:rPr>
-      </w:r>
-      <w:r>
-        <w:rPr>
-          <w:lang w:val="sw_KE" w:bidi="sw_KE"/>
-        </w:rPr>
-        <w:t>Mara nyingi neno "wenye dhambi" lilitumika na watu wa kidini kama Mafarisayo kurejelea watu ambao hawakufuata sheria kama Mafarisayo walivyodhani wanapaswa.</w:t>
-      </w:r>
-    </w:p>
-    <w:p>
-      <w:pPr>
-        <w:pStyle w:val="ListBullet"/>
-        <w:spacing w:line="240" w:lineRule="auto"/>
-        <w:ind w:left="720"/>
-      </w:pPr>
-      <w:r>
-        <w:rPr>
-          <w:lang w:val="sw_KE" w:bidi="sw_KE"/>
-        </w:rPr>
-      </w:r>
-      <w:r>
-        <w:rPr>
-          <w:lang w:val="sw_KE" w:bidi="sw_KE"/>
-        </w:rPr>
-        <w:t>Neno "mtenda dhambi" lilitumika pia kwa watu ambao walionekana kuwa watenda dhambi wabaya zaidi kuliko watu wengine. Kwa mfano, jina hili lilipewa watoza ushuru na makahaba.</w:t>
-      </w:r>
-    </w:p>
-    <w:p>
-      <w:pPr>
-        <w:pStyle w:val="Heading3"/>
-      </w:pPr>
-      <w:r>
-        <w:rPr>
-          <w:lang w:val="sw_KE" w:bidi="sw_KE"/>
-        </w:rPr>
-        <w:t>Mapendekezo ya Tafsiri:</w:t>
-      </w:r>
-    </w:p>
-    <w:p>
-      <w:pPr>
-        <w:pStyle w:val="ListBullet"/>
-        <w:spacing w:line="240" w:lineRule="auto"/>
-        <w:ind w:left="720"/>
-      </w:pPr>
-      <w:r>
-        <w:rPr>
-          <w:lang w:val="sw_KE" w:bidi="sw_KE"/>
-        </w:rPr>
-      </w:r>
-      <w:r>
-        <w:rPr>
-          <w:lang w:val="sw_KE" w:bidi="sw_KE"/>
-        </w:rPr>
-        <w:t>Neno "dhambi" linaweza kutafsiriwa kwa neno au kifungu kinachomaanisha "kutotii Mungu" au "kuenda kinyume na mapenzi ya Mungu" au "tabia na mawazo maovu" au "kosa."Kusema "dhambi" pia kunaweza kutafsiriwa kama "kutotii Mungu" au "kufanya makosa."</w:t>
-      </w:r>
-    </w:p>
-    <w:p>
-      <w:pPr>
-        <w:pStyle w:val="ListBullet"/>
-        <w:spacing w:line="240" w:lineRule="auto"/>
-        <w:ind w:left="1440"/>
-      </w:pPr>
-      <w:r>
-        <w:rPr>
-          <w:lang w:val="sw_KE" w:bidi="sw_KE"/>
-        </w:rPr>
-      </w:r>
-      <w:r>
-        <w:rPr>
-          <w:lang w:val="sw_KE" w:bidi="sw_KE"/>
-        </w:rPr>
-        <w:t>Kulingana na muktadha "mwenye/yenye dhambi" inaweza kutafsiriwa kama "amejaa maovu" au "mwovu" au "asiye na maadili" au "mbaya" au "anayemwasi Mungu."</w:t>
-      </w:r>
-    </w:p>
-    <w:p>
-      <w:pPr>
-        <w:pStyle w:val="ListBullet"/>
-        <w:spacing w:line="240" w:lineRule="auto"/>
-        <w:ind w:left="1440"/>
-      </w:pPr>
-      <w:r>
-        <w:rPr>
-          <w:lang w:val="sw_KE" w:bidi="sw_KE"/>
-        </w:rPr>
-      </w:r>
-      <w:r>
-        <w:rPr>
-          <w:lang w:val="sw_KE" w:bidi="sw_KE"/>
-        </w:rPr>
-        <w:t>Kulingana na muktadha, neno "mtenda dhambi" linaweza kutafsiriwa kwa neno au kifungu kinachomaanisha "mtu anayefanya dhambi" au "mtu anayefanya mambo mabaya" au "mtu anayemwasi Mungu" au "mtu anayevunja sheria."</w:t>
-      </w:r>
-    </w:p>
-    <w:p>
-      <w:pPr>
-        <w:pStyle w:val="ListBullet"/>
-        <w:spacing w:line="240" w:lineRule="auto"/>
-        <w:ind w:left="1440"/>
-      </w:pPr>
-      <w:r>
-        <w:rPr>
-          <w:lang w:val="sw_KE" w:bidi="sw_KE"/>
-        </w:rPr>
-      </w:r>
-      <w:r>
-        <w:rPr>
-          <w:lang w:val="sw_KE" w:bidi="sw_KE"/>
-        </w:rPr>
-        <w:t>Neno "wenye dhambi" linaweza kutafsiriwa kwa neno au kifungu kinachomaanisha "watu wenye dhambi sana" au "watu wanaochukuliwa kuwa wenye dhambi sana" au "watu wasio na maadili."</w:t>
-      </w:r>
-    </w:p>
-    <w:p>
-      <w:pPr>
-        <w:pStyle w:val="ListBullet"/>
-        <w:spacing w:line="240" w:lineRule="auto"/>
-        <w:ind w:left="1440"/>
-      </w:pPr>
-      <w:r>
-        <w:rPr>
-          <w:lang w:val="sw_KE" w:bidi="sw_KE"/>
-        </w:rPr>
-      </w:r>
-      <w:r>
-        <w:rPr>
-          <w:lang w:val="sw_KE" w:bidi="sw_KE"/>
-        </w:rPr>
-        <w:t>Njia za kutafsiri "watoza ushuru na wenye dhambi" zinaweza kujumuisha "watu wanaokusanya pesa kwa ajili ya serikali, na watu wengine wenye dhambi sana" au "watu wenye dhambi sana, ikiwa ni pamoja na (hata) watoza ushuru."</w:t>
-      </w:r>
-    </w:p>
-    <w:p>
-      <w:pPr>
-        <w:pStyle w:val="ListBullet"/>
-        <w:spacing w:line="240" w:lineRule="auto"/>
-        <w:ind w:left="1440"/>
-      </w:pPr>
-      <w:r>
-        <w:rPr>
-          <w:lang w:val="sw_KE" w:bidi="sw_KE"/>
-        </w:rPr>
-      </w:r>
-      <w:r>
-        <w:rPr>
-          <w:lang w:val="sw_KE" w:bidi="sw_KE"/>
-        </w:rPr>
-        <w:t>Hakikisha tafsiri ya neno hili inaweza kujumuisha tabia na mawazo ya mwenye/yenye dhambi, hata yale ambayo watu wengine hawaoni au hawajui kuhusu.</w:t>
-      </w:r>
-    </w:p>
-    <w:p>
-      <w:pPr>
-        <w:pStyle w:val="ListBullet"/>
-        <w:spacing w:line="240" w:lineRule="auto"/>
-        <w:ind w:left="1440"/>
-      </w:pPr>
-      <w:r>
-        <w:rPr>
-          <w:lang w:val="sw_KE" w:bidi="sw_KE"/>
-        </w:rPr>
-      </w:r>
-      <w:r>
-        <w:rPr>
-          <w:lang w:val="sw_KE" w:bidi="sw_KE"/>
-        </w:rPr>
-        <w:t>Neno "dhambi" linapaswa kuwa la jumla, na tofauti na maneno ya "uovu" na "ubaya."</w:t>
-      </w:r>
-    </w:p>
-    <w:p>
-      <w:pPr>
-        <w:pStyle w:val="ListBullet"/>
-        <w:spacing w:line="240" w:lineRule="auto"/>
-        <w:ind w:left="720"/>
-      </w:pPr>
-      <w:r>
-        <w:rPr>
-          <w:lang w:val="sw_KE" w:bidi="sw_KE"/>
-        </w:rPr>
-      </w:r>
-      <w:r>
-        <w:rPr>
-          <w:lang w:val="sw_KE" w:bidi="sw_KE"/>
-        </w:rPr>
-        <w:t xml:space="preserve">(Tazama pia: </w:t>
-      </w:r>
-      <w:r>
-        <w:rPr>
-          <w:lang w:val="sw_KE" w:bidi="sw_KE"/>
-        </w:rPr>
-        <w:t>kutotii</w:t>
-      </w:r>
-      <w:r>
-        <w:rPr>
-          <w:lang w:val="sw_KE" w:bidi="sw_KE"/>
-        </w:rPr>
-        <w:t xml:space="preserve">, </w:t>
-      </w:r>
-      <w:r>
-        <w:rPr>
-          <w:lang w:val="sw_KE" w:bidi="sw_KE"/>
-        </w:rPr>
-        <w:t>uovu</w:t>
-      </w:r>
-      <w:r>
-        <w:rPr>
-          <w:lang w:val="sw_KE" w:bidi="sw_KE"/>
-        </w:rPr>
-        <w:t xml:space="preserve">, </w:t>
-      </w:r>
-      <w:r>
-        <w:rPr>
-          <w:lang w:val="sw_KE" w:bidi="sw_KE"/>
-        </w:rPr>
-        <w:t>mwili</w:t>
-      </w:r>
-      <w:r>
-        <w:rPr>
-          <w:lang w:val="sw_KE" w:bidi="sw_KE"/>
-        </w:rPr>
-        <w:t xml:space="preserve">, </w:t>
-      </w:r>
-      <w:r>
-        <w:rPr>
-          <w:lang w:val="sw_KE" w:bidi="sw_KE"/>
-        </w:rPr>
-        <w:t>mtoza ushuru</w:t>
-      </w:r>
-      <w:r>
-        <w:rPr>
-          <w:lang w:val="sw_KE" w:bidi="sw_KE"/>
-        </w:rPr>
-        <w:t>)</w:t>
-      </w:r>
-    </w:p>
-    <w:p>
-      <w:pPr>
-        <w:pStyle w:val="Heading3"/>
-      </w:pPr>
-      <w:r>
-        <w:rPr>
-          <w:lang w:val="sw_KE" w:bidi="sw_KE"/>
-        </w:rPr>
-        <w:t>Marejeleo ya Biblia:</w:t>
-      </w:r>
-    </w:p>
-    <w:p>
-      <w:pPr>
-        <w:pStyle w:val="ListBullet"/>
-        <w:spacing w:line="240" w:lineRule="auto"/>
-        <w:ind w:left="1440"/>
-      </w:pPr>
-      <w:r>
-        <w:rPr>
-          <w:lang w:val="sw_KE" w:bidi="sw_KE"/>
-        </w:rPr>
-      </w:r>
-      <w:r>
-        <w:rPr>
-          <w:lang w:val="sw_KE" w:bidi="sw_KE"/>
-        </w:rPr>
-        <w:t>1 Mambo ya Nyakati 9:1–3</w:t>
-      </w:r>
-    </w:p>
-    <w:p>
-      <w:pPr>
-        <w:pStyle w:val="ListBullet"/>
-        <w:spacing w:line="240" w:lineRule="auto"/>
-        <w:ind w:left="1440"/>
-      </w:pPr>
-      <w:r>
-        <w:rPr>
-          <w:lang w:val="sw_KE" w:bidi="sw_KE"/>
-        </w:rPr>
-      </w:r>
-      <w:r>
-        <w:rPr>
-          <w:lang w:val="sw_KE" w:bidi="sw_KE"/>
-        </w:rPr>
-        <w:t>1 Yohana 1:10</w:t>
-      </w:r>
-    </w:p>
-    <w:p>
-      <w:pPr>
-        <w:pStyle w:val="ListBullet"/>
-        <w:spacing w:line="240" w:lineRule="auto"/>
-        <w:ind w:left="1440"/>
-      </w:pPr>
-      <w:r>
-        <w:rPr>
-          <w:lang w:val="sw_KE" w:bidi="sw_KE"/>
-        </w:rPr>
-      </w:r>
-      <w:r>
-        <w:rPr>
-          <w:lang w:val="sw_KE" w:bidi="sw_KE"/>
-        </w:rPr>
-        <w:t>1 Yohana 2:2</w:t>
-      </w:r>
-    </w:p>
-    <w:p>
-      <w:pPr>
-        <w:pStyle w:val="ListBullet"/>
-        <w:spacing w:line="240" w:lineRule="auto"/>
-        <w:ind w:left="1440"/>
-      </w:pPr>
-      <w:r>
-        <w:rPr>
-          <w:lang w:val="sw_KE" w:bidi="sw_KE"/>
-        </w:rPr>
-      </w:r>
-      <w:r>
-        <w:rPr>
-          <w:lang w:val="sw_KE" w:bidi="sw_KE"/>
-        </w:rPr>
-        <w:t>2 Samweli 7:12–14</w:t>
-      </w:r>
-    </w:p>
-    <w:p>
-      <w:pPr>
-        <w:pStyle w:val="ListBullet"/>
-        <w:spacing w:line="240" w:lineRule="auto"/>
-        <w:ind w:left="1440"/>
-      </w:pPr>
-      <w:r>
-        <w:rPr>
-          <w:lang w:val="sw_KE" w:bidi="sw_KE"/>
-        </w:rPr>
-      </w:r>
-      <w:r>
-        <w:rPr>
-          <w:lang w:val="sw_KE" w:bidi="sw_KE"/>
-        </w:rPr>
-        <w:t>Matendo 3:19</w:t>
-      </w:r>
-    </w:p>
-    <w:p>
-      <w:pPr>
-        <w:pStyle w:val="ListBullet"/>
-        <w:spacing w:line="240" w:lineRule="auto"/>
-        <w:ind w:left="1440"/>
-      </w:pPr>
-      <w:r>
-        <w:rPr>
-          <w:lang w:val="sw_KE" w:bidi="sw_KE"/>
-        </w:rPr>
-      </w:r>
-      <w:r>
-        <w:rPr>
-          <w:lang w:val="sw_KE" w:bidi="sw_KE"/>
-        </w:rPr>
-        <w:t>Danieli 9:24</w:t>
-      </w:r>
-    </w:p>
-    <w:p>
-      <w:pPr>
-        <w:pStyle w:val="ListBullet"/>
-        <w:spacing w:line="240" w:lineRule="auto"/>
-        <w:ind w:left="1440"/>
-      </w:pPr>
-      <w:r>
-        <w:rPr>
-          <w:lang w:val="sw_KE" w:bidi="sw_KE"/>
-        </w:rPr>
-      </w:r>
-      <w:r>
-        <w:rPr>
-          <w:lang w:val="sw_KE" w:bidi="sw_KE"/>
-        </w:rPr>
-        <w:t>Mwanzo 4:7</w:t>
-      </w:r>
-    </w:p>
-    <w:p>
-      <w:pPr>
-        <w:pStyle w:val="ListBullet"/>
-        <w:spacing w:line="240" w:lineRule="auto"/>
-        <w:ind w:left="1440"/>
-      </w:pPr>
-      <w:r>
-        <w:rPr>
-          <w:lang w:val="sw_KE" w:bidi="sw_KE"/>
-        </w:rPr>
-      </w:r>
-      <w:r>
-        <w:rPr>
-          <w:lang w:val="sw_KE" w:bidi="sw_KE"/>
-        </w:rPr>
-        <w:t>Waebrania 12:2</w:t>
-      </w:r>
-    </w:p>
-    <w:p>
-      <w:pPr>
-        <w:pStyle w:val="ListBullet"/>
-        <w:spacing w:line="240" w:lineRule="auto"/>
-        <w:ind w:left="1440"/>
-      </w:pPr>
-      <w:r>
-        <w:rPr>
-          <w:lang w:val="sw_KE" w:bidi="sw_KE"/>
-        </w:rPr>
-      </w:r>
-      <w:r>
-        <w:rPr>
-          <w:lang w:val="sw_KE" w:bidi="sw_KE"/>
-        </w:rPr>
-        <w:t>Isaya 53:11</w:t>
-      </w:r>
-    </w:p>
-    <w:p>
-      <w:pPr>
-        <w:pStyle w:val="ListBullet"/>
-        <w:spacing w:line="240" w:lineRule="auto"/>
-        <w:ind w:left="1440"/>
-      </w:pPr>
-      <w:r>
-        <w:rPr>
-          <w:lang w:val="sw_KE" w:bidi="sw_KE"/>
-        </w:rPr>
-      </w:r>
-      <w:r>
-        <w:rPr>
-          <w:lang w:val="sw_KE" w:bidi="sw_KE"/>
-        </w:rPr>
-        <w:t>Yeremia 18:23</w:t>
-      </w:r>
-    </w:p>
-    <w:p>
-      <w:pPr>
-        <w:pStyle w:val="ListBullet"/>
-        <w:spacing w:line="240" w:lineRule="auto"/>
-        <w:ind w:left="1440"/>
-      </w:pPr>
-      <w:r>
-        <w:rPr>
-          <w:lang w:val="sw_KE" w:bidi="sw_KE"/>
-        </w:rPr>
-      </w:r>
-      <w:r>
-        <w:rPr>
-          <w:lang w:val="sw_KE" w:bidi="sw_KE"/>
-        </w:rPr>
-        <w:t>Walawi 4:14</w:t>
-      </w:r>
-    </w:p>
-    <w:p>
-      <w:pPr>
-        <w:pStyle w:val="ListBullet"/>
-        <w:spacing w:line="240" w:lineRule="auto"/>
-        <w:ind w:left="1440"/>
-      </w:pPr>
-      <w:r>
-        <w:rPr>
-          <w:lang w:val="sw_KE" w:bidi="sw_KE"/>
-        </w:rPr>
-      </w:r>
-      <w:r>
-        <w:rPr>
-          <w:lang w:val="sw_KE" w:bidi="sw_KE"/>
-        </w:rPr>
-        <w:t>Luka 15:18</w:t>
-      </w:r>
-    </w:p>
-    <w:p>
-      <w:pPr>
-        <w:pStyle w:val="ListBullet"/>
-        <w:spacing w:line="240" w:lineRule="auto"/>
-        <w:ind w:left="1440"/>
-      </w:pPr>
-      <w:r>
-        <w:rPr>
-          <w:lang w:val="sw_KE" w:bidi="sw_KE"/>
-        </w:rPr>
-      </w:r>
-      <w:r>
-        <w:rPr>
-          <w:lang w:val="sw_KE" w:bidi="sw_KE"/>
-        </w:rPr>
-        <w:t>Mathayo 12:31</w:t>
-      </w:r>
-    </w:p>
-    <w:p>
-      <w:pPr>
-        <w:pStyle w:val="ListBullet"/>
-        <w:spacing w:line="240" w:lineRule="auto"/>
-        <w:ind w:left="1440"/>
-      </w:pPr>
-      <w:r>
-        <w:rPr>
-          <w:lang w:val="sw_KE" w:bidi="sw_KE"/>
-        </w:rPr>
-      </w:r>
-      <w:r>
-        <w:rPr>
-          <w:lang w:val="sw_KE" w:bidi="sw_KE"/>
-        </w:rPr>
-        <w:t>Warumi 6:23</w:t>
-      </w:r>
-    </w:p>
-    <w:p>
-      <w:pPr>
-        <w:pStyle w:val="ListBullet"/>
-        <w:spacing w:line="240" w:lineRule="auto"/>
-        <w:ind w:left="1440"/>
-      </w:pPr>
-      <w:r>
-        <w:rPr>
-          <w:lang w:val="sw_KE" w:bidi="sw_KE"/>
-        </w:rPr>
-      </w:r>
-      <w:r>
-        <w:rPr>
-          <w:lang w:val="sw_KE" w:bidi="sw_KE"/>
-        </w:rPr>
-        <w:t>Warumi 8:4</w:t>
-      </w:r>
-    </w:p>
-    <w:p>
-      <w:pPr>
-        <w:pStyle w:val="Heading3"/>
-      </w:pPr>
-      <w:r>
-        <w:rPr>
-          <w:lang w:val="sw_KE" w:bidi="sw_KE"/>
-        </w:rPr>
-        <w:t>Mifano kutoka kwa hadithi za Biblia:</w:t>
-      </w:r>
-    </w:p>
-    <w:p>
-      <w:pPr>
-        <w:pStyle w:val="ListBullet"/>
-        <w:spacing w:line="240" w:lineRule="auto"/>
-        <w:ind w:left="1440"/>
-      </w:pPr>
-      <w:r>
-        <w:rPr>
-          <w:lang w:val="sw_KE" w:bidi="sw_KE"/>
-        </w:rPr>
-      </w:r>
-      <w:r>
-        <w:rPr>
-          <w:b/>
-          <w:lang w:val="sw_KE" w:bidi="sw_KE"/>
-        </w:rPr>
-        <w:t>3:15</w:t>
-      </w:r>
-      <w:r>
-        <w:rPr>
-          <w:lang w:val="sw_KE" w:bidi="sw_KE"/>
-        </w:rPr>
-        <w:t xml:space="preserve"> Mungu alisema, “Naahidi sitailaani tena ardhi kwa sababu ya mambo maovu wanayofanya watu, au kuangamiza dunia kwa kusababisha Gharika, ingawa watu ni </w:t>
-      </w:r>
-      <w:r>
-        <w:rPr>
-          <w:b/>
-          <w:lang w:val="sw_KE" w:bidi="sw_KE"/>
-        </w:rPr>
-        <w:t>wenye dhambi</w:t>
-      </w:r>
-      <w:r>
-        <w:rPr>
-          <w:lang w:val="sw_KE" w:bidi="sw_KE"/>
-        </w:rPr>
-        <w:t xml:space="preserve"> tangu wakati walipokuwa watoto.”</w:t>
-      </w:r>
-    </w:p>
-    <w:p>
-      <w:pPr>
-        <w:pStyle w:val="ListBullet"/>
-        <w:spacing w:line="240" w:lineRule="auto"/>
-        <w:ind w:left="1440"/>
-      </w:pPr>
-      <w:r>
-        <w:rPr>
-          <w:lang w:val="sw_KE" w:bidi="sw_KE"/>
-        </w:rPr>
-      </w:r>
-      <w:r>
-        <w:rPr>
-          <w:b/>
-          <w:lang w:val="sw_KE" w:bidi="sw_KE"/>
-        </w:rPr>
-        <w:t>13:12</w:t>
-      </w:r>
-      <w:r>
-        <w:rPr>
-          <w:lang w:val="sw_KE" w:bidi="sw_KE"/>
-        </w:rPr>
-        <w:t xml:space="preserve"> Mungu alikuwa na hasira sana nao kwa sababu ya </w:t>
-      </w:r>
-      <w:r>
-        <w:rPr>
-          <w:b/>
-          <w:lang w:val="sw_KE" w:bidi="sw_KE"/>
-        </w:rPr>
-        <w:t>dhambi</w:t>
-      </w:r>
-      <w:r>
-        <w:rPr>
-          <w:lang w:val="sw_KE" w:bidi="sw_KE"/>
-        </w:rPr>
-        <w:t xml:space="preserve"> zao na alipanga kuwaangamiza.</w:t>
-      </w:r>
-    </w:p>
-    <w:p>
-      <w:pPr>
-        <w:pStyle w:val="ListBullet"/>
-        <w:spacing w:line="240" w:lineRule="auto"/>
-        <w:ind w:left="1440"/>
-      </w:pPr>
-      <w:r>
-        <w:rPr>
-          <w:lang w:val="sw_KE" w:bidi="sw_KE"/>
-        </w:rPr>
-      </w:r>
-      <w:r>
-        <w:rPr>
-          <w:b/>
-          <w:lang w:val="sw_KE" w:bidi="sw_KE"/>
-        </w:rPr>
-        <w:t>20:1</w:t>
-      </w:r>
-      <w:r>
-        <w:rPr>
-          <w:lang w:val="sw_KE" w:bidi="sw_KE"/>
-        </w:rPr>
-        <w:t xml:space="preserve"> Falme za Israeli na Yuda zote </w:t>
-      </w:r>
-      <w:r>
-        <w:rPr>
-          <w:b/>
-          <w:lang w:val="sw_KE" w:bidi="sw_KE"/>
-        </w:rPr>
-        <w:t>zilitenda dhambi</w:t>
-      </w:r>
-      <w:r>
-        <w:rPr>
-          <w:lang w:val="sw_KE" w:bidi="sw_KE"/>
-        </w:rPr>
-        <w:t xml:space="preserve"> dhidi ya Mungu. Walivunja agano ambalo Mungu alifanya nao huko Sinai.</w:t>
-      </w:r>
-    </w:p>
-    <w:p>
-      <w:pPr>
-        <w:pStyle w:val="ListBullet"/>
-        <w:spacing w:line="240" w:lineRule="auto"/>
-        <w:ind w:left="1440"/>
-      </w:pPr>
-      <w:r>
-        <w:rPr>
-          <w:lang w:val="sw_KE" w:bidi="sw_KE"/>
-        </w:rPr>
-      </w:r>
-      <w:r>
-        <w:rPr>
-          <w:b/>
-          <w:lang w:val="sw_KE" w:bidi="sw_KE"/>
-        </w:rPr>
-        <w:t>21:13</w:t>
-      </w:r>
-      <w:r>
-        <w:rPr>
-          <w:lang w:val="sw_KE" w:bidi="sw_KE"/>
-        </w:rPr>
-        <w:t xml:space="preserve"> Manabii pia walisema kwamba Masihi atakuwa mkamilifu, asiye na </w:t>
-      </w:r>
-      <w:r>
-        <w:rPr>
-          <w:b/>
-          <w:lang w:val="sw_KE" w:bidi="sw_KE"/>
-        </w:rPr>
-        <w:t>dhambi</w:t>
-      </w:r>
-      <w:r>
-        <w:rPr>
-          <w:lang w:val="sw_KE" w:bidi="sw_KE"/>
-        </w:rPr>
-        <w:t xml:space="preserve">. Angefariki ili kupokea adhabu kwa ajili ya </w:t>
-      </w:r>
-      <w:r>
-        <w:rPr>
-          <w:b/>
-          <w:lang w:val="sw_KE" w:bidi="sw_KE"/>
-        </w:rPr>
-        <w:t>dhambi</w:t>
-      </w:r>
-      <w:r>
-        <w:rPr>
-          <w:lang w:val="sw_KE" w:bidi="sw_KE"/>
-        </w:rPr>
-        <w:t xml:space="preserve"> za watu wengine.</w:t>
-      </w:r>
-    </w:p>
-    <w:p>
-      <w:pPr>
-        <w:pStyle w:val="ListBullet"/>
-        <w:spacing w:line="240" w:lineRule="auto"/>
-        <w:ind w:left="1440"/>
-      </w:pPr>
-      <w:r>
-        <w:rPr>
-          <w:lang w:val="sw_KE" w:bidi="sw_KE"/>
-        </w:rPr>
-      </w:r>
-      <w:r>
-        <w:rPr>
-          <w:b/>
-          <w:lang w:val="sw_KE" w:bidi="sw_KE"/>
-        </w:rPr>
-        <w:t>35:1</w:t>
-      </w:r>
-      <w:r>
-        <w:rPr>
-          <w:lang w:val="sw_KE" w:bidi="sw_KE"/>
-        </w:rPr>
-        <w:t xml:space="preserve"> Siku moja, Yesu alikuwa akifundisha watoza ushuru wengi na </w:t>
-      </w:r>
-      <w:r>
-        <w:rPr>
-          <w:b/>
-          <w:lang w:val="sw_KE" w:bidi="sw_KE"/>
-        </w:rPr>
-        <w:t>wenye dhambi</w:t>
-      </w:r>
-      <w:r>
-        <w:rPr>
-          <w:lang w:val="sw_KE" w:bidi="sw_KE"/>
-        </w:rPr>
-        <w:t xml:space="preserve"> wengine ambao walikuwa wamekusanyika kumsikiliza.</w:t>
-      </w:r>
-    </w:p>
-    <w:p>
-      <w:pPr>
-        <w:pStyle w:val="ListBullet"/>
-        <w:spacing w:line="240" w:lineRule="auto"/>
-        <w:ind w:left="1440"/>
-      </w:pPr>
-      <w:r>
-        <w:rPr>
-          <w:lang w:val="sw_KE" w:bidi="sw_KE"/>
-        </w:rPr>
-      </w:r>
-      <w:r>
-        <w:rPr>
-          <w:b/>
-          <w:lang w:val="sw_KE" w:bidi="sw_KE"/>
-        </w:rPr>
-        <w:t>38:5</w:t>
-      </w:r>
-      <w:r>
-        <w:rPr>
-          <w:lang w:val="sw_KE" w:bidi="sw_KE"/>
-        </w:rPr>
-        <w:t xml:space="preserve"> Kisha Yesu akachukua kikombe na kusema, “Kunyweni hiki. Ni damu yangu ya Agano Jipya inayomwagika kwa ajili ya msamaha wa </w:t>
-      </w:r>
-      <w:r>
-        <w:rPr>
-          <w:b/>
-          <w:lang w:val="sw_KE" w:bidi="sw_KE"/>
-        </w:rPr>
-        <w:t>dhambi</w:t>
-      </w:r>
-      <w:r>
-        <w:rPr>
-          <w:lang w:val="sw_KE" w:bidi="sw_KE"/>
-        </w:rPr>
-        <w:t>.”</w:t>
-      </w:r>
-    </w:p>
-    <w:p>
-      <w:pPr>
-        <w:pStyle w:val="ListBullet"/>
-        <w:spacing w:line="240" w:lineRule="auto"/>
-        <w:ind w:left="1440"/>
-      </w:pPr>
-      <w:r>
-        <w:rPr>
-          <w:lang w:val="sw_KE" w:bidi="sw_KE"/>
-        </w:rPr>
-      </w:r>
-      <w:r>
-        <w:rPr>
-          <w:b/>
-          <w:lang w:val="sw_KE" w:bidi="sw_KE"/>
-        </w:rPr>
-        <w:t>43:11</w:t>
-      </w:r>
-      <w:r>
-        <w:rPr>
-          <w:lang w:val="sw_KE" w:bidi="sw_KE"/>
-        </w:rPr>
-        <w:t xml:space="preserve"> Petro akawajibu, “Kila mmoja wenu anapaswa kutubu na kubatizwa kwa jina la Yesu Kristo ili Mungu asamehe </w:t>
-      </w:r>
-      <w:r>
-        <w:rPr>
-          <w:b/>
-          <w:lang w:val="sw_KE" w:bidi="sw_KE"/>
-        </w:rPr>
-        <w:t>dhambi</w:t>
-      </w:r>
-      <w:r>
-        <w:rPr>
-          <w:lang w:val="sw_KE" w:bidi="sw_KE"/>
-        </w:rPr>
-        <w:t xml:space="preserve"> zenu.”</w:t>
-      </w:r>
-    </w:p>
-    <w:p>
-      <w:pPr>
-        <w:pStyle w:val="ListBullet"/>
-        <w:spacing w:line="240" w:lineRule="auto"/>
-        <w:ind w:left="1440"/>
-      </w:pPr>
-      <w:r>
-        <w:rPr>
-          <w:lang w:val="sw_KE" w:bidi="sw_KE"/>
-        </w:rPr>
-      </w:r>
-      <w:r>
-        <w:rPr>
-          <w:b/>
-          <w:lang w:val="sw_KE" w:bidi="sw_KE"/>
-        </w:rPr>
-        <w:t>48:8</w:t>
-      </w:r>
-      <w:r>
-        <w:rPr>
-          <w:lang w:val="sw_KE" w:bidi="sw_KE"/>
-        </w:rPr>
-        <w:t xml:space="preserve"> Sote tunastahili kufa kwa ajili ya </w:t>
-      </w:r>
-      <w:r>
-        <w:rPr>
-          <w:b/>
-          <w:lang w:val="sw_KE" w:bidi="sw_KE"/>
-        </w:rPr>
-        <w:t>dhambi</w:t>
-      </w:r>
-      <w:r>
-        <w:rPr>
-          <w:lang w:val="sw_KE" w:bidi="sw_KE"/>
-        </w:rPr>
-        <w:t xml:space="preserve"> zetu!</w:t>
-      </w:r>
-    </w:p>
-    <w:p>
-      <w:pPr>
-        <w:pStyle w:val="ListBullet"/>
-        <w:spacing w:line="240" w:lineRule="auto"/>
-        <w:ind w:left="1440"/>
-      </w:pPr>
-      <w:r>
-        <w:rPr>
-          <w:lang w:val="sw_KE" w:bidi="sw_KE"/>
-        </w:rPr>
-      </w:r>
-      <w:r>
-        <w:rPr>
-          <w:b/>
-          <w:lang w:val="sw_KE" w:bidi="sw_KE"/>
-        </w:rPr>
-        <w:t>49:17</w:t>
-      </w:r>
-      <w:r>
-        <w:rPr>
-          <w:lang w:val="sw_KE" w:bidi="sw_KE"/>
-        </w:rPr>
-        <w:t xml:space="preserve"> Hata kama wewe ni Mkristo, bado utajaribiwa na </w:t>
-      </w:r>
-      <w:r>
-        <w:rPr>
-          <w:b/>
-          <w:lang w:val="sw_KE" w:bidi="sw_KE"/>
-        </w:rPr>
-        <w:t>dhambi</w:t>
-      </w:r>
-      <w:r>
-        <w:rPr>
-          <w:lang w:val="sw_KE" w:bidi="sw_KE"/>
-        </w:rPr>
-        <w:t xml:space="preserve">. Lakini Mungu ni Mwaminifu na anasema kwamba ukikiri </w:t>
-      </w:r>
-      <w:r>
-        <w:rPr>
-          <w:b/>
-          <w:lang w:val="sw_KE" w:bidi="sw_KE"/>
-        </w:rPr>
-        <w:t>dhambi</w:t>
-      </w:r>
-      <w:r>
-        <w:rPr>
-          <w:lang w:val="sw_KE" w:bidi="sw_KE"/>
-        </w:rPr>
-        <w:t xml:space="preserve"> zako, atakusamehe. Atakupa nguvu za kupambana na </w:t>
-      </w:r>
-      <w:r>
-        <w:rPr>
-          <w:b/>
-          <w:lang w:val="sw_KE" w:bidi="sw_KE"/>
-        </w:rPr>
-        <w:t>dhambi</w:t>
-      </w:r>
-      <w:r>
-        <w:rPr>
-          <w:lang w:val="sw_KE" w:bidi="sw_KE"/>
-        </w:rPr>
-        <w:t>.</w:t>
-      </w:r>
-    </w:p>
-    <w:p>
-      <w:pPr>
-        <w:pStyle w:val="Heading3"/>
-      </w:pPr>
-      <w:r>
-        <w:rPr>
-          <w:lang w:val="sw_KE" w:bidi="sw_KE"/>
-        </w:rPr>
-        <w:t>Data ya Neno:</w:t>
-      </w:r>
-    </w:p>
-    <w:p>
-      <w:pPr>
-        <w:pStyle w:val="ListBullet"/>
-        <w:spacing w:line="240" w:lineRule="auto"/>
-        <w:ind w:left="1440"/>
-      </w:pPr>
-      <w:r>
-        <w:rPr>
-          <w:lang w:val="sw_KE" w:bidi="sw_KE"/>
-        </w:rPr>
-      </w:r>
-      <w:r>
-        <w:rPr>
-          <w:lang w:val="sw_KE" w:bidi="sw_KE"/>
-        </w:rPr>
-        <w:t>Strong's: H0817, H0819, H2398, H2399, H2400, H2401, H2402, H2403, H2408, H2409, H5771, H6588, H7683, H7686, G02640, G02650, G02660, G02680, G03610, G37810, G39000, G42580</w:t>
-      </w:r>
-      <w:r>
-        <w:rPr>
-          <w:lang w:val="sw_KE" w:bidi="sw_KE"/>
-        </w:rPr>
-      </w:r>
-      <w:r>
-        <w:rPr>
-          <w:lang w:val="sw_KE" w:bidi="sw_KE"/>
-        </w:rPr>
-      </w:r>
-    </w:p>
-    <w:p>
-      <w:pPr/>
-      <w:r>
-        <w:rPr>
-          <w:lang w:val="sw_KE" w:bidi="sw_KE"/>
-        </w:rPr>
-      </w:r>
-    </w:p>
-    <w:p>
-      <w:pPr>
-        <w:pStyle w:val="Heading2"/>
-      </w:pPr>
-      <w:r>
-        <w:rPr>
-          <w:lang w:val="sw_KE" w:bidi="sw_KE"/>
-        </w:rPr>
-        <w:t>Dhamiri</w:t>
-      </w:r>
-      <w:r>
-        <w:rPr>
-          <w:lang w:val="sw_KE" w:bidi="sw_KE"/>
-        </w:rPr>
-      </w:r>
-    </w:p>
-    <w:p>
-      <w:pPr>
-        <w:pStyle w:val="Heading3"/>
-      </w:pPr>
-      <w:r>
-        <w:rPr>
-          <w:lang w:val="sw_KE" w:bidi="sw_KE"/>
-        </w:rPr>
-        <w:t>Ufafanuzi:</w:t>
-      </w:r>
-    </w:p>
-    <w:p>
-      <w:pPr/>
-      <w:r>
-        <w:rPr>
-          <w:lang w:val="sw_KE" w:bidi="sw_KE"/>
-        </w:rPr>
-      </w:r>
-      <w:r>
-        <w:rPr>
-          <w:lang w:val="sw_KE" w:bidi="sw_KE"/>
-        </w:rPr>
-        <w:t>Dhamiri ni sehemu ya mawazo ya mtu ambayo Mungu hutumia kumfanya atambue kwamba anafanya jambo la dhambi.</w:t>
-      </w:r>
-    </w:p>
-    <w:p>
-      <w:pPr>
-        <w:pStyle w:val="ListBullet"/>
-        <w:spacing w:line="240" w:lineRule="auto"/>
-        <w:ind w:left="720"/>
-      </w:pPr>
-      <w:r>
-        <w:rPr>
-          <w:lang w:val="sw_KE" w:bidi="sw_KE"/>
-        </w:rPr>
-      </w:r>
-      <w:r>
-        <w:rPr>
-          <w:lang w:val="sw_KE" w:bidi="sw_KE"/>
-        </w:rPr>
-        <w:t>Mungu aliwapa watu dhamiri ili kuwasaidia kutambua tofauti kati ya lililo sawa na lililo kosa.</w:t>
-      </w:r>
-    </w:p>
-    <w:p>
-      <w:pPr>
-        <w:pStyle w:val="ListBullet"/>
-        <w:spacing w:line="240" w:lineRule="auto"/>
-        <w:ind w:left="720"/>
-      </w:pPr>
-      <w:r>
-        <w:rPr>
-          <w:lang w:val="sw_KE" w:bidi="sw_KE"/>
-        </w:rPr>
-      </w:r>
-      <w:r>
-        <w:rPr>
-          <w:lang w:val="sw_KE" w:bidi="sw_KE"/>
-        </w:rPr>
-        <w:t>Mtu anayemtii Mungu anasemekana kuwa na dhamiri "safi," "wazi," au "nadhifu".</w:t>
-      </w:r>
-    </w:p>
-    <w:p>
-      <w:pPr>
-        <w:pStyle w:val="ListBullet"/>
-        <w:spacing w:line="240" w:lineRule="auto"/>
-        <w:ind w:left="720"/>
-      </w:pPr>
-      <w:r>
-        <w:rPr>
-          <w:lang w:val="sw_KE" w:bidi="sw_KE"/>
-        </w:rPr>
-      </w:r>
-      <w:r>
-        <w:rPr>
-          <w:lang w:val="sw_KE" w:bidi="sw_KE"/>
-        </w:rPr>
-        <w:t>Ikiwa mtu ana "dhamiri safi" inamaanisha kwamba hana dhambi yoyote anayoficha.</w:t>
-      </w:r>
-    </w:p>
-    <w:p>
-      <w:pPr>
-        <w:pStyle w:val="ListBullet"/>
-        <w:spacing w:line="240" w:lineRule="auto"/>
-        <w:ind w:left="720"/>
-      </w:pPr>
-      <w:r>
-        <w:rPr>
-          <w:lang w:val="sw_KE" w:bidi="sw_KE"/>
-        </w:rPr>
-      </w:r>
-      <w:r>
-        <w:rPr>
-          <w:lang w:val="sw_KE" w:bidi="sw_KE"/>
-        </w:rPr>
-        <w:t>Iwapo mtu atapuuza dhamiri yake na asiwe tena na hatia anapofanya dhambi, hii ina maana kwamba dhamiri yake haiko tena nyeti kwa lililo kosa. Biblia inaita hii “dhamiri iliyotiwa alama” kana kwamba kwa chuma cha moto. Dhamiri ya aina hii pia huitwa “isiyo nyeti” na “iliyotiwa najisi.”</w:t>
-      </w:r>
-    </w:p>
-    <w:p>
-      <w:pPr>
-        <w:pStyle w:val="ListBullet"/>
-        <w:spacing w:line="240" w:lineRule="auto"/>
-        <w:ind w:left="720"/>
-      </w:pPr>
-      <w:r>
-        <w:rPr>
-          <w:lang w:val="sw_KE" w:bidi="sw_KE"/>
-        </w:rPr>
-      </w:r>
-      <w:r>
-        <w:rPr>
-          <w:lang w:val="sw_KE" w:bidi="sw_KE"/>
-        </w:rPr>
-        <w:t>Njia zinazowezekana za kutafsiri neno hili zinaweza kujumuisha, “mwongozo wa maadili wa ndani” au “fikra za maadili.”</w:t>
-      </w:r>
-    </w:p>
-    <w:p>
-      <w:pPr>
-        <w:pStyle w:val="Heading3"/>
-      </w:pPr>
-      <w:r>
-        <w:rPr>
-          <w:lang w:val="sw_KE" w:bidi="sw_KE"/>
-        </w:rPr>
-        <w:t>Marejeleo ya Biblia:</w:t>
-      </w:r>
-    </w:p>
-    <w:p>
-      <w:pPr>
-        <w:pStyle w:val="ListBullet"/>
-        <w:spacing w:line="240" w:lineRule="auto"/>
-        <w:ind w:left="720"/>
-      </w:pPr>
-      <w:r>
-        <w:rPr>
-          <w:lang w:val="sw_KE" w:bidi="sw_KE"/>
-        </w:rPr>
-      </w:r>
-      <w:r>
-        <w:rPr>
-          <w:lang w:val="sw_KE" w:bidi="sw_KE"/>
-        </w:rPr>
-        <w:t>1 Timotheo 1:19</w:t>
-      </w:r>
-    </w:p>
-    <w:p>
-      <w:pPr>
-        <w:pStyle w:val="ListBullet"/>
-        <w:spacing w:line="240" w:lineRule="auto"/>
-        <w:ind w:left="720"/>
-      </w:pPr>
-      <w:r>
-        <w:rPr>
-          <w:lang w:val="sw_KE" w:bidi="sw_KE"/>
-        </w:rPr>
-      </w:r>
-      <w:r>
-        <w:rPr>
-          <w:lang w:val="sw_KE" w:bidi="sw_KE"/>
-        </w:rPr>
-        <w:t>1 Timotheo 3:9</w:t>
-      </w:r>
-    </w:p>
-    <w:p>
-      <w:pPr>
-        <w:pStyle w:val="ListBullet"/>
-        <w:spacing w:line="240" w:lineRule="auto"/>
-        <w:ind w:left="720"/>
-      </w:pPr>
-      <w:r>
-        <w:rPr>
-          <w:lang w:val="sw_KE" w:bidi="sw_KE"/>
-        </w:rPr>
-      </w:r>
-      <w:r>
-        <w:rPr>
-          <w:lang w:val="sw_KE" w:bidi="sw_KE"/>
-        </w:rPr>
-        <w:t>2 Wakorintho 5:11</w:t>
-      </w:r>
-    </w:p>
-    <w:p>
-      <w:pPr>
-        <w:pStyle w:val="ListBullet"/>
-        <w:spacing w:line="240" w:lineRule="auto"/>
-        <w:ind w:left="720"/>
-      </w:pPr>
-      <w:r>
-        <w:rPr>
-          <w:lang w:val="sw_KE" w:bidi="sw_KE"/>
-        </w:rPr>
-      </w:r>
-      <w:r>
-        <w:rPr>
-          <w:lang w:val="sw_KE" w:bidi="sw_KE"/>
-        </w:rPr>
-        <w:t>2 Timotheo 1:3</w:t>
-      </w:r>
-    </w:p>
-    <w:p>
-      <w:pPr>
-        <w:pStyle w:val="ListBullet"/>
-        <w:spacing w:line="240" w:lineRule="auto"/>
-        <w:ind w:left="720"/>
-      </w:pPr>
-      <w:r>
-        <w:rPr>
-          <w:lang w:val="sw_KE" w:bidi="sw_KE"/>
-        </w:rPr>
-      </w:r>
-      <w:r>
-        <w:rPr>
-          <w:lang w:val="sw_KE" w:bidi="sw_KE"/>
-        </w:rPr>
-        <w:t>Warumi 9:1</w:t>
-      </w:r>
-    </w:p>
-    <w:p>
-      <w:pPr>
-        <w:pStyle w:val="ListBullet"/>
-        <w:spacing w:line="240" w:lineRule="auto"/>
-        <w:ind w:left="720"/>
-      </w:pPr>
-      <w:r>
-        <w:rPr>
-          <w:lang w:val="sw_KE" w:bidi="sw_KE"/>
-        </w:rPr>
-      </w:r>
-      <w:r>
-        <w:rPr>
-          <w:lang w:val="sw_KE" w:bidi="sw_KE"/>
-        </w:rPr>
-        <w:t>Tito 1:15–16</w:t>
-      </w:r>
-    </w:p>
-    <w:p>
-      <w:pPr>
-        <w:pStyle w:val="Heading3"/>
-      </w:pPr>
-      <w:r>
-        <w:rPr>
-          <w:lang w:val="sw_KE" w:bidi="sw_KE"/>
-        </w:rPr>
-        <w:t>Data ya Neno:</w:t>
-      </w:r>
-    </w:p>
-    <w:p>
-      <w:pPr>
-        <w:pStyle w:val="ListBullet"/>
-        <w:spacing w:line="240" w:lineRule="auto"/>
-        <w:ind w:left="720"/>
-      </w:pPr>
-      <w:r>
-        <w:rPr>
-          <w:lang w:val="sw_KE" w:bidi="sw_KE"/>
-        </w:rPr>
-      </w:r>
-      <w:r>
-        <w:rPr>
-          <w:lang w:val="sw_KE" w:bidi="sw_KE"/>
-        </w:rPr>
-        <w:t>Strong's: G48930</w:t>
-      </w:r>
-      <w:r>
-        <w:rPr>
-          <w:lang w:val="sw_KE" w:bidi="sw_KE"/>
-        </w:rPr>
-      </w:r>
-      <w:r>
-        <w:rPr>
-          <w:lang w:val="sw_KE" w:bidi="sw_KE"/>
-        </w:rPr>
-      </w:r>
-    </w:p>
-    <w:p>
-      <w:pPr/>
-      <w:r>
-        <w:rPr>
-          <w:lang w:val="sw_KE" w:bidi="sw_KE"/>
-        </w:rPr>
-      </w:r>
-    </w:p>
-    <w:p>
-      <w:pPr>
-        <w:pStyle w:val="Heading2"/>
-      </w:pPr>
-      <w:r>
-        <w:rPr>
-          <w:lang w:val="sw_KE" w:bidi="sw_KE"/>
-        </w:rPr>
-        <w:t>Dharau</w:t>
-      </w:r>
-      <w:r>
-        <w:rPr>
-          <w:lang w:val="sw_KE" w:bidi="sw_KE"/>
-        </w:rPr>
-      </w:r>
-    </w:p>
-    <w:p>
-      <w:pPr>
-        <w:pStyle w:val="Heading3"/>
-      </w:pPr>
-      <w:r>
-        <w:rPr>
-          <w:lang w:val="sw_KE" w:bidi="sw_KE"/>
-        </w:rPr>
-        <w:t>Uhalisia:</w:t>
-      </w:r>
-    </w:p>
-    <w:p>
-      <w:pPr/>
-      <w:r>
-        <w:rPr>
-          <w:lang w:val="sw_KE" w:bidi="sw_KE"/>
-        </w:rPr>
-      </w:r>
-      <w:r>
-        <w:rPr>
-          <w:lang w:val="sw_KE" w:bidi="sw_KE"/>
-        </w:rPr>
-        <w:t>Neno "dharau" linamaanisha kutoheshimu na kudhalilisha kwa kiwango kikubwa ambacho kinaonyeshwa kwa kitu au mtu. Kitu ambacho ni cha kudhalilisha sana kinaitwa "cha kudharaulika."</w:t>
-      </w:r>
-    </w:p>
-    <w:p>
-      <w:pPr>
-        <w:pStyle w:val="ListBullet"/>
-        <w:spacing w:line="240" w:lineRule="auto"/>
-        <w:ind w:left="720"/>
-      </w:pPr>
-      <w:r>
-        <w:rPr>
-          <w:lang w:val="sw_KE" w:bidi="sw_KE"/>
-        </w:rPr>
-      </w:r>
-      <w:r>
-        <w:rPr>
-          <w:lang w:val="sw_KE" w:bidi="sw_KE"/>
-        </w:rPr>
-        <w:t>Mtu au tabia inayodhihirisha dharau ya wazi kwa Mungu pia inaitwa "ya kudharaulika" na inaweza kutafsiriwa kama "isiyo na heshima kubwa," "isiyo na heshima kabisa," au "inayostahili dharau."</w:t>
-      </w:r>
-    </w:p>
-    <w:p>
-      <w:pPr>
-        <w:pStyle w:val="ListBullet"/>
-        <w:spacing w:line="240" w:lineRule="auto"/>
-        <w:ind w:left="720"/>
-      </w:pPr>
-      <w:r>
-        <w:rPr>
-          <w:lang w:val="sw_KE" w:bidi="sw_KE"/>
-        </w:rPr>
-      </w:r>
-      <w:r>
-        <w:rPr>
-          <w:lang w:val="sw_KE" w:bidi="sw_KE"/>
-        </w:rPr>
-        <w:t>Kumshikilia kwa dharau kunamaanisha kumwona mtu kama asiye na thamani au kumhukumu mtu kuwa hana thamani sawa na wewe mwenyewe.</w:t>
-      </w:r>
-    </w:p>
-    <w:p>
-      <w:pPr>
-        <w:pStyle w:val="ListBullet"/>
-        <w:spacing w:line="240" w:lineRule="auto"/>
-        <w:ind w:left="720"/>
-      </w:pPr>
-      <w:r>
-        <w:rPr>
-          <w:lang w:val="sw_KE" w:bidi="sw_KE"/>
-        </w:rPr>
-      </w:r>
-      <w:r>
-        <w:rPr>
-          <w:lang w:val="sw_KE" w:bidi="sw_KE"/>
-        </w:rPr>
-        <w:t>Maneno yafuatayo yana maana sawa: “kuwa na dharau kwa” au “kuonyesha dharau kwa” au “kuwa katika dharau ya” au “kushughulikia kwa dharau.” Haya yote yanamaanisha “kutoheshimu sana” au “kudhalilisha sana” kitu au mtu kwa kile kinachosemwa na kufanywa.</w:t>
-      </w:r>
-    </w:p>
-    <w:p>
-      <w:pPr>
-        <w:pStyle w:val="ListBullet"/>
-        <w:spacing w:line="240" w:lineRule="auto"/>
-        <w:ind w:left="720"/>
-      </w:pPr>
-      <w:r>
-        <w:rPr>
-          <w:lang w:val="sw_KE" w:bidi="sw_KE"/>
-        </w:rPr>
-      </w:r>
-      <w:r>
-        <w:rPr>
-          <w:lang w:val="sw_KE" w:bidi="sw_KE"/>
-        </w:rPr>
-        <w:t>Wakati Mfalme Daudi alipotenda dhambi ya uzinzi na mauaji, Mungu alisema kwamba Daudi alikuwa ameonyesha "dharau kwa" Mungu. Hii inamaanisha alikuwa amemdharau na kumvunjia heshima Mungu kwa kutenda hivyo.</w:t>
-      </w:r>
-    </w:p>
-    <w:p>
-      <w:pPr/>
-      <w:r>
-        <w:rPr>
-          <w:lang w:val="sw_KE" w:bidi="sw_KE"/>
-        </w:rPr>
-      </w:r>
-      <w:r>
-        <w:rPr>
-          <w:lang w:val="sw_KE" w:bidi="sw_KE"/>
-        </w:rPr>
-        <w:t xml:space="preserve">(Tazama pia: </w:t>
-      </w:r>
-      <w:r>
-        <w:rPr>
-          <w:lang w:val="sw_KE" w:bidi="sw_KE"/>
-        </w:rPr>
-        <w:t>fedheha</w:t>
-      </w:r>
-      <w:r>
-        <w:rPr>
-          <w:lang w:val="sw_KE" w:bidi="sw_KE"/>
-        </w:rPr>
-        <w:t>)</w:t>
-      </w:r>
-    </w:p>
-    <w:p>
-      <w:pPr>
-        <w:pStyle w:val="Heading3"/>
-      </w:pPr>
-      <w:r>
-        <w:rPr>
-          <w:lang w:val="sw_KE" w:bidi="sw_KE"/>
-        </w:rPr>
-        <w:t>Marejeleo ya Biblia:</w:t>
-      </w:r>
-    </w:p>
-    <w:p>
-      <w:pPr>
-        <w:pStyle w:val="ListBullet"/>
-        <w:spacing w:line="240" w:lineRule="auto"/>
-        <w:ind w:left="720"/>
-      </w:pPr>
-      <w:r>
-        <w:rPr>
-          <w:lang w:val="sw_KE" w:bidi="sw_KE"/>
-        </w:rPr>
-      </w:r>
-      <w:r>
-        <w:rPr>
-          <w:lang w:val="sw_KE" w:bidi="sw_KE"/>
-        </w:rPr>
-        <w:t>Danieli 12:1–2</w:t>
-      </w:r>
-    </w:p>
-    <w:p>
-      <w:pPr>
-        <w:pStyle w:val="ListBullet"/>
-        <w:spacing w:line="240" w:lineRule="auto"/>
-        <w:ind w:left="720"/>
-      </w:pPr>
-      <w:r>
-        <w:rPr>
-          <w:lang w:val="sw_KE" w:bidi="sw_KE"/>
-        </w:rPr>
-      </w:r>
-      <w:r>
-        <w:rPr>
-          <w:lang w:val="sw_KE" w:bidi="sw_KE"/>
-        </w:rPr>
-        <w:t>Mithali 15:5–6</w:t>
-      </w:r>
-    </w:p>
-    <w:p>
-      <w:pPr>
-        <w:pStyle w:val="ListBullet"/>
-        <w:spacing w:line="240" w:lineRule="auto"/>
-        <w:ind w:left="720"/>
-      </w:pPr>
-      <w:r>
-        <w:rPr>
-          <w:lang w:val="sw_KE" w:bidi="sw_KE"/>
-        </w:rPr>
-      </w:r>
-      <w:r>
-        <w:rPr>
-          <w:lang w:val="sw_KE" w:bidi="sw_KE"/>
-        </w:rPr>
-        <w:t>Zaburi 31:18</w:t>
-      </w:r>
-    </w:p>
-    <w:p>
-      <w:pPr>
-        <w:pStyle w:val="Heading3"/>
-      </w:pPr>
-      <w:r>
-        <w:rPr>
-          <w:lang w:val="sw_KE" w:bidi="sw_KE"/>
-        </w:rPr>
-        <w:t>Data ya Neno:</w:t>
-      </w:r>
-    </w:p>
-    <w:p>
-      <w:pPr>
-        <w:pStyle w:val="ListBullet"/>
-        <w:spacing w:line="240" w:lineRule="auto"/>
-        <w:ind w:left="720"/>
-      </w:pPr>
-      <w:r>
-        <w:rPr>
-          <w:lang w:val="sw_KE" w:bidi="sw_KE"/>
-        </w:rPr>
-      </w:r>
-      <w:r>
-        <w:rPr>
-          <w:lang w:val="sw_KE" w:bidi="sw_KE"/>
-        </w:rPr>
-        <w:t>Strong’s: H0936, H0937, H0959, H0963, H1860, H7043, H7589, H5006, G18480</w:t>
-      </w:r>
-      <w:r>
-        <w:rPr>
-          <w:lang w:val="sw_KE" w:bidi="sw_KE"/>
-        </w:rPr>
-      </w:r>
-      <w:r>
-        <w:rPr>
-          <w:lang w:val="sw_KE" w:bidi="sw_KE"/>
-        </w:rPr>
-      </w:r>
-    </w:p>
-    <w:p>
-      <w:pPr/>
-      <w:r>
-        <w:rPr>
-          <w:lang w:val="sw_KE" w:bidi="sw_KE"/>
-        </w:rPr>
-      </w:r>
-    </w:p>
-    <w:p>
-      <w:pPr>
-        <w:pStyle w:val="Heading2"/>
-      </w:pPr>
-      <w:r>
-        <w:rPr>
-          <w:lang w:val="sw_KE" w:bidi="sw_KE"/>
-        </w:rPr>
-        <w:t>Dhiki</w:t>
-      </w:r>
-      <w:r>
-        <w:rPr>
-          <w:lang w:val="sw_KE" w:bidi="sw_KE"/>
-        </w:rPr>
-      </w:r>
-    </w:p>
-    <w:p>
-      <w:pPr>
-        <w:pStyle w:val="Heading3"/>
-      </w:pPr>
-      <w:r>
-        <w:rPr>
-          <w:lang w:val="sw_KE" w:bidi="sw_KE"/>
-        </w:rPr>
-        <w:t>Ufafanuzi:</w:t>
-      </w:r>
-    </w:p>
-    <w:p>
-      <w:pPr/>
-      <w:r>
-        <w:rPr>
-          <w:lang w:val="sw_KE" w:bidi="sw_KE"/>
-        </w:rPr>
-      </w:r>
-      <w:r>
-        <w:rPr>
-          <w:lang w:val="sw_KE" w:bidi="sw_KE"/>
-        </w:rPr>
-        <w:t>Neno "dhiki" linamaanisha wakati wa ugumu, mateso, na shida.</w:t>
-      </w:r>
-    </w:p>
-    <w:p>
-      <w:pPr>
-        <w:pStyle w:val="ListBullet"/>
-        <w:spacing w:line="240" w:lineRule="auto"/>
-        <w:ind w:left="720"/>
-      </w:pPr>
-      <w:r>
-        <w:rPr>
-          <w:lang w:val="sw_KE" w:bidi="sw_KE"/>
-        </w:rPr>
-      </w:r>
-      <w:r>
-        <w:rPr>
-          <w:lang w:val="sw_KE" w:bidi="sw_KE"/>
-        </w:rPr>
-        <w:t>Imeelezwa katika Agano Jipya kwamba Wakristo watapitia nyakati za mateso na aina nyingine za dhiki kwa sababu watu wengi katika ulimwengu huu wanapinga mafundisho ya Yesu.</w:t>
-      </w:r>
-    </w:p>
-    <w:p>
-      <w:pPr>
-        <w:pStyle w:val="ListBullet"/>
-        <w:spacing w:line="240" w:lineRule="auto"/>
-        <w:ind w:left="720"/>
-      </w:pPr>
-      <w:r>
-        <w:rPr>
-          <w:lang w:val="sw_KE" w:bidi="sw_KE"/>
-        </w:rPr>
-      </w:r>
-      <w:r>
-        <w:rPr>
-          <w:lang w:val="sw_KE" w:bidi="sw_KE"/>
-        </w:rPr>
-        <w:t>Neno "dhiki" linaweza pia kutafsiriwa kama "wakati wa mateso makubwa" au "shida kubwa" au "ugumu mkubwa."</w:t>
-      </w:r>
-    </w:p>
-    <w:p>
-      <w:pPr/>
-      <w:r>
-        <w:rPr>
-          <w:lang w:val="sw_KE" w:bidi="sw_KE"/>
-        </w:rPr>
-      </w:r>
-      <w:r>
-        <w:rPr>
-          <w:lang w:val="sw_KE" w:bidi="sw_KE"/>
-        </w:rPr>
-        <w:t xml:space="preserve">(Tazama pia: </w:t>
-      </w:r>
-      <w:r>
-        <w:rPr>
-          <w:lang w:val="sw_KE" w:bidi="sw_KE"/>
-        </w:rPr>
         <w:t>dunia</w:t>
       </w:r>
       <w:r>
         <w:rPr>
           <w:lang w:val="sw_KE" w:bidi="sw_KE"/>
         </w:rPr>
-        <w:t xml:space="preserve">, </w:t>
-      </w:r>
-      <w:r>
-        <w:rPr>
-          <w:lang w:val="sw_KE" w:bidi="sw_KE"/>
-        </w:rPr>
-        <w:t>fundisha</w:t>
-      </w:r>
-      <w:r>
-        <w:rPr>
-          <w:lang w:val="sw_KE" w:bidi="sw_KE"/>
-        </w:rPr>
-        <w:t xml:space="preserve">, </w:t>
+        <w:t xml:space="preserve">, fundisha, </w:t>
       </w:r>
       <w:r>
         <w:rPr>
